--- a/docs/Testing and Verification Plan.docx
+++ b/docs/Testing and Verification Plan.docx
@@ -1,6 +1,6 @@
 
 <file path=word/document.xml><?xml version="1.0" encoding="utf-8"?>
-<w:document xmlns:wpc="http://schemas.microsoft.com/office/word/2010/wordprocessingCanvas" xmlns:cx="http://schemas.microsoft.com/office/drawing/2014/chartex" xmlns:cx1="http://schemas.microsoft.com/office/drawing/2015/9/8/chartex" xmlns:cx2="http://schemas.microsoft.com/office/drawing/2015/10/21/chartex" xmlns:cx3="http://schemas.microsoft.com/office/drawing/2016/5/9/chartex" xmlns:cx4="http://schemas.microsoft.com/office/drawing/2016/5/10/chartex" xmlns:cx5="http://schemas.microsoft.com/office/drawing/2016/5/11/chartex" xmlns:cx6="http://schemas.microsoft.com/office/drawing/2016/5/12/chartex" xmlns:cx7="http://schemas.microsoft.com/office/drawing/2016/5/13/chartex" xmlns:cx8="http://schemas.microsoft.com/office/drawing/2016/5/14/chartex" xmlns:mc="http://schemas.openxmlformats.org/markup-compatibility/2006" xmlns:m="http://schemas.openxmlformats.org/officeDocument/2006/math" xmlns:aink="http://schemas.microsoft.com/office/drawing/2016/ink" xmlns:am3d="http://schemas.microsoft.com/office/drawing/2017/model3d" xmlns:oel="http://schemas.microsoft.com/office/2019/extlst" xmlns:r="http://schemas.openxmlformats.org/officeDocument/2006/relationships" xmlns:wp14="http://schemas.microsoft.com/office/word/2010/wordprocessingDrawing" xmlns:wp="http://schemas.openxmlformats.org/drawingml/2006/wordprocessingDrawing" xmlns:wpg="http://schemas.microsoft.com/office/word/2010/wordprocessingGroup" xmlns:wpi="http://schemas.microsoft.com/office/word/2010/wordprocessingInk" xmlns:wps="http://schemas.microsoft.com/office/word/2010/wordprocessingShape" xmlns:o="urn:schemas-microsoft-com:office:office" xmlns:v="urn:schemas-microsoft-com:vml" xmlns:w10="urn:schemas-microsoft-com:office:word" xmlns:w="http://schemas.openxmlformats.org/wordprocessingml/2006/main" xmlns:w14="http://schemas.microsoft.com/office/word/2010/wordml" xmlns:w15="http://schemas.microsoft.com/office/word/2012/wordml" xmlns:w16cex="http://schemas.microsoft.com/office/word/2018/wordml/cex" xmlns:w16cid="http://schemas.microsoft.com/office/word/2016/wordml/cid" xmlns:w16="http://schemas.microsoft.com/office/word/2018/wordml" xmlns:w16sdtdh="http://schemas.microsoft.com/office/word/2020/wordml/sdtdatahash" xmlns:w16sdtfl="http://schemas.microsoft.com/office/word/2024/wordml/sdtformatlock" xmlns:w16se="http://schemas.microsoft.com/office/word/2015/wordml/symex" xmlns:w16du="http://schemas.microsoft.com/office/word/2023/wordml/word16du" xmlns:wne="http://schemas.microsoft.com/office/word/2006/wordml" mc:Ignorable="w14 w15 w16se w16cid w16 w16cex w16sdtdh w16sdtfl w16du wp14">
+<w:document xmlns:wpc="http://schemas.microsoft.com/office/word/2010/wordprocessingCanvas" xmlns:cx="http://schemas.microsoft.com/office/drawing/2014/chartex" xmlns:cx1="http://schemas.microsoft.com/office/drawing/2015/9/8/chartex" xmlns:cx2="http://schemas.microsoft.com/office/drawing/2015/10/21/chartex" xmlns:cx3="http://schemas.microsoft.com/office/drawing/2016/5/9/chartex" xmlns:cx4="http://schemas.microsoft.com/office/drawing/2016/5/10/chartex" xmlns:cx5="http://schemas.microsoft.com/office/drawing/2016/5/11/chartex" xmlns:cx6="http://schemas.microsoft.com/office/drawing/2016/5/12/chartex" xmlns:cx7="http://schemas.microsoft.com/office/drawing/2016/5/13/chartex" xmlns:cx8="http://schemas.microsoft.com/office/drawing/2016/5/14/chartex" xmlns:mc="http://schemas.openxmlformats.org/markup-compatibility/2006" xmlns:aink="http://schemas.microsoft.com/office/drawing/2016/ink" xmlns:am3d="http://schemas.microsoft.com/office/drawing/2017/model3d" xmlns:o="urn:schemas-microsoft-com:office:office" xmlns:oel="http://schemas.microsoft.com/office/2019/extlst" xmlns:r="http://schemas.openxmlformats.org/officeDocument/2006/relationships" xmlns:m="http://schemas.openxmlformats.org/officeDocument/2006/math" xmlns:v="urn:schemas-microsoft-com:vml" xmlns:wp14="http://schemas.microsoft.com/office/word/2010/wordprocessingDrawing" xmlns:wp="http://schemas.openxmlformats.org/drawingml/2006/wordprocessingDrawing" xmlns:w10="urn:schemas-microsoft-com:office:word" xmlns:w="http://schemas.openxmlformats.org/wordprocessingml/2006/main" xmlns:w14="http://schemas.microsoft.com/office/word/2010/wordml" xmlns:w15="http://schemas.microsoft.com/office/word/2012/wordml" xmlns:w16cex="http://schemas.microsoft.com/office/word/2018/wordml/cex" xmlns:w16cid="http://schemas.microsoft.com/office/word/2016/wordml/cid" xmlns:w16="http://schemas.microsoft.com/office/word/2018/wordml" xmlns:w16du="http://schemas.microsoft.com/office/word/2023/wordml/word16du" xmlns:w16sdtdh="http://schemas.microsoft.com/office/word/2020/wordml/sdtdatahash" xmlns:w16sdtfl="http://schemas.microsoft.com/office/word/2024/wordml/sdtformatlock" xmlns:w16se="http://schemas.microsoft.com/office/word/2015/wordml/symex" xmlns:wpg="http://schemas.microsoft.com/office/word/2010/wordprocessingGroup" xmlns:wpi="http://schemas.microsoft.com/office/word/2010/wordprocessingInk" xmlns:wne="http://schemas.microsoft.com/office/word/2006/wordml" xmlns:wps="http://schemas.microsoft.com/office/word/2010/wordprocessingShape" mc:Ignorable="w14 w15 w16se w16cid w16 w16cex w16sdtdh w16sdtfl w16du wp14">
   <w:body>
     <w:p>
       <w:pPr>
@@ -775,7 +775,6 @@
           <w:u w:val="single"/>
           <w14:ligatures w14:val="none"/>
         </w:rPr>
-        <w:lastRenderedPageBreak/>
         <w:t>SE</w:t>
       </w:r>
       <w:r>
@@ -1681,7 +1680,6 @@
           <w:szCs w:val="22"/>
           <w14:ligatures w14:val="none"/>
         </w:rPr>
-        <w:lastRenderedPageBreak/>
         <w:t>Expected integer listing: {1, 2, 5, 6, 9, 10, 12}</w:t>
       </w:r>
     </w:p>
@@ -2902,6 +2900,172 @@
           </w:p>
         </w:tc>
       </w:tr>
+      <w:tr>
+        <w:tc>
+          <w:tcPr>
+            <w:tcW w:w="0" w:type="auto"/>
+            <w:tcBorders>
+              <w:top w:val="single" w:sz="8" w:space="0" w:color="000000"/>
+              <w:left w:val="single" w:sz="8" w:space="0" w:color="000000"/>
+              <w:bottom w:val="single" w:sz="8" w:space="0" w:color="000000"/>
+              <w:right w:val="single" w:sz="8" w:space="0" w:color="000000"/>
+            </w:tcBorders>
+            <w:tcMar>
+              <w:top w:w="100" w:type="dxa"/>
+              <w:left w:w="100" w:type="dxa"/>
+              <w:bottom w:w="100" w:type="dxa"/>
+              <w:right w:w="100" w:type="dxa"/>
+            </w:tcMar>
+          </w:tcPr>
+          <w:p>
+            <w:pPr>
+              <w:spacing w:after="0" w:line="240" w:lineRule="auto"/>
+              <w:rPr>
+                <w:rFonts w:ascii="Times New Roman" w:eastAsia="Times New Roman" w:hAnsi="Times New Roman" w:cs="Times New Roman"/>
+                <w:color w:val="000000"/>
+                <w:kern w:val="0"/>
+                <w:sz w:val="22"/>
+                <w:szCs w:val="22"/>
+                <w14:ligatures w14:val="none"/>
+              </w:rPr>
+            </w:pPr>
+            <w:r>
+              <w:rPr>
+                <w:rFonts w:ascii="Times New Roman" w:eastAsia="Times New Roman" w:hAnsi="Times New Roman" w:cs="Times New Roman"/>
+                <w:color w:val="000000"/>
+                <w:kern w:val="0"/>
+                <w:sz w:val="22"/>
+                <w:szCs w:val="22"/>
+                <w14:ligatures w14:val="none"/>
+              </w:rPr>
+              <w:t>Set 11</w:t>
+            </w:r>
+          </w:p>
+        </w:tc>
+        <w:tc>
+          <w:tcPr>
+            <w:tcW w:w="0" w:type="auto"/>
+            <w:tcBorders>
+              <w:top w:val="single" w:sz="8" w:space="0" w:color="000000"/>
+              <w:left w:val="single" w:sz="8" w:space="0" w:color="000000"/>
+              <w:bottom w:val="single" w:sz="8" w:space="0" w:color="000000"/>
+              <w:right w:val="single" w:sz="8" w:space="0" w:color="000000"/>
+            </w:tcBorders>
+            <w:tcMar>
+              <w:top w:w="100" w:type="dxa"/>
+              <w:left w:w="100" w:type="dxa"/>
+              <w:bottom w:w="100" w:type="dxa"/>
+              <w:right w:w="100" w:type="dxa"/>
+            </w:tcMar>
+          </w:tcPr>
+          <w:p>
+            <w:pPr>
+              <w:spacing w:after="0" w:line="240" w:lineRule="auto"/>
+              <w:rPr>
+                <w:rFonts w:ascii="Times New Roman" w:eastAsia="Times New Roman" w:hAnsi="Times New Roman" w:cs="Times New Roman"/>
+                <w:color w:val="000000"/>
+                <w:kern w:val="0"/>
+                <w:sz w:val="22"/>
+                <w:szCs w:val="22"/>
+                <w14:ligatures w14:val="none"/>
+              </w:rPr>
+            </w:pPr>
+            <w:r>
+              <w:rPr>
+                <w:rFonts w:ascii="Times New Roman" w:eastAsia="Times New Roman" w:hAnsi="Times New Roman" w:cs="Times New Roman"/>
+                <w:color w:val="000000"/>
+                <w:kern w:val="0"/>
+                <w:sz w:val="22"/>
+                <w:szCs w:val="22"/>
+                <w14:ligatures w14:val="none"/>
+              </w:rPr>
+              <w:t>A = U</w:t>
+            </w:r>
+          </w:p>
+        </w:tc>
+        <w:tc>
+          <w:tcPr>
+            <w:tcW w:w="0" w:type="auto"/>
+            <w:tcBorders>
+              <w:top w:val="single" w:sz="8" w:space="0" w:color="000000"/>
+              <w:left w:val="single" w:sz="8" w:space="0" w:color="000000"/>
+              <w:bottom w:val="single" w:sz="8" w:space="0" w:color="000000"/>
+              <w:right w:val="single" w:sz="8" w:space="0" w:color="000000"/>
+            </w:tcBorders>
+            <w:tcMar>
+              <w:top w:w="100" w:type="dxa"/>
+              <w:left w:w="100" w:type="dxa"/>
+              <w:bottom w:w="100" w:type="dxa"/>
+              <w:right w:w="100" w:type="dxa"/>
+            </w:tcMar>
+          </w:tcPr>
+          <w:p>
+            <w:pPr>
+              <w:spacing w:after="0" w:line="240" w:lineRule="auto"/>
+              <w:rPr>
+                <w:rFonts w:ascii="Times New Roman" w:eastAsia="Times New Roman" w:hAnsi="Times New Roman" w:cs="Times New Roman"/>
+                <w:color w:val="000000"/>
+                <w:kern w:val="0"/>
+                <w:sz w:val="22"/>
+                <w:szCs w:val="22"/>
+                <w14:ligatures w14:val="none"/>
+              </w:rPr>
+            </w:pPr>
+            <w:r>
+              <w:rPr>
+                <w:rFonts w:ascii="Times New Roman" w:eastAsia="Times New Roman" w:hAnsi="Times New Roman" w:cs="Times New Roman"/>
+                <w:color w:val="000000"/>
+                <w:kern w:val="0"/>
+                <w:sz w:val="22"/>
+                <w:szCs w:val="22"/>
+                <w14:ligatures w14:val="none"/>
+              </w:rPr>
+              <w:t>NOT(A)</w:t>
+            </w:r>
+          </w:p>
+        </w:tc>
+        <w:tc>
+          <w:tcPr>
+            <w:tcW w:w="0" w:type="auto"/>
+            <w:tcBorders>
+              <w:top w:val="single" w:sz="8" w:space="0" w:color="000000"/>
+              <w:left w:val="single" w:sz="8" w:space="0" w:color="000000"/>
+              <w:bottom w:val="single" w:sz="8" w:space="0" w:color="000000"/>
+              <w:right w:val="single" w:sz="8" w:space="0" w:color="000000"/>
+            </w:tcBorders>
+            <w:tcMar>
+              <w:top w:w="100" w:type="dxa"/>
+              <w:left w:w="100" w:type="dxa"/>
+              <w:bottom w:w="100" w:type="dxa"/>
+              <w:right w:w="100" w:type="dxa"/>
+            </w:tcMar>
+          </w:tcPr>
+          <w:p>
+            <w:pPr>
+              <w:spacing w:after="0" w:line="240" w:lineRule="auto"/>
+              <w:rPr>
+                <w:rFonts w:ascii="Times New Roman" w:eastAsia="Times New Roman" w:hAnsi="Times New Roman" w:cs="Times New Roman"/>
+                <w:color w:val="000000"/>
+                <w:kern w:val="0"/>
+                <w:sz w:val="22"/>
+                <w:szCs w:val="22"/>
+                <w14:ligatures w14:val="none"/>
+              </w:rPr>
+            </w:pPr>
+            <w:r>
+              <w:rPr>
+                <w:rFonts w:ascii="Times New Roman" w:eastAsia="Times New Roman" w:hAnsi="Times New Roman" w:cs="Times New Roman"/>
+                <w:color w:val="000000"/>
+                <w:kern w:val="0"/>
+                <w:sz w:val="22"/>
+                <w:szCs w:val="22"/>
+                <w14:ligatures w14:val="none"/>
+              </w:rPr>
+              <w:t>0, Bit String 000000000000</w:t>
+            </w:r>
+          </w:p>
+        </w:tc>
+      </w:tr>
     </w:tbl>
     <w:p>
       <w:pPr>
@@ -2923,7 +3087,7 @@
 </file>
 
 <file path=word/styles.xml><?xml version="1.0" encoding="utf-8"?>
-<w:styles xmlns:mc="http://schemas.openxmlformats.org/markup-compatibility/2006" xmlns:r="http://schemas.openxmlformats.org/officeDocument/2006/relationships" xmlns:w="http://schemas.openxmlformats.org/wordprocessingml/2006/main" xmlns:w14="http://schemas.microsoft.com/office/word/2010/wordml" xmlns:w15="http://schemas.microsoft.com/office/word/2012/wordml" xmlns:w16cex="http://schemas.microsoft.com/office/word/2018/wordml/cex" xmlns:w16cid="http://schemas.microsoft.com/office/word/2016/wordml/cid" xmlns:w16="http://schemas.microsoft.com/office/word/2018/wordml" xmlns:w16sdtdh="http://schemas.microsoft.com/office/word/2020/wordml/sdtdatahash" xmlns:w16sdtfl="http://schemas.microsoft.com/office/word/2024/wordml/sdtformatlock" xmlns:w16se="http://schemas.microsoft.com/office/word/2015/wordml/symex" xmlns:w16du="http://schemas.microsoft.com/office/word/2023/wordml/word16du" mc:Ignorable="w14 w15 w16se w16cid w16 w16cex w16sdtdh w16sdtfl w16du">
+<w:styles xmlns:mc="http://schemas.openxmlformats.org/markup-compatibility/2006" xmlns:r="http://schemas.openxmlformats.org/officeDocument/2006/relationships" xmlns:w="http://schemas.openxmlformats.org/wordprocessingml/2006/main" xmlns:w14="http://schemas.microsoft.com/office/word/2010/wordml" xmlns:w15="http://schemas.microsoft.com/office/word/2012/wordml" xmlns:w16cex="http://schemas.microsoft.com/office/word/2018/wordml/cex" xmlns:w16cid="http://schemas.microsoft.com/office/word/2016/wordml/cid" xmlns:w16="http://schemas.microsoft.com/office/word/2018/wordml" xmlns:w16du="http://schemas.microsoft.com/office/word/2023/wordml/word16du" xmlns:w16sdtdh="http://schemas.microsoft.com/office/word/2020/wordml/sdtdatahash" xmlns:w16sdtfl="http://schemas.microsoft.com/office/word/2024/wordml/sdtformatlock" xmlns:w16se="http://schemas.microsoft.com/office/word/2015/wordml/symex" mc:Ignorable="w14 w15 w16se w16cid w16 w16cex w16sdtdh w16sdtfl w16du">
   <w:docDefaults>
     <w:rPrDefault>
       <w:rPr>

--- a/docs/Testing and Verification Plan.docx
+++ b/docs/Testing and Verification Plan.docx
@@ -1,6 +1,6 @@
 
 <file path=word/document.xml><?xml version="1.0" encoding="utf-8"?>
-<w:document xmlns:wpc="http://schemas.microsoft.com/office/word/2010/wordprocessingCanvas" xmlns:cx="http://schemas.microsoft.com/office/drawing/2014/chartex" xmlns:cx1="http://schemas.microsoft.com/office/drawing/2015/9/8/chartex" xmlns:cx2="http://schemas.microsoft.com/office/drawing/2015/10/21/chartex" xmlns:cx3="http://schemas.microsoft.com/office/drawing/2016/5/9/chartex" xmlns:cx4="http://schemas.microsoft.com/office/drawing/2016/5/10/chartex" xmlns:cx5="http://schemas.microsoft.com/office/drawing/2016/5/11/chartex" xmlns:cx6="http://schemas.microsoft.com/office/drawing/2016/5/12/chartex" xmlns:cx7="http://schemas.microsoft.com/office/drawing/2016/5/13/chartex" xmlns:cx8="http://schemas.microsoft.com/office/drawing/2016/5/14/chartex" xmlns:mc="http://schemas.openxmlformats.org/markup-compatibility/2006" xmlns:aink="http://schemas.microsoft.com/office/drawing/2016/ink" xmlns:am3d="http://schemas.microsoft.com/office/drawing/2017/model3d" xmlns:o="urn:schemas-microsoft-com:office:office" xmlns:oel="http://schemas.microsoft.com/office/2019/extlst" xmlns:r="http://schemas.openxmlformats.org/officeDocument/2006/relationships" xmlns:m="http://schemas.openxmlformats.org/officeDocument/2006/math" xmlns:v="urn:schemas-microsoft-com:vml" xmlns:wp14="http://schemas.microsoft.com/office/word/2010/wordprocessingDrawing" xmlns:wp="http://schemas.openxmlformats.org/drawingml/2006/wordprocessingDrawing" xmlns:w10="urn:schemas-microsoft-com:office:word" xmlns:w="http://schemas.openxmlformats.org/wordprocessingml/2006/main" xmlns:w14="http://schemas.microsoft.com/office/word/2010/wordml" xmlns:w15="http://schemas.microsoft.com/office/word/2012/wordml" xmlns:w16cex="http://schemas.microsoft.com/office/word/2018/wordml/cex" xmlns:w16cid="http://schemas.microsoft.com/office/word/2016/wordml/cid" xmlns:w16="http://schemas.microsoft.com/office/word/2018/wordml" xmlns:w16du="http://schemas.microsoft.com/office/word/2023/wordml/word16du" xmlns:w16sdtdh="http://schemas.microsoft.com/office/word/2020/wordml/sdtdatahash" xmlns:w16sdtfl="http://schemas.microsoft.com/office/word/2024/wordml/sdtformatlock" xmlns:w16se="http://schemas.microsoft.com/office/word/2015/wordml/symex" xmlns:wpg="http://schemas.microsoft.com/office/word/2010/wordprocessingGroup" xmlns:wpi="http://schemas.microsoft.com/office/word/2010/wordprocessingInk" xmlns:wne="http://schemas.microsoft.com/office/word/2006/wordml" xmlns:wps="http://schemas.microsoft.com/office/word/2010/wordprocessingShape" mc:Ignorable="w14 w15 w16se w16cid w16 w16cex w16sdtdh w16sdtfl w16du wp14">
+<w:document xmlns:wpc="http://schemas.microsoft.com/office/word/2010/wordprocessingCanvas" xmlns:cx="http://schemas.microsoft.com/office/drawing/2014/chartex" xmlns:cx1="http://schemas.microsoft.com/office/drawing/2015/9/8/chartex" xmlns:cx2="http://schemas.microsoft.com/office/drawing/2015/10/21/chartex" xmlns:cx3="http://schemas.microsoft.com/office/drawing/2016/5/9/chartex" xmlns:cx4="http://schemas.microsoft.com/office/drawing/2016/5/10/chartex" xmlns:cx5="http://schemas.microsoft.com/office/drawing/2016/5/11/chartex" xmlns:cx6="http://schemas.microsoft.com/office/drawing/2016/5/12/chartex" xmlns:cx7="http://schemas.microsoft.com/office/drawing/2016/5/13/chartex" xmlns:cx8="http://schemas.microsoft.com/office/drawing/2016/5/14/chartex" xmlns:mc="http://schemas.openxmlformats.org/markup-compatibility/2006" xmlns:m="http://schemas.openxmlformats.org/officeDocument/2006/math" xmlns:aink="http://schemas.microsoft.com/office/drawing/2016/ink" xmlns:am3d="http://schemas.microsoft.com/office/drawing/2017/model3d" xmlns:oel="http://schemas.microsoft.com/office/2019/extlst" xmlns:r="http://schemas.openxmlformats.org/officeDocument/2006/relationships" xmlns:wp14="http://schemas.microsoft.com/office/word/2010/wordprocessingDrawing" xmlns:wp="http://schemas.openxmlformats.org/drawingml/2006/wordprocessingDrawing" xmlns:wpg="http://schemas.microsoft.com/office/word/2010/wordprocessingGroup" xmlns:wpi="http://schemas.microsoft.com/office/word/2010/wordprocessingInk" xmlns:wps="http://schemas.microsoft.com/office/word/2010/wordprocessingShape" xmlns:o="urn:schemas-microsoft-com:office:office" xmlns:v="urn:schemas-microsoft-com:vml" xmlns:w10="urn:schemas-microsoft-com:office:word" xmlns:w="http://schemas.openxmlformats.org/wordprocessingml/2006/main" xmlns:w14="http://schemas.microsoft.com/office/word/2010/wordml" xmlns:w15="http://schemas.microsoft.com/office/word/2012/wordml" xmlns:w16cex="http://schemas.microsoft.com/office/word/2018/wordml/cex" xmlns:w16cid="http://schemas.microsoft.com/office/word/2016/wordml/cid" xmlns:w16="http://schemas.microsoft.com/office/word/2018/wordml" xmlns:w16sdtdh="http://schemas.microsoft.com/office/word/2020/wordml/sdtdatahash" xmlns:w16sdtfl="http://schemas.microsoft.com/office/word/2024/wordml/sdtformatlock" xmlns:w16se="http://schemas.microsoft.com/office/word/2015/wordml/symex" xmlns:w16du="http://schemas.microsoft.com/office/word/2023/wordml/word16du" xmlns:wne="http://schemas.microsoft.com/office/word/2006/wordml" mc:Ignorable="w14 w15 w16se w16cid w16 w16cex w16sdtdh w16sdtfl w16du wp14">
   <w:body>
     <w:p>
       <w:pPr>
@@ -775,6 +775,7 @@
           <w:u w:val="single"/>
           <w14:ligatures w14:val="none"/>
         </w:rPr>
+        <w:lastRenderedPageBreak/>
         <w:t>SE</w:t>
       </w:r>
       <w:r>
@@ -1680,6 +1681,7 @@
           <w:szCs w:val="22"/>
           <w14:ligatures w14:val="none"/>
         </w:rPr>
+        <w:lastRenderedPageBreak/>
         <w:t>Expected integer listing: {1, 2, 5, 6, 9, 10, 12}</w:t>
       </w:r>
     </w:p>
@@ -3076,6 +3078,2812 @@
         </w:rPr>
       </w:pPr>
     </w:p>
+    <w:p>
+      <w:pPr>
+        <w:rPr>
+          <w:rFonts w:ascii="Times New Roman" w:hAnsi="Times New Roman" w:cs="Times New Roman"/>
+          <w:sz w:val="28"/>
+          <w:szCs w:val="28"/>
+        </w:rPr>
+      </w:pPr>
+    </w:p>
+    <w:p>
+      <w:pPr>
+        <w:spacing w:after="0" w:line="240" w:lineRule="auto"/>
+        <w:rPr>
+          <w:rFonts w:ascii="Times New Roman" w:eastAsia="Times New Roman" w:hAnsi="Times New Roman" w:cs="Times New Roman"/>
+          <w:color w:val="000000"/>
+          <w:kern w:val="0"/>
+          <w14:ligatures w14:val="none"/>
+        </w:rPr>
+      </w:pPr>
+      <w:proofErr w:type="spellStart"/>
+      <w:r>
+        <w:rPr>
+          <w:rFonts w:ascii="Arial" w:eastAsia="Times New Roman" w:hAnsi="Arial" w:cs="Arial"/>
+          <w:b/>
+          <w:bCs/>
+          <w:color w:val="000000"/>
+          <w:kern w:val="0"/>
+          <w:sz w:val="28"/>
+          <w:szCs w:val="28"/>
+          <w14:ligatures w14:val="none"/>
+        </w:rPr>
+        <w:t>MultiSet</w:t>
+      </w:r>
+      <w:proofErr w:type="spellEnd"/>
+      <w:r>
+        <w:rPr>
+          <w:rFonts w:ascii="Arial" w:eastAsia="Times New Roman" w:hAnsi="Arial" w:cs="Arial"/>
+          <w:b/>
+          <w:bCs/>
+          <w:color w:val="000000"/>
+          <w:kern w:val="0"/>
+          <w:sz w:val="28"/>
+          <w:szCs w:val="28"/>
+          <w14:ligatures w14:val="none"/>
+        </w:rPr>
+        <w:t xml:space="preserve"> </w:t>
+      </w:r>
+      <w:r>
+        <w:rPr>
+          <w:rFonts w:ascii="Arial" w:eastAsia="Times New Roman" w:hAnsi="Arial" w:cs="Arial"/>
+          <w:b/>
+          <w:bCs/>
+          <w:color w:val="000000"/>
+          <w:kern w:val="0"/>
+          <w:sz w:val="28"/>
+          <w:szCs w:val="28"/>
+          <w14:ligatures w14:val="none"/>
+        </w:rPr>
+        <w:t xml:space="preserve">(Bag) </w:t>
+      </w:r>
+      <w:r>
+        <w:rPr>
+          <w:rFonts w:ascii="Arial" w:eastAsia="Times New Roman" w:hAnsi="Arial" w:cs="Arial"/>
+          <w:b/>
+          <w:bCs/>
+          <w:color w:val="000000"/>
+          <w:kern w:val="0"/>
+          <w:sz w:val="28"/>
+          <w:szCs w:val="28"/>
+          <w14:ligatures w14:val="none"/>
+        </w:rPr>
+        <w:t>Test Cases:</w:t>
+      </w:r>
+    </w:p>
+    <w:p>
+      <w:pPr>
+        <w:spacing w:after="0" w:line="240" w:lineRule="auto"/>
+        <w:rPr>
+          <w:rFonts w:ascii="Times New Roman" w:eastAsia="Times New Roman" w:hAnsi="Times New Roman" w:cs="Times New Roman"/>
+          <w:color w:val="000000"/>
+          <w:kern w:val="0"/>
+          <w14:ligatures w14:val="none"/>
+        </w:rPr>
+      </w:pPr>
+    </w:p>
+    <w:p>
+      <w:pPr>
+        <w:spacing w:after="0" w:line="240" w:lineRule="auto"/>
+        <w:rPr>
+          <w:rFonts w:ascii="Times New Roman" w:eastAsia="Times New Roman" w:hAnsi="Times New Roman" w:cs="Times New Roman"/>
+          <w:color w:val="000000"/>
+          <w:kern w:val="0"/>
+          <w14:ligatures w14:val="none"/>
+        </w:rPr>
+      </w:pPr>
+      <w:r>
+        <w:rPr>
+          <w:rFonts w:ascii="Arial" w:eastAsia="Times New Roman" w:hAnsi="Arial" w:cs="Arial"/>
+          <w:b/>
+          <w:bCs/>
+          <w:color w:val="000000"/>
+          <w:kern w:val="0"/>
+          <w:sz w:val="22"/>
+          <w:szCs w:val="22"/>
+          <w14:ligatures w14:val="none"/>
+        </w:rPr>
+        <w:t>Test Data:</w:t>
+      </w:r>
+    </w:p>
+    <w:p>
+      <w:pPr>
+        <w:spacing w:after="0" w:line="240" w:lineRule="auto"/>
+        <w:rPr>
+          <w:rFonts w:ascii="Times New Roman" w:eastAsia="Times New Roman" w:hAnsi="Times New Roman" w:cs="Times New Roman"/>
+          <w:color w:val="000000"/>
+          <w:kern w:val="0"/>
+          <w14:ligatures w14:val="none"/>
+        </w:rPr>
+      </w:pPr>
+    </w:p>
+    <w:p>
+      <w:pPr>
+        <w:spacing w:after="0" w:line="240" w:lineRule="auto"/>
+        <w:rPr>
+          <w:rFonts w:ascii="Times New Roman" w:eastAsia="Times New Roman" w:hAnsi="Times New Roman" w:cs="Times New Roman"/>
+          <w:color w:val="000000"/>
+          <w:kern w:val="0"/>
+          <w14:ligatures w14:val="none"/>
+        </w:rPr>
+      </w:pPr>
+      <w:r>
+        <w:rPr>
+          <w:rFonts w:ascii="Arial" w:eastAsia="Times New Roman" w:hAnsi="Arial" w:cs="Arial"/>
+          <w:color w:val="000000"/>
+          <w:kern w:val="0"/>
+          <w:sz w:val="22"/>
+          <w:szCs w:val="22"/>
+          <w14:ligatures w14:val="none"/>
+        </w:rPr>
+        <w:t>U = {1, 2, 3, 4, 5, 6, 7, 8, 9, 10, 11, 12}</w:t>
+      </w:r>
+    </w:p>
+    <w:p>
+      <w:pPr>
+        <w:spacing w:after="0" w:line="240" w:lineRule="auto"/>
+        <w:rPr>
+          <w:rFonts w:ascii="Times New Roman" w:eastAsia="Times New Roman" w:hAnsi="Times New Roman" w:cs="Times New Roman"/>
+          <w:color w:val="000000"/>
+          <w:kern w:val="0"/>
+          <w14:ligatures w14:val="none"/>
+        </w:rPr>
+      </w:pPr>
+    </w:p>
+    <w:p>
+      <w:pPr>
+        <w:spacing w:after="0" w:line="240" w:lineRule="auto"/>
+        <w:rPr>
+          <w:rFonts w:ascii="Times New Roman" w:eastAsia="Times New Roman" w:hAnsi="Times New Roman" w:cs="Times New Roman"/>
+          <w:color w:val="000000"/>
+          <w:kern w:val="0"/>
+          <w14:ligatures w14:val="none"/>
+        </w:rPr>
+      </w:pPr>
+      <w:r>
+        <w:rPr>
+          <w:rFonts w:ascii="Arial" w:eastAsia="Times New Roman" w:hAnsi="Arial" w:cs="Arial"/>
+          <w:color w:val="000000"/>
+          <w:kern w:val="0"/>
+          <w:sz w:val="22"/>
+          <w:szCs w:val="22"/>
+          <w:u w:val="single"/>
+          <w14:ligatures w14:val="none"/>
+        </w:rPr>
+        <w:t>BAG</w:t>
+      </w:r>
+      <w:r>
+        <w:rPr>
+          <w:rFonts w:ascii="Arial" w:eastAsia="Times New Roman" w:hAnsi="Arial" w:cs="Arial"/>
+          <w:color w:val="000000"/>
+          <w:kern w:val="0"/>
+          <w:sz w:val="22"/>
+          <w:szCs w:val="22"/>
+          <w:u w:val="single"/>
+          <w14:ligatures w14:val="none"/>
+        </w:rPr>
+        <w:t xml:space="preserve"> </w:t>
+      </w:r>
+      <w:r>
+        <w:rPr>
+          <w:rFonts w:ascii="Arial" w:eastAsia="Times New Roman" w:hAnsi="Arial" w:cs="Arial"/>
+          <w:color w:val="000000"/>
+          <w:kern w:val="0"/>
+          <w:sz w:val="22"/>
+          <w:szCs w:val="22"/>
+          <w:u w:val="single"/>
+          <w14:ligatures w14:val="none"/>
+        </w:rPr>
+        <w:t>1: Multiset Union:</w:t>
+      </w:r>
+    </w:p>
+    <w:p>
+      <w:pPr>
+        <w:spacing w:after="0" w:line="240" w:lineRule="auto"/>
+        <w:rPr>
+          <w:rFonts w:ascii="Times New Roman" w:eastAsia="Times New Roman" w:hAnsi="Times New Roman" w:cs="Times New Roman"/>
+          <w:color w:val="000000"/>
+          <w:kern w:val="0"/>
+          <w14:ligatures w14:val="none"/>
+        </w:rPr>
+      </w:pPr>
+    </w:p>
+    <w:p>
+      <w:pPr>
+        <w:spacing w:after="0" w:line="240" w:lineRule="auto"/>
+        <w:rPr>
+          <w:rFonts w:ascii="Times New Roman" w:eastAsia="Times New Roman" w:hAnsi="Times New Roman" w:cs="Times New Roman"/>
+          <w:color w:val="000000"/>
+          <w:kern w:val="0"/>
+          <w14:ligatures w14:val="none"/>
+        </w:rPr>
+      </w:pPr>
+      <w:r>
+        <w:rPr>
+          <w:rFonts w:ascii="Arial" w:eastAsia="Times New Roman" w:hAnsi="Arial" w:cs="Arial"/>
+          <w:color w:val="000000"/>
+          <w:kern w:val="0"/>
+          <w:sz w:val="22"/>
+          <w:szCs w:val="22"/>
+          <w14:ligatures w14:val="none"/>
+        </w:rPr>
+        <w:t xml:space="preserve">Operation: Multiset A </w:t>
+      </w:r>
+      <w:r>
+        <w:rPr>
+          <w:rFonts w:ascii="Cambria Math" w:eastAsia="Times New Roman" w:hAnsi="Cambria Math" w:cs="Cambria Math"/>
+          <w:color w:val="000000"/>
+          <w:kern w:val="0"/>
+          <w:sz w:val="22"/>
+          <w:szCs w:val="22"/>
+          <w14:ligatures w14:val="none"/>
+        </w:rPr>
+        <w:t>∪</w:t>
+      </w:r>
+      <w:r>
+        <w:rPr>
+          <w:rFonts w:ascii="Arial" w:eastAsia="Times New Roman" w:hAnsi="Arial" w:cs="Arial"/>
+          <w:color w:val="000000"/>
+          <w:kern w:val="0"/>
+          <w:sz w:val="22"/>
+          <w:szCs w:val="22"/>
+          <w14:ligatures w14:val="none"/>
+        </w:rPr>
+        <w:t xml:space="preserve"> B</w:t>
+      </w:r>
+    </w:p>
+    <w:p>
+      <w:pPr>
+        <w:spacing w:after="0" w:line="240" w:lineRule="auto"/>
+        <w:rPr>
+          <w:rFonts w:ascii="Times New Roman" w:eastAsia="Times New Roman" w:hAnsi="Times New Roman" w:cs="Times New Roman"/>
+          <w:color w:val="000000"/>
+          <w:kern w:val="0"/>
+          <w14:ligatures w14:val="none"/>
+        </w:rPr>
+      </w:pPr>
+    </w:p>
+    <w:p>
+      <w:pPr>
+        <w:spacing w:after="0" w:line="240" w:lineRule="auto"/>
+        <w:rPr>
+          <w:rFonts w:ascii="Times New Roman" w:eastAsia="Times New Roman" w:hAnsi="Times New Roman" w:cs="Times New Roman"/>
+          <w:color w:val="000000"/>
+          <w:kern w:val="0"/>
+          <w14:ligatures w14:val="none"/>
+        </w:rPr>
+      </w:pPr>
+      <w:r>
+        <w:rPr>
+          <w:rFonts w:ascii="Arial" w:eastAsia="Times New Roman" w:hAnsi="Arial" w:cs="Arial"/>
+          <w:color w:val="000000"/>
+          <w:kern w:val="0"/>
+          <w:sz w:val="22"/>
+          <w:szCs w:val="22"/>
+          <w14:ligatures w14:val="none"/>
+        </w:rPr>
+        <w:t>Expected count array: [2, 1, 2, 3, 0, 1, 2, 0, 0, 2, 2, 3]</w:t>
+      </w:r>
+    </w:p>
+    <w:p>
+      <w:pPr>
+        <w:spacing w:after="0" w:line="240" w:lineRule="auto"/>
+        <w:rPr>
+          <w:rFonts w:ascii="Times New Roman" w:eastAsia="Times New Roman" w:hAnsi="Times New Roman" w:cs="Times New Roman"/>
+          <w:color w:val="000000"/>
+          <w:kern w:val="0"/>
+          <w14:ligatures w14:val="none"/>
+        </w:rPr>
+      </w:pPr>
+      <w:r>
+        <w:rPr>
+          <w:rFonts w:ascii="Arial" w:eastAsia="Times New Roman" w:hAnsi="Arial" w:cs="Arial"/>
+          <w:color w:val="000000"/>
+          <w:kern w:val="0"/>
+          <w:sz w:val="22"/>
+          <w:szCs w:val="22"/>
+          <w14:ligatures w14:val="none"/>
+        </w:rPr>
+        <w:t>Expected integer listing: {1×2, 2, 3×2, 4×3, 6, 7×2, 10×2, 11×2, 12×3}</w:t>
+      </w:r>
+    </w:p>
+    <w:p>
+      <w:pPr>
+        <w:spacing w:after="0" w:line="240" w:lineRule="auto"/>
+        <w:rPr>
+          <w:rFonts w:ascii="Times New Roman" w:eastAsia="Times New Roman" w:hAnsi="Times New Roman" w:cs="Times New Roman"/>
+          <w:color w:val="000000"/>
+          <w:kern w:val="0"/>
+          <w14:ligatures w14:val="none"/>
+        </w:rPr>
+      </w:pPr>
+    </w:p>
+    <w:p>
+      <w:pPr>
+        <w:spacing w:after="0" w:line="240" w:lineRule="auto"/>
+        <w:rPr>
+          <w:rFonts w:ascii="Arial" w:eastAsia="Times New Roman" w:hAnsi="Arial" w:cs="Arial"/>
+          <w:color w:val="000000"/>
+          <w:kern w:val="0"/>
+          <w:sz w:val="22"/>
+          <w:szCs w:val="22"/>
+          <w14:ligatures w14:val="none"/>
+        </w:rPr>
+      </w:pPr>
+      <w:r>
+        <w:rPr>
+          <w:rFonts w:ascii="Arial" w:eastAsia="Times New Roman" w:hAnsi="Arial" w:cs="Arial"/>
+          <w:color w:val="000000"/>
+          <w:kern w:val="0"/>
+          <w:sz w:val="22"/>
+          <w:szCs w:val="22"/>
+          <w14:ligatures w14:val="none"/>
+        </w:rPr>
+        <w:t>Validation: For each integer, use the maximum multiplicity from A and B.</w:t>
+      </w:r>
+    </w:p>
+    <w:p>
+      <w:pPr>
+        <w:spacing w:after="0" w:line="240" w:lineRule="auto"/>
+        <w:rPr>
+          <w:rFonts w:ascii="Times New Roman" w:eastAsia="Times New Roman" w:hAnsi="Times New Roman" w:cs="Times New Roman"/>
+          <w:color w:val="000000"/>
+          <w:kern w:val="0"/>
+          <w14:ligatures w14:val="none"/>
+        </w:rPr>
+      </w:pPr>
+    </w:p>
+    <w:p>
+      <w:pPr>
+        <w:spacing w:after="0" w:line="240" w:lineRule="auto"/>
+        <w:rPr>
+          <w:rFonts w:ascii="Times New Roman" w:eastAsia="Times New Roman" w:hAnsi="Times New Roman" w:cs="Times New Roman"/>
+          <w:color w:val="000000"/>
+          <w:kern w:val="0"/>
+          <w14:ligatures w14:val="none"/>
+        </w:rPr>
+      </w:pPr>
+      <w:r>
+        <w:rPr>
+          <w:rFonts w:ascii="Arial" w:eastAsia="Times New Roman" w:hAnsi="Arial" w:cs="Arial"/>
+          <w:color w:val="000000"/>
+          <w:kern w:val="0"/>
+          <w:sz w:val="22"/>
+          <w:szCs w:val="22"/>
+          <w:u w:val="single"/>
+          <w14:ligatures w14:val="none"/>
+        </w:rPr>
+        <w:t>BAG</w:t>
+      </w:r>
+      <w:r>
+        <w:rPr>
+          <w:rFonts w:ascii="Arial" w:eastAsia="Times New Roman" w:hAnsi="Arial" w:cs="Arial"/>
+          <w:color w:val="000000"/>
+          <w:kern w:val="0"/>
+          <w:sz w:val="22"/>
+          <w:szCs w:val="22"/>
+          <w:u w:val="single"/>
+          <w14:ligatures w14:val="none"/>
+        </w:rPr>
+        <w:t xml:space="preserve"> </w:t>
+      </w:r>
+      <w:r>
+        <w:rPr>
+          <w:rFonts w:ascii="Arial" w:eastAsia="Times New Roman" w:hAnsi="Arial" w:cs="Arial"/>
+          <w:color w:val="000000"/>
+          <w:kern w:val="0"/>
+          <w:sz w:val="22"/>
+          <w:szCs w:val="22"/>
+          <w:u w:val="single"/>
+          <w14:ligatures w14:val="none"/>
+        </w:rPr>
+        <w:t>2: Multiset Intersection:</w:t>
+      </w:r>
+    </w:p>
+    <w:p>
+      <w:pPr>
+        <w:spacing w:after="0" w:line="240" w:lineRule="auto"/>
+        <w:rPr>
+          <w:rFonts w:ascii="Times New Roman" w:eastAsia="Times New Roman" w:hAnsi="Times New Roman" w:cs="Times New Roman"/>
+          <w:color w:val="000000"/>
+          <w:kern w:val="0"/>
+          <w14:ligatures w14:val="none"/>
+        </w:rPr>
+      </w:pPr>
+    </w:p>
+    <w:p>
+      <w:pPr>
+        <w:spacing w:after="0" w:line="240" w:lineRule="auto"/>
+        <w:rPr>
+          <w:rFonts w:ascii="Times New Roman" w:eastAsia="Times New Roman" w:hAnsi="Times New Roman" w:cs="Times New Roman"/>
+          <w:color w:val="000000"/>
+          <w:kern w:val="0"/>
+          <w14:ligatures w14:val="none"/>
+        </w:rPr>
+      </w:pPr>
+      <w:r>
+        <w:rPr>
+          <w:rFonts w:ascii="Arial" w:eastAsia="Times New Roman" w:hAnsi="Arial" w:cs="Arial"/>
+          <w:color w:val="000000"/>
+          <w:kern w:val="0"/>
+          <w:sz w:val="22"/>
+          <w:szCs w:val="22"/>
+          <w14:ligatures w14:val="none"/>
+        </w:rPr>
+        <w:t>Operation: Multiset A ∩ B</w:t>
+      </w:r>
+    </w:p>
+    <w:p>
+      <w:pPr>
+        <w:spacing w:after="0" w:line="240" w:lineRule="auto"/>
+        <w:rPr>
+          <w:rFonts w:ascii="Times New Roman" w:eastAsia="Times New Roman" w:hAnsi="Times New Roman" w:cs="Times New Roman"/>
+          <w:color w:val="000000"/>
+          <w:kern w:val="0"/>
+          <w14:ligatures w14:val="none"/>
+        </w:rPr>
+      </w:pPr>
+    </w:p>
+    <w:p>
+      <w:pPr>
+        <w:spacing w:after="0" w:line="240" w:lineRule="auto"/>
+        <w:rPr>
+          <w:rFonts w:ascii="Times New Roman" w:eastAsia="Times New Roman" w:hAnsi="Times New Roman" w:cs="Times New Roman"/>
+          <w:color w:val="000000"/>
+          <w:kern w:val="0"/>
+          <w14:ligatures w14:val="none"/>
+        </w:rPr>
+      </w:pPr>
+      <w:r>
+        <w:rPr>
+          <w:rFonts w:ascii="Arial" w:eastAsia="Times New Roman" w:hAnsi="Arial" w:cs="Arial"/>
+          <w:color w:val="000000"/>
+          <w:kern w:val="0"/>
+          <w:sz w:val="22"/>
+          <w:szCs w:val="22"/>
+          <w14:ligatures w14:val="none"/>
+        </w:rPr>
+        <w:t>Expected count array: [1, 0, 0, 1, 0, 1, 1, 0, 0, 1, 1, 0]</w:t>
+      </w:r>
+    </w:p>
+    <w:p>
+      <w:pPr>
+        <w:spacing w:after="0" w:line="240" w:lineRule="auto"/>
+        <w:rPr>
+          <w:rFonts w:ascii="Times New Roman" w:eastAsia="Times New Roman" w:hAnsi="Times New Roman" w:cs="Times New Roman"/>
+          <w:color w:val="000000"/>
+          <w:kern w:val="0"/>
+          <w14:ligatures w14:val="none"/>
+        </w:rPr>
+      </w:pPr>
+      <w:r>
+        <w:rPr>
+          <w:rFonts w:ascii="Arial" w:eastAsia="Times New Roman" w:hAnsi="Arial" w:cs="Arial"/>
+          <w:color w:val="000000"/>
+          <w:kern w:val="0"/>
+          <w:sz w:val="22"/>
+          <w:szCs w:val="22"/>
+          <w14:ligatures w14:val="none"/>
+        </w:rPr>
+        <w:lastRenderedPageBreak/>
+        <w:t>Expected integer listing: {1, 4, 6, 7, 10, 11}</w:t>
+      </w:r>
+    </w:p>
+    <w:p>
+      <w:pPr>
+        <w:spacing w:after="0" w:line="240" w:lineRule="auto"/>
+        <w:rPr>
+          <w:rFonts w:ascii="Times New Roman" w:eastAsia="Times New Roman" w:hAnsi="Times New Roman" w:cs="Times New Roman"/>
+          <w:color w:val="000000"/>
+          <w:kern w:val="0"/>
+          <w14:ligatures w14:val="none"/>
+        </w:rPr>
+      </w:pPr>
+    </w:p>
+    <w:p>
+      <w:pPr>
+        <w:spacing w:after="0" w:line="240" w:lineRule="auto"/>
+        <w:rPr>
+          <w:rFonts w:ascii="Times New Roman" w:eastAsia="Times New Roman" w:hAnsi="Times New Roman" w:cs="Times New Roman"/>
+          <w:color w:val="000000"/>
+          <w:kern w:val="0"/>
+          <w14:ligatures w14:val="none"/>
+        </w:rPr>
+      </w:pPr>
+      <w:r>
+        <w:rPr>
+          <w:rFonts w:ascii="Arial" w:eastAsia="Times New Roman" w:hAnsi="Arial" w:cs="Arial"/>
+          <w:color w:val="000000"/>
+          <w:kern w:val="0"/>
+          <w:sz w:val="22"/>
+          <w:szCs w:val="22"/>
+          <w14:ligatures w14:val="none"/>
+        </w:rPr>
+        <w:t>Validation: For each integer, use the minimum multiplicity from A and B.</w:t>
+      </w:r>
+    </w:p>
+    <w:p>
+      <w:pPr>
+        <w:spacing w:after="0" w:line="240" w:lineRule="auto"/>
+        <w:rPr>
+          <w:rFonts w:ascii="Times New Roman" w:eastAsia="Times New Roman" w:hAnsi="Times New Roman" w:cs="Times New Roman"/>
+          <w:color w:val="000000"/>
+          <w:kern w:val="0"/>
+          <w14:ligatures w14:val="none"/>
+        </w:rPr>
+      </w:pPr>
+    </w:p>
+    <w:p>
+      <w:pPr>
+        <w:spacing w:after="0" w:line="240" w:lineRule="auto"/>
+        <w:rPr>
+          <w:rFonts w:ascii="Times New Roman" w:eastAsia="Times New Roman" w:hAnsi="Times New Roman" w:cs="Times New Roman"/>
+          <w:color w:val="000000"/>
+          <w:kern w:val="0"/>
+          <w14:ligatures w14:val="none"/>
+        </w:rPr>
+      </w:pPr>
+      <w:r>
+        <w:rPr>
+          <w:rFonts w:ascii="Arial" w:eastAsia="Times New Roman" w:hAnsi="Arial" w:cs="Arial"/>
+          <w:color w:val="000000"/>
+          <w:kern w:val="0"/>
+          <w:sz w:val="22"/>
+          <w:szCs w:val="22"/>
+          <w:u w:val="single"/>
+          <w14:ligatures w14:val="none"/>
+        </w:rPr>
+        <w:t>BAG</w:t>
+      </w:r>
+      <w:r>
+        <w:rPr>
+          <w:rFonts w:ascii="Arial" w:eastAsia="Times New Roman" w:hAnsi="Arial" w:cs="Arial"/>
+          <w:color w:val="000000"/>
+          <w:kern w:val="0"/>
+          <w:sz w:val="22"/>
+          <w:szCs w:val="22"/>
+          <w:u w:val="single"/>
+          <w14:ligatures w14:val="none"/>
+        </w:rPr>
+        <w:t xml:space="preserve"> </w:t>
+      </w:r>
+      <w:r>
+        <w:rPr>
+          <w:rFonts w:ascii="Arial" w:eastAsia="Times New Roman" w:hAnsi="Arial" w:cs="Arial"/>
+          <w:color w:val="000000"/>
+          <w:kern w:val="0"/>
+          <w:sz w:val="22"/>
+          <w:szCs w:val="22"/>
+          <w:u w:val="single"/>
+          <w14:ligatures w14:val="none"/>
+        </w:rPr>
+        <w:t>3: Multiset Difference of A and B:</w:t>
+      </w:r>
+    </w:p>
+    <w:p>
+      <w:pPr>
+        <w:spacing w:after="0" w:line="240" w:lineRule="auto"/>
+        <w:rPr>
+          <w:rFonts w:ascii="Times New Roman" w:eastAsia="Times New Roman" w:hAnsi="Times New Roman" w:cs="Times New Roman"/>
+          <w:color w:val="000000"/>
+          <w:kern w:val="0"/>
+          <w14:ligatures w14:val="none"/>
+        </w:rPr>
+      </w:pPr>
+    </w:p>
+    <w:p>
+      <w:pPr>
+        <w:spacing w:after="0" w:line="240" w:lineRule="auto"/>
+        <w:rPr>
+          <w:rFonts w:ascii="Times New Roman" w:eastAsia="Times New Roman" w:hAnsi="Times New Roman" w:cs="Times New Roman"/>
+          <w:color w:val="000000"/>
+          <w:kern w:val="0"/>
+          <w14:ligatures w14:val="none"/>
+        </w:rPr>
+      </w:pPr>
+      <w:r>
+        <w:rPr>
+          <w:rFonts w:ascii="Arial" w:eastAsia="Times New Roman" w:hAnsi="Arial" w:cs="Arial"/>
+          <w:color w:val="000000"/>
+          <w:kern w:val="0"/>
+          <w:sz w:val="22"/>
+          <w:szCs w:val="22"/>
+          <w14:ligatures w14:val="none"/>
+        </w:rPr>
+        <w:t>Operation: Multiset A − B</w:t>
+      </w:r>
+    </w:p>
+    <w:p>
+      <w:pPr>
+        <w:spacing w:after="0" w:line="240" w:lineRule="auto"/>
+        <w:rPr>
+          <w:rFonts w:ascii="Times New Roman" w:eastAsia="Times New Roman" w:hAnsi="Times New Roman" w:cs="Times New Roman"/>
+          <w:color w:val="000000"/>
+          <w:kern w:val="0"/>
+          <w14:ligatures w14:val="none"/>
+        </w:rPr>
+      </w:pPr>
+    </w:p>
+    <w:p>
+      <w:pPr>
+        <w:spacing w:after="0" w:line="240" w:lineRule="auto"/>
+        <w:rPr>
+          <w:rFonts w:ascii="Times New Roman" w:eastAsia="Times New Roman" w:hAnsi="Times New Roman" w:cs="Times New Roman"/>
+          <w:color w:val="000000"/>
+          <w:kern w:val="0"/>
+          <w14:ligatures w14:val="none"/>
+        </w:rPr>
+      </w:pPr>
+      <w:r>
+        <w:rPr>
+          <w:rFonts w:ascii="Arial" w:eastAsia="Times New Roman" w:hAnsi="Arial" w:cs="Arial"/>
+          <w:color w:val="000000"/>
+          <w:kern w:val="0"/>
+          <w:sz w:val="22"/>
+          <w:szCs w:val="22"/>
+          <w14:ligatures w14:val="none"/>
+        </w:rPr>
+        <w:t>Expected count array: [1, 1, 0, 2, 0, 0, 1, 0, 0, 0, 1, 0]</w:t>
+      </w:r>
+    </w:p>
+    <w:p>
+      <w:pPr>
+        <w:spacing w:after="0" w:line="240" w:lineRule="auto"/>
+        <w:rPr>
+          <w:rFonts w:ascii="Times New Roman" w:eastAsia="Times New Roman" w:hAnsi="Times New Roman" w:cs="Times New Roman"/>
+          <w:color w:val="000000"/>
+          <w:kern w:val="0"/>
+          <w14:ligatures w14:val="none"/>
+        </w:rPr>
+      </w:pPr>
+      <w:r>
+        <w:rPr>
+          <w:rFonts w:ascii="Arial" w:eastAsia="Times New Roman" w:hAnsi="Arial" w:cs="Arial"/>
+          <w:color w:val="000000"/>
+          <w:kern w:val="0"/>
+          <w:sz w:val="22"/>
+          <w:szCs w:val="22"/>
+          <w14:ligatures w14:val="none"/>
+        </w:rPr>
+        <w:t>Expected integer listing: {1, 2, 4×2, 7, 11}</w:t>
+      </w:r>
+    </w:p>
+    <w:p>
+      <w:pPr>
+        <w:spacing w:after="0" w:line="240" w:lineRule="auto"/>
+        <w:rPr>
+          <w:rFonts w:ascii="Times New Roman" w:eastAsia="Times New Roman" w:hAnsi="Times New Roman" w:cs="Times New Roman"/>
+          <w:color w:val="000000"/>
+          <w:kern w:val="0"/>
+          <w14:ligatures w14:val="none"/>
+        </w:rPr>
+      </w:pPr>
+    </w:p>
+    <w:p>
+      <w:pPr>
+        <w:spacing w:after="0" w:line="240" w:lineRule="auto"/>
+        <w:rPr>
+          <w:rFonts w:ascii="Times New Roman" w:eastAsia="Times New Roman" w:hAnsi="Times New Roman" w:cs="Times New Roman"/>
+          <w:color w:val="000000"/>
+          <w:kern w:val="0"/>
+          <w14:ligatures w14:val="none"/>
+        </w:rPr>
+      </w:pPr>
+      <w:r>
+        <w:rPr>
+          <w:rFonts w:ascii="Arial" w:eastAsia="Times New Roman" w:hAnsi="Arial" w:cs="Arial"/>
+          <w:color w:val="000000"/>
+          <w:kern w:val="0"/>
+          <w:sz w:val="22"/>
+          <w:szCs w:val="22"/>
+          <w14:ligatures w14:val="none"/>
+        </w:rPr>
+        <w:t>Validation: Subtract B's multiplicity from A's multiplicity for each integer. If the result is negative, use zero.</w:t>
+      </w:r>
+    </w:p>
+    <w:p>
+      <w:pPr>
+        <w:spacing w:after="0" w:line="240" w:lineRule="auto"/>
+        <w:rPr>
+          <w:rFonts w:ascii="Times New Roman" w:eastAsia="Times New Roman" w:hAnsi="Times New Roman" w:cs="Times New Roman"/>
+          <w:color w:val="000000"/>
+          <w:kern w:val="0"/>
+          <w14:ligatures w14:val="none"/>
+        </w:rPr>
+      </w:pPr>
+    </w:p>
+    <w:p>
+      <w:pPr>
+        <w:spacing w:after="0" w:line="240" w:lineRule="auto"/>
+        <w:rPr>
+          <w:rFonts w:ascii="Times New Roman" w:eastAsia="Times New Roman" w:hAnsi="Times New Roman" w:cs="Times New Roman"/>
+          <w:color w:val="000000"/>
+          <w:kern w:val="0"/>
+          <w14:ligatures w14:val="none"/>
+        </w:rPr>
+      </w:pPr>
+      <w:r>
+        <w:rPr>
+          <w:rFonts w:ascii="Arial" w:eastAsia="Times New Roman" w:hAnsi="Arial" w:cs="Arial"/>
+          <w:color w:val="000000"/>
+          <w:kern w:val="0"/>
+          <w:sz w:val="22"/>
+          <w:szCs w:val="22"/>
+          <w:u w:val="single"/>
+          <w14:ligatures w14:val="none"/>
+        </w:rPr>
+        <w:t>BAG</w:t>
+      </w:r>
+      <w:r>
+        <w:rPr>
+          <w:rFonts w:ascii="Arial" w:eastAsia="Times New Roman" w:hAnsi="Arial" w:cs="Arial"/>
+          <w:color w:val="000000"/>
+          <w:kern w:val="0"/>
+          <w:sz w:val="22"/>
+          <w:szCs w:val="22"/>
+          <w:u w:val="single"/>
+          <w14:ligatures w14:val="none"/>
+        </w:rPr>
+        <w:t xml:space="preserve"> </w:t>
+      </w:r>
+      <w:r>
+        <w:rPr>
+          <w:rFonts w:ascii="Arial" w:eastAsia="Times New Roman" w:hAnsi="Arial" w:cs="Arial"/>
+          <w:color w:val="000000"/>
+          <w:kern w:val="0"/>
+          <w:sz w:val="22"/>
+          <w:szCs w:val="22"/>
+          <w:u w:val="single"/>
+          <w14:ligatures w14:val="none"/>
+        </w:rPr>
+        <w:t>4: Multiset Sum:</w:t>
+      </w:r>
+    </w:p>
+    <w:p>
+      <w:pPr>
+        <w:spacing w:after="0" w:line="240" w:lineRule="auto"/>
+        <w:rPr>
+          <w:rFonts w:ascii="Times New Roman" w:eastAsia="Times New Roman" w:hAnsi="Times New Roman" w:cs="Times New Roman"/>
+          <w:color w:val="000000"/>
+          <w:kern w:val="0"/>
+          <w14:ligatures w14:val="none"/>
+        </w:rPr>
+      </w:pPr>
+    </w:p>
+    <w:p>
+      <w:pPr>
+        <w:spacing w:after="0" w:line="240" w:lineRule="auto"/>
+        <w:rPr>
+          <w:rFonts w:ascii="Times New Roman" w:eastAsia="Times New Roman" w:hAnsi="Times New Roman" w:cs="Times New Roman"/>
+          <w:color w:val="000000"/>
+          <w:kern w:val="0"/>
+          <w14:ligatures w14:val="none"/>
+        </w:rPr>
+      </w:pPr>
+      <w:r>
+        <w:rPr>
+          <w:rFonts w:ascii="Arial" w:eastAsia="Times New Roman" w:hAnsi="Arial" w:cs="Arial"/>
+          <w:color w:val="000000"/>
+          <w:kern w:val="0"/>
+          <w:sz w:val="22"/>
+          <w:szCs w:val="22"/>
+          <w14:ligatures w14:val="none"/>
+        </w:rPr>
+        <w:t>Operation: Multiset A + B</w:t>
+      </w:r>
+    </w:p>
+    <w:p>
+      <w:pPr>
+        <w:spacing w:after="0" w:line="240" w:lineRule="auto"/>
+        <w:rPr>
+          <w:rFonts w:ascii="Times New Roman" w:eastAsia="Times New Roman" w:hAnsi="Times New Roman" w:cs="Times New Roman"/>
+          <w:color w:val="000000"/>
+          <w:kern w:val="0"/>
+          <w14:ligatures w14:val="none"/>
+        </w:rPr>
+      </w:pPr>
+    </w:p>
+    <w:p>
+      <w:pPr>
+        <w:spacing w:after="0" w:line="240" w:lineRule="auto"/>
+        <w:rPr>
+          <w:rFonts w:ascii="Times New Roman" w:eastAsia="Times New Roman" w:hAnsi="Times New Roman" w:cs="Times New Roman"/>
+          <w:color w:val="000000"/>
+          <w:kern w:val="0"/>
+          <w14:ligatures w14:val="none"/>
+        </w:rPr>
+      </w:pPr>
+      <w:r>
+        <w:rPr>
+          <w:rFonts w:ascii="Arial" w:eastAsia="Times New Roman" w:hAnsi="Arial" w:cs="Arial"/>
+          <w:color w:val="000000"/>
+          <w:kern w:val="0"/>
+          <w:sz w:val="22"/>
+          <w:szCs w:val="22"/>
+          <w14:ligatures w14:val="none"/>
+        </w:rPr>
+        <w:t>Expected count array: [3, 1, 2, 4, 0, 2, 3, 0, 0, 3, 3, 3]</w:t>
+      </w:r>
+    </w:p>
+    <w:p>
+      <w:pPr>
+        <w:spacing w:after="0" w:line="240" w:lineRule="auto"/>
+        <w:rPr>
+          <w:rFonts w:ascii="Times New Roman" w:eastAsia="Times New Roman" w:hAnsi="Times New Roman" w:cs="Times New Roman"/>
+          <w:color w:val="000000"/>
+          <w:kern w:val="0"/>
+          <w14:ligatures w14:val="none"/>
+        </w:rPr>
+      </w:pPr>
+      <w:r>
+        <w:rPr>
+          <w:rFonts w:ascii="Arial" w:eastAsia="Times New Roman" w:hAnsi="Arial" w:cs="Arial"/>
+          <w:color w:val="000000"/>
+          <w:kern w:val="0"/>
+          <w:sz w:val="22"/>
+          <w:szCs w:val="22"/>
+          <w14:ligatures w14:val="none"/>
+        </w:rPr>
+        <w:t>Expected integer listing: {1×3, 2, 3×2, 4×4, 6×2, 7×3, 10×3, 11×3, 12×3}</w:t>
+      </w:r>
+    </w:p>
+    <w:p>
+      <w:pPr>
+        <w:spacing w:after="0" w:line="240" w:lineRule="auto"/>
+        <w:rPr>
+          <w:rFonts w:ascii="Times New Roman" w:eastAsia="Times New Roman" w:hAnsi="Times New Roman" w:cs="Times New Roman"/>
+          <w:color w:val="000000"/>
+          <w:kern w:val="0"/>
+          <w14:ligatures w14:val="none"/>
+        </w:rPr>
+      </w:pPr>
+    </w:p>
+    <w:p>
+      <w:pPr>
+        <w:spacing w:after="0" w:line="240" w:lineRule="auto"/>
+        <w:rPr>
+          <w:rFonts w:ascii="Times New Roman" w:eastAsia="Times New Roman" w:hAnsi="Times New Roman" w:cs="Times New Roman"/>
+          <w:color w:val="000000"/>
+          <w:kern w:val="0"/>
+          <w14:ligatures w14:val="none"/>
+        </w:rPr>
+      </w:pPr>
+      <w:r>
+        <w:rPr>
+          <w:rFonts w:ascii="Arial" w:eastAsia="Times New Roman" w:hAnsi="Arial" w:cs="Arial"/>
+          <w:color w:val="000000"/>
+          <w:kern w:val="0"/>
+          <w:sz w:val="22"/>
+          <w:szCs w:val="22"/>
+          <w14:ligatures w14:val="none"/>
+        </w:rPr>
+        <w:t>Validation: Add the multiplicities from A and B for each integer.</w:t>
+      </w:r>
+    </w:p>
+    <w:p>
+      <w:pPr>
+        <w:spacing w:after="0" w:line="240" w:lineRule="auto"/>
+        <w:rPr>
+          <w:rFonts w:ascii="Times New Roman" w:eastAsia="Times New Roman" w:hAnsi="Times New Roman" w:cs="Times New Roman"/>
+          <w:color w:val="000000"/>
+          <w:kern w:val="0"/>
+          <w14:ligatures w14:val="none"/>
+        </w:rPr>
+      </w:pPr>
+    </w:p>
+    <w:p>
+      <w:pPr>
+        <w:spacing w:after="0" w:line="240" w:lineRule="auto"/>
+        <w:rPr>
+          <w:rFonts w:ascii="Times New Roman" w:eastAsia="Times New Roman" w:hAnsi="Times New Roman" w:cs="Times New Roman"/>
+          <w:color w:val="000000"/>
+          <w:kern w:val="0"/>
+          <w14:ligatures w14:val="none"/>
+        </w:rPr>
+      </w:pPr>
+      <w:r>
+        <w:rPr>
+          <w:rFonts w:ascii="Arial" w:eastAsia="Times New Roman" w:hAnsi="Arial" w:cs="Arial"/>
+          <w:color w:val="000000"/>
+          <w:kern w:val="0"/>
+          <w:sz w:val="22"/>
+          <w:szCs w:val="22"/>
+          <w:u w:val="single"/>
+          <w14:ligatures w14:val="none"/>
+        </w:rPr>
+        <w:t>BAG</w:t>
+      </w:r>
+      <w:r>
+        <w:rPr>
+          <w:rFonts w:ascii="Arial" w:eastAsia="Times New Roman" w:hAnsi="Arial" w:cs="Arial"/>
+          <w:color w:val="000000"/>
+          <w:kern w:val="0"/>
+          <w:sz w:val="22"/>
+          <w:szCs w:val="22"/>
+          <w:u w:val="single"/>
+          <w14:ligatures w14:val="none"/>
+        </w:rPr>
+        <w:t xml:space="preserve"> </w:t>
+      </w:r>
+      <w:r>
+        <w:rPr>
+          <w:rFonts w:ascii="Arial" w:eastAsia="Times New Roman" w:hAnsi="Arial" w:cs="Arial"/>
+          <w:color w:val="000000"/>
+          <w:kern w:val="0"/>
+          <w:sz w:val="22"/>
+          <w:szCs w:val="22"/>
+          <w:u w:val="single"/>
+          <w14:ligatures w14:val="none"/>
+        </w:rPr>
+        <w:t>5: Union of Two Empty Multisets:</w:t>
+      </w:r>
+    </w:p>
+    <w:p>
+      <w:pPr>
+        <w:spacing w:after="0" w:line="240" w:lineRule="auto"/>
+        <w:rPr>
+          <w:rFonts w:ascii="Times New Roman" w:eastAsia="Times New Roman" w:hAnsi="Times New Roman" w:cs="Times New Roman"/>
+          <w:color w:val="000000"/>
+          <w:kern w:val="0"/>
+          <w14:ligatures w14:val="none"/>
+        </w:rPr>
+      </w:pPr>
+    </w:p>
+    <w:p>
+      <w:pPr>
+        <w:spacing w:after="0" w:line="240" w:lineRule="auto"/>
+        <w:rPr>
+          <w:rFonts w:ascii="Times New Roman" w:eastAsia="Times New Roman" w:hAnsi="Times New Roman" w:cs="Times New Roman"/>
+          <w:color w:val="000000"/>
+          <w:kern w:val="0"/>
+          <w14:ligatures w14:val="none"/>
+        </w:rPr>
+      </w:pPr>
+      <w:r>
+        <w:rPr>
+          <w:rFonts w:ascii="Arial" w:eastAsia="Times New Roman" w:hAnsi="Arial" w:cs="Arial"/>
+          <w:color w:val="000000"/>
+          <w:kern w:val="0"/>
+          <w:sz w:val="22"/>
+          <w:szCs w:val="22"/>
+          <w14:ligatures w14:val="none"/>
+        </w:rPr>
+        <w:t xml:space="preserve">Operation: Multiset A </w:t>
+      </w:r>
+      <w:r>
+        <w:rPr>
+          <w:rFonts w:ascii="Cambria Math" w:eastAsia="Times New Roman" w:hAnsi="Cambria Math" w:cs="Cambria Math"/>
+          <w:color w:val="000000"/>
+          <w:kern w:val="0"/>
+          <w:sz w:val="22"/>
+          <w:szCs w:val="22"/>
+          <w14:ligatures w14:val="none"/>
+        </w:rPr>
+        <w:t>∪</w:t>
+      </w:r>
+      <w:r>
+        <w:rPr>
+          <w:rFonts w:ascii="Arial" w:eastAsia="Times New Roman" w:hAnsi="Arial" w:cs="Arial"/>
+          <w:color w:val="000000"/>
+          <w:kern w:val="0"/>
+          <w:sz w:val="22"/>
+          <w:szCs w:val="22"/>
+          <w14:ligatures w14:val="none"/>
+        </w:rPr>
+        <w:t xml:space="preserve"> B</w:t>
+      </w:r>
+    </w:p>
+    <w:p>
+      <w:pPr>
+        <w:spacing w:after="0" w:line="240" w:lineRule="auto"/>
+        <w:rPr>
+          <w:rFonts w:ascii="Times New Roman" w:eastAsia="Times New Roman" w:hAnsi="Times New Roman" w:cs="Times New Roman"/>
+          <w:color w:val="000000"/>
+          <w:kern w:val="0"/>
+          <w14:ligatures w14:val="none"/>
+        </w:rPr>
+      </w:pPr>
+    </w:p>
+    <w:p>
+      <w:pPr>
+        <w:spacing w:after="0" w:line="240" w:lineRule="auto"/>
+        <w:rPr>
+          <w:rFonts w:ascii="Times New Roman" w:eastAsia="Times New Roman" w:hAnsi="Times New Roman" w:cs="Times New Roman"/>
+          <w:color w:val="000000"/>
+          <w:kern w:val="0"/>
+          <w14:ligatures w14:val="none"/>
+        </w:rPr>
+      </w:pPr>
+      <w:r>
+        <w:rPr>
+          <w:rFonts w:ascii="Arial" w:eastAsia="Times New Roman" w:hAnsi="Arial" w:cs="Arial"/>
+          <w:color w:val="000000"/>
+          <w:kern w:val="0"/>
+          <w:sz w:val="22"/>
+          <w:szCs w:val="22"/>
+          <w14:ligatures w14:val="none"/>
+        </w:rPr>
+        <w:t>Input A: [0, 0, 0, 0, 0, 0, 0, 0, 0, 0, 0, 0]</w:t>
+      </w:r>
+    </w:p>
+    <w:p>
+      <w:pPr>
+        <w:spacing w:after="0" w:line="240" w:lineRule="auto"/>
+        <w:rPr>
+          <w:rFonts w:ascii="Times New Roman" w:eastAsia="Times New Roman" w:hAnsi="Times New Roman" w:cs="Times New Roman"/>
+          <w:color w:val="000000"/>
+          <w:kern w:val="0"/>
+          <w14:ligatures w14:val="none"/>
+        </w:rPr>
+      </w:pPr>
+      <w:r>
+        <w:rPr>
+          <w:rFonts w:ascii="Arial" w:eastAsia="Times New Roman" w:hAnsi="Arial" w:cs="Arial"/>
+          <w:color w:val="000000"/>
+          <w:kern w:val="0"/>
+          <w:sz w:val="22"/>
+          <w:szCs w:val="22"/>
+          <w14:ligatures w14:val="none"/>
+        </w:rPr>
+        <w:t>Input B: [0, 0, 0, 0, 0, 0, 0, 0, 0, 0, 0, 0]</w:t>
+      </w:r>
+    </w:p>
+    <w:p>
+      <w:pPr>
+        <w:spacing w:after="0" w:line="240" w:lineRule="auto"/>
+        <w:rPr>
+          <w:rFonts w:ascii="Times New Roman" w:eastAsia="Times New Roman" w:hAnsi="Times New Roman" w:cs="Times New Roman"/>
+          <w:color w:val="000000"/>
+          <w:kern w:val="0"/>
+          <w14:ligatures w14:val="none"/>
+        </w:rPr>
+      </w:pPr>
+    </w:p>
+    <w:p>
+      <w:pPr>
+        <w:spacing w:after="0" w:line="240" w:lineRule="auto"/>
+        <w:rPr>
+          <w:rFonts w:ascii="Times New Roman" w:eastAsia="Times New Roman" w:hAnsi="Times New Roman" w:cs="Times New Roman"/>
+          <w:color w:val="000000"/>
+          <w:kern w:val="0"/>
+          <w14:ligatures w14:val="none"/>
+        </w:rPr>
+      </w:pPr>
+      <w:r>
+        <w:rPr>
+          <w:rFonts w:ascii="Arial" w:eastAsia="Times New Roman" w:hAnsi="Arial" w:cs="Arial"/>
+          <w:color w:val="000000"/>
+          <w:kern w:val="0"/>
+          <w:sz w:val="22"/>
+          <w:szCs w:val="22"/>
+          <w14:ligatures w14:val="none"/>
+        </w:rPr>
+        <w:t>Expected count array: [0, 0, 0, 0, 0, 0, 0, 0, 0, 0, 0, 0]</w:t>
+      </w:r>
+    </w:p>
+    <w:p>
+      <w:pPr>
+        <w:spacing w:after="0" w:line="240" w:lineRule="auto"/>
+        <w:rPr>
+          <w:rFonts w:ascii="Times New Roman" w:eastAsia="Times New Roman" w:hAnsi="Times New Roman" w:cs="Times New Roman"/>
+          <w:color w:val="000000"/>
+          <w:kern w:val="0"/>
+          <w14:ligatures w14:val="none"/>
+        </w:rPr>
+      </w:pPr>
+      <w:r>
+        <w:rPr>
+          <w:rFonts w:ascii="Arial" w:eastAsia="Times New Roman" w:hAnsi="Arial" w:cs="Arial"/>
+          <w:color w:val="000000"/>
+          <w:kern w:val="0"/>
+          <w:sz w:val="22"/>
+          <w:szCs w:val="22"/>
+          <w14:ligatures w14:val="none"/>
+        </w:rPr>
+        <w:t>Expected integer listing: {}</w:t>
+      </w:r>
+    </w:p>
+    <w:p>
+      <w:pPr>
+        <w:spacing w:after="0" w:line="240" w:lineRule="auto"/>
+        <w:rPr>
+          <w:rFonts w:ascii="Times New Roman" w:eastAsia="Times New Roman" w:hAnsi="Times New Roman" w:cs="Times New Roman"/>
+          <w:color w:val="000000"/>
+          <w:kern w:val="0"/>
+          <w14:ligatures w14:val="none"/>
+        </w:rPr>
+      </w:pPr>
+    </w:p>
+    <w:p>
+      <w:pPr>
+        <w:spacing w:after="0" w:line="240" w:lineRule="auto"/>
+        <w:rPr>
+          <w:rFonts w:ascii="Times New Roman" w:eastAsia="Times New Roman" w:hAnsi="Times New Roman" w:cs="Times New Roman"/>
+          <w:color w:val="000000"/>
+          <w:kern w:val="0"/>
+          <w14:ligatures w14:val="none"/>
+        </w:rPr>
+      </w:pPr>
+      <w:r>
+        <w:rPr>
+          <w:rFonts w:ascii="Arial" w:eastAsia="Times New Roman" w:hAnsi="Arial" w:cs="Arial"/>
+          <w:color w:val="000000"/>
+          <w:kern w:val="0"/>
+          <w:sz w:val="22"/>
+          <w:szCs w:val="22"/>
+          <w14:ligatures w14:val="none"/>
+        </w:rPr>
+        <w:t>Validation: The union of two empty multisets must contain no elements.</w:t>
+      </w:r>
+    </w:p>
+    <w:p>
+      <w:pPr>
+        <w:spacing w:after="0" w:line="240" w:lineRule="auto"/>
+        <w:rPr>
+          <w:rFonts w:ascii="Times New Roman" w:eastAsia="Times New Roman" w:hAnsi="Times New Roman" w:cs="Times New Roman"/>
+          <w:color w:val="000000"/>
+          <w:kern w:val="0"/>
+          <w14:ligatures w14:val="none"/>
+        </w:rPr>
+      </w:pPr>
+    </w:p>
+    <w:p>
+      <w:pPr>
+        <w:spacing w:after="0" w:line="240" w:lineRule="auto"/>
+        <w:rPr>
+          <w:rFonts w:ascii="Times New Roman" w:eastAsia="Times New Roman" w:hAnsi="Times New Roman" w:cs="Times New Roman"/>
+          <w:color w:val="000000"/>
+          <w:kern w:val="0"/>
+          <w14:ligatures w14:val="none"/>
+        </w:rPr>
+      </w:pPr>
+      <w:r>
+        <w:rPr>
+          <w:rFonts w:ascii="Arial" w:eastAsia="Times New Roman" w:hAnsi="Arial" w:cs="Arial"/>
+          <w:color w:val="000000"/>
+          <w:kern w:val="0"/>
+          <w:sz w:val="22"/>
+          <w:szCs w:val="22"/>
+          <w:u w:val="single"/>
+          <w14:ligatures w14:val="none"/>
+        </w:rPr>
+        <w:t>BAG</w:t>
+      </w:r>
+      <w:r>
+        <w:rPr>
+          <w:rFonts w:ascii="Arial" w:eastAsia="Times New Roman" w:hAnsi="Arial" w:cs="Arial"/>
+          <w:color w:val="000000"/>
+          <w:kern w:val="0"/>
+          <w:sz w:val="22"/>
+          <w:szCs w:val="22"/>
+          <w:u w:val="single"/>
+          <w14:ligatures w14:val="none"/>
+        </w:rPr>
+        <w:t xml:space="preserve"> </w:t>
+      </w:r>
+      <w:r>
+        <w:rPr>
+          <w:rFonts w:ascii="Arial" w:eastAsia="Times New Roman" w:hAnsi="Arial" w:cs="Arial"/>
+          <w:color w:val="000000"/>
+          <w:kern w:val="0"/>
+          <w:sz w:val="22"/>
+          <w:szCs w:val="22"/>
+          <w:u w:val="single"/>
+          <w14:ligatures w14:val="none"/>
+        </w:rPr>
+        <w:t>6: Intersection of Two Empty Multisets:</w:t>
+      </w:r>
+    </w:p>
+    <w:p>
+      <w:pPr>
+        <w:spacing w:after="0" w:line="240" w:lineRule="auto"/>
+        <w:rPr>
+          <w:rFonts w:ascii="Times New Roman" w:eastAsia="Times New Roman" w:hAnsi="Times New Roman" w:cs="Times New Roman"/>
+          <w:color w:val="000000"/>
+          <w:kern w:val="0"/>
+          <w14:ligatures w14:val="none"/>
+        </w:rPr>
+      </w:pPr>
+    </w:p>
+    <w:p>
+      <w:pPr>
+        <w:spacing w:after="0" w:line="240" w:lineRule="auto"/>
+        <w:rPr>
+          <w:rFonts w:ascii="Times New Roman" w:eastAsia="Times New Roman" w:hAnsi="Times New Roman" w:cs="Times New Roman"/>
+          <w:color w:val="000000"/>
+          <w:kern w:val="0"/>
+          <w14:ligatures w14:val="none"/>
+        </w:rPr>
+      </w:pPr>
+      <w:r>
+        <w:rPr>
+          <w:rFonts w:ascii="Arial" w:eastAsia="Times New Roman" w:hAnsi="Arial" w:cs="Arial"/>
+          <w:color w:val="000000"/>
+          <w:kern w:val="0"/>
+          <w:sz w:val="22"/>
+          <w:szCs w:val="22"/>
+          <w14:ligatures w14:val="none"/>
+        </w:rPr>
+        <w:t>Operation: Multiset A ∩ B</w:t>
+      </w:r>
+    </w:p>
+    <w:p>
+      <w:pPr>
+        <w:spacing w:after="0" w:line="240" w:lineRule="auto"/>
+        <w:rPr>
+          <w:rFonts w:ascii="Times New Roman" w:eastAsia="Times New Roman" w:hAnsi="Times New Roman" w:cs="Times New Roman"/>
+          <w:color w:val="000000"/>
+          <w:kern w:val="0"/>
+          <w14:ligatures w14:val="none"/>
+        </w:rPr>
+      </w:pPr>
+    </w:p>
+    <w:p>
+      <w:pPr>
+        <w:spacing w:after="0" w:line="240" w:lineRule="auto"/>
+        <w:rPr>
+          <w:rFonts w:ascii="Times New Roman" w:eastAsia="Times New Roman" w:hAnsi="Times New Roman" w:cs="Times New Roman"/>
+          <w:color w:val="000000"/>
+          <w:kern w:val="0"/>
+          <w14:ligatures w14:val="none"/>
+        </w:rPr>
+      </w:pPr>
+      <w:r>
+        <w:rPr>
+          <w:rFonts w:ascii="Arial" w:eastAsia="Times New Roman" w:hAnsi="Arial" w:cs="Arial"/>
+          <w:color w:val="000000"/>
+          <w:kern w:val="0"/>
+          <w:sz w:val="22"/>
+          <w:szCs w:val="22"/>
+          <w14:ligatures w14:val="none"/>
+        </w:rPr>
+        <w:t>Input A: [0, 0, 0, 0, 0, 0, 0, 0, 0, 0, 0, 0]</w:t>
+      </w:r>
+    </w:p>
+    <w:p>
+      <w:pPr>
+        <w:spacing w:after="0" w:line="240" w:lineRule="auto"/>
+        <w:rPr>
+          <w:rFonts w:ascii="Times New Roman" w:eastAsia="Times New Roman" w:hAnsi="Times New Roman" w:cs="Times New Roman"/>
+          <w:color w:val="000000"/>
+          <w:kern w:val="0"/>
+          <w14:ligatures w14:val="none"/>
+        </w:rPr>
+      </w:pPr>
+      <w:r>
+        <w:rPr>
+          <w:rFonts w:ascii="Arial" w:eastAsia="Times New Roman" w:hAnsi="Arial" w:cs="Arial"/>
+          <w:color w:val="000000"/>
+          <w:kern w:val="0"/>
+          <w:sz w:val="22"/>
+          <w:szCs w:val="22"/>
+          <w14:ligatures w14:val="none"/>
+        </w:rPr>
+        <w:t>Input B: [0, 0, 0, 0, 0, 0, 0, 0, 0, 0, 0, 0]</w:t>
+      </w:r>
+    </w:p>
+    <w:p>
+      <w:pPr>
+        <w:spacing w:after="0" w:line="240" w:lineRule="auto"/>
+        <w:rPr>
+          <w:rFonts w:ascii="Times New Roman" w:eastAsia="Times New Roman" w:hAnsi="Times New Roman" w:cs="Times New Roman"/>
+          <w:color w:val="000000"/>
+          <w:kern w:val="0"/>
+          <w14:ligatures w14:val="none"/>
+        </w:rPr>
+      </w:pPr>
+    </w:p>
+    <w:p>
+      <w:pPr>
+        <w:spacing w:after="0" w:line="240" w:lineRule="auto"/>
+        <w:rPr>
+          <w:rFonts w:ascii="Times New Roman" w:eastAsia="Times New Roman" w:hAnsi="Times New Roman" w:cs="Times New Roman"/>
+          <w:color w:val="000000"/>
+          <w:kern w:val="0"/>
+          <w14:ligatures w14:val="none"/>
+        </w:rPr>
+      </w:pPr>
+      <w:r>
+        <w:rPr>
+          <w:rFonts w:ascii="Arial" w:eastAsia="Times New Roman" w:hAnsi="Arial" w:cs="Arial"/>
+          <w:color w:val="000000"/>
+          <w:kern w:val="0"/>
+          <w:sz w:val="22"/>
+          <w:szCs w:val="22"/>
+          <w14:ligatures w14:val="none"/>
+        </w:rPr>
+        <w:t>Expected count array: [0, 0, 0, 0, 0, 0, 0, 0, 0, 0, 0, 0]</w:t>
+      </w:r>
+    </w:p>
+    <w:p>
+      <w:pPr>
+        <w:spacing w:after="0" w:line="240" w:lineRule="auto"/>
+        <w:rPr>
+          <w:rFonts w:ascii="Times New Roman" w:eastAsia="Times New Roman" w:hAnsi="Times New Roman" w:cs="Times New Roman"/>
+          <w:color w:val="000000"/>
+          <w:kern w:val="0"/>
+          <w14:ligatures w14:val="none"/>
+        </w:rPr>
+      </w:pPr>
+      <w:r>
+        <w:rPr>
+          <w:rFonts w:ascii="Arial" w:eastAsia="Times New Roman" w:hAnsi="Arial" w:cs="Arial"/>
+          <w:color w:val="000000"/>
+          <w:kern w:val="0"/>
+          <w:sz w:val="22"/>
+          <w:szCs w:val="22"/>
+          <w14:ligatures w14:val="none"/>
+        </w:rPr>
+        <w:t>Expected integer listing: {}</w:t>
+      </w:r>
+    </w:p>
+    <w:p>
+      <w:pPr>
+        <w:spacing w:after="0" w:line="240" w:lineRule="auto"/>
+        <w:rPr>
+          <w:rFonts w:ascii="Times New Roman" w:eastAsia="Times New Roman" w:hAnsi="Times New Roman" w:cs="Times New Roman"/>
+          <w:color w:val="000000"/>
+          <w:kern w:val="0"/>
+          <w14:ligatures w14:val="none"/>
+        </w:rPr>
+      </w:pPr>
+    </w:p>
+    <w:p>
+      <w:pPr>
+        <w:spacing w:after="0" w:line="240" w:lineRule="auto"/>
+        <w:rPr>
+          <w:rFonts w:ascii="Times New Roman" w:eastAsia="Times New Roman" w:hAnsi="Times New Roman" w:cs="Times New Roman"/>
+          <w:color w:val="000000"/>
+          <w:kern w:val="0"/>
+          <w14:ligatures w14:val="none"/>
+        </w:rPr>
+      </w:pPr>
+      <w:r>
+        <w:rPr>
+          <w:rFonts w:ascii="Arial" w:eastAsia="Times New Roman" w:hAnsi="Arial" w:cs="Arial"/>
+          <w:color w:val="000000"/>
+          <w:kern w:val="0"/>
+          <w:sz w:val="22"/>
+          <w:szCs w:val="22"/>
+          <w14:ligatures w14:val="none"/>
+        </w:rPr>
+        <w:t>Validation: The intersection of two empty multisets must contain no elements.</w:t>
+      </w:r>
+    </w:p>
+    <w:p>
+      <w:pPr>
+        <w:spacing w:after="0" w:line="240" w:lineRule="auto"/>
+        <w:rPr>
+          <w:rFonts w:ascii="Times New Roman" w:eastAsia="Times New Roman" w:hAnsi="Times New Roman" w:cs="Times New Roman"/>
+          <w:color w:val="000000"/>
+          <w:kern w:val="0"/>
+          <w14:ligatures w14:val="none"/>
+        </w:rPr>
+      </w:pPr>
+    </w:p>
+    <w:p>
+      <w:pPr>
+        <w:spacing w:after="0" w:line="240" w:lineRule="auto"/>
+        <w:rPr>
+          <w:rFonts w:ascii="Times New Roman" w:eastAsia="Times New Roman" w:hAnsi="Times New Roman" w:cs="Times New Roman"/>
+          <w:color w:val="000000"/>
+          <w:kern w:val="0"/>
+          <w14:ligatures w14:val="none"/>
+        </w:rPr>
+      </w:pPr>
+      <w:r>
+        <w:rPr>
+          <w:rFonts w:ascii="Arial" w:eastAsia="Times New Roman" w:hAnsi="Arial" w:cs="Arial"/>
+          <w:color w:val="000000"/>
+          <w:kern w:val="0"/>
+          <w:sz w:val="22"/>
+          <w:szCs w:val="22"/>
+          <w:u w:val="single"/>
+          <w14:ligatures w14:val="none"/>
+        </w:rPr>
+        <w:t>BAG</w:t>
+      </w:r>
+      <w:r>
+        <w:rPr>
+          <w:rFonts w:ascii="Arial" w:eastAsia="Times New Roman" w:hAnsi="Arial" w:cs="Arial"/>
+          <w:color w:val="000000"/>
+          <w:kern w:val="0"/>
+          <w:sz w:val="22"/>
+          <w:szCs w:val="22"/>
+          <w:u w:val="single"/>
+          <w14:ligatures w14:val="none"/>
+        </w:rPr>
+        <w:t xml:space="preserve"> </w:t>
+      </w:r>
+      <w:r>
+        <w:rPr>
+          <w:rFonts w:ascii="Arial" w:eastAsia="Times New Roman" w:hAnsi="Arial" w:cs="Arial"/>
+          <w:color w:val="000000"/>
+          <w:kern w:val="0"/>
+          <w:sz w:val="22"/>
+          <w:szCs w:val="22"/>
+          <w:u w:val="single"/>
+          <w14:ligatures w14:val="none"/>
+        </w:rPr>
+        <w:t>7: Difference of Two Empty Multisets:</w:t>
+      </w:r>
+    </w:p>
+    <w:p>
+      <w:pPr>
+        <w:spacing w:after="0" w:line="240" w:lineRule="auto"/>
+        <w:rPr>
+          <w:rFonts w:ascii="Times New Roman" w:eastAsia="Times New Roman" w:hAnsi="Times New Roman" w:cs="Times New Roman"/>
+          <w:color w:val="000000"/>
+          <w:kern w:val="0"/>
+          <w14:ligatures w14:val="none"/>
+        </w:rPr>
+      </w:pPr>
+    </w:p>
+    <w:p>
+      <w:pPr>
+        <w:spacing w:after="0" w:line="240" w:lineRule="auto"/>
+        <w:rPr>
+          <w:rFonts w:ascii="Times New Roman" w:eastAsia="Times New Roman" w:hAnsi="Times New Roman" w:cs="Times New Roman"/>
+          <w:color w:val="000000"/>
+          <w:kern w:val="0"/>
+          <w14:ligatures w14:val="none"/>
+        </w:rPr>
+      </w:pPr>
+      <w:r>
+        <w:rPr>
+          <w:rFonts w:ascii="Arial" w:eastAsia="Times New Roman" w:hAnsi="Arial" w:cs="Arial"/>
+          <w:color w:val="000000"/>
+          <w:kern w:val="0"/>
+          <w:sz w:val="22"/>
+          <w:szCs w:val="22"/>
+          <w14:ligatures w14:val="none"/>
+        </w:rPr>
+        <w:lastRenderedPageBreak/>
+        <w:t>Operation: Multiset A − B</w:t>
+      </w:r>
+    </w:p>
+    <w:p>
+      <w:pPr>
+        <w:spacing w:after="0" w:line="240" w:lineRule="auto"/>
+        <w:rPr>
+          <w:rFonts w:ascii="Times New Roman" w:eastAsia="Times New Roman" w:hAnsi="Times New Roman" w:cs="Times New Roman"/>
+          <w:color w:val="000000"/>
+          <w:kern w:val="0"/>
+          <w14:ligatures w14:val="none"/>
+        </w:rPr>
+      </w:pPr>
+    </w:p>
+    <w:p>
+      <w:pPr>
+        <w:spacing w:after="0" w:line="240" w:lineRule="auto"/>
+        <w:rPr>
+          <w:rFonts w:ascii="Times New Roman" w:eastAsia="Times New Roman" w:hAnsi="Times New Roman" w:cs="Times New Roman"/>
+          <w:color w:val="000000"/>
+          <w:kern w:val="0"/>
+          <w14:ligatures w14:val="none"/>
+        </w:rPr>
+      </w:pPr>
+      <w:r>
+        <w:rPr>
+          <w:rFonts w:ascii="Arial" w:eastAsia="Times New Roman" w:hAnsi="Arial" w:cs="Arial"/>
+          <w:color w:val="000000"/>
+          <w:kern w:val="0"/>
+          <w:sz w:val="22"/>
+          <w:szCs w:val="22"/>
+          <w14:ligatures w14:val="none"/>
+        </w:rPr>
+        <w:t>Input A: [0, 0, 0, 0, 0, 0, 0, 0, 0, 0, 0, 0]</w:t>
+      </w:r>
+    </w:p>
+    <w:p>
+      <w:pPr>
+        <w:spacing w:after="0" w:line="240" w:lineRule="auto"/>
+        <w:rPr>
+          <w:rFonts w:ascii="Times New Roman" w:eastAsia="Times New Roman" w:hAnsi="Times New Roman" w:cs="Times New Roman"/>
+          <w:color w:val="000000"/>
+          <w:kern w:val="0"/>
+          <w14:ligatures w14:val="none"/>
+        </w:rPr>
+      </w:pPr>
+      <w:r>
+        <w:rPr>
+          <w:rFonts w:ascii="Arial" w:eastAsia="Times New Roman" w:hAnsi="Arial" w:cs="Arial"/>
+          <w:color w:val="000000"/>
+          <w:kern w:val="0"/>
+          <w:sz w:val="22"/>
+          <w:szCs w:val="22"/>
+          <w14:ligatures w14:val="none"/>
+        </w:rPr>
+        <w:t>Input B: [0, 0, 0, 0, 0, 0, 0, 0, 0, 0, 0, 0]</w:t>
+      </w:r>
+    </w:p>
+    <w:p>
+      <w:pPr>
+        <w:spacing w:after="0" w:line="240" w:lineRule="auto"/>
+        <w:rPr>
+          <w:rFonts w:ascii="Times New Roman" w:eastAsia="Times New Roman" w:hAnsi="Times New Roman" w:cs="Times New Roman"/>
+          <w:color w:val="000000"/>
+          <w:kern w:val="0"/>
+          <w14:ligatures w14:val="none"/>
+        </w:rPr>
+      </w:pPr>
+    </w:p>
+    <w:p>
+      <w:pPr>
+        <w:spacing w:after="0" w:line="240" w:lineRule="auto"/>
+        <w:rPr>
+          <w:rFonts w:ascii="Times New Roman" w:eastAsia="Times New Roman" w:hAnsi="Times New Roman" w:cs="Times New Roman"/>
+          <w:color w:val="000000"/>
+          <w:kern w:val="0"/>
+          <w14:ligatures w14:val="none"/>
+        </w:rPr>
+      </w:pPr>
+      <w:r>
+        <w:rPr>
+          <w:rFonts w:ascii="Arial" w:eastAsia="Times New Roman" w:hAnsi="Arial" w:cs="Arial"/>
+          <w:color w:val="000000"/>
+          <w:kern w:val="0"/>
+          <w:sz w:val="22"/>
+          <w:szCs w:val="22"/>
+          <w14:ligatures w14:val="none"/>
+        </w:rPr>
+        <w:t>Expected count array: [0, 0, 0, 0, 0, 0, 0, 0, 0, 0, 0, 0]</w:t>
+      </w:r>
+    </w:p>
+    <w:p>
+      <w:pPr>
+        <w:spacing w:after="0" w:line="240" w:lineRule="auto"/>
+        <w:rPr>
+          <w:rFonts w:ascii="Times New Roman" w:eastAsia="Times New Roman" w:hAnsi="Times New Roman" w:cs="Times New Roman"/>
+          <w:color w:val="000000"/>
+          <w:kern w:val="0"/>
+          <w14:ligatures w14:val="none"/>
+        </w:rPr>
+      </w:pPr>
+      <w:r>
+        <w:rPr>
+          <w:rFonts w:ascii="Arial" w:eastAsia="Times New Roman" w:hAnsi="Arial" w:cs="Arial"/>
+          <w:color w:val="000000"/>
+          <w:kern w:val="0"/>
+          <w:sz w:val="22"/>
+          <w:szCs w:val="22"/>
+          <w14:ligatures w14:val="none"/>
+        </w:rPr>
+        <w:t>Expected integer listing: {}</w:t>
+      </w:r>
+    </w:p>
+    <w:p>
+      <w:pPr>
+        <w:spacing w:after="0" w:line="240" w:lineRule="auto"/>
+        <w:rPr>
+          <w:rFonts w:ascii="Times New Roman" w:eastAsia="Times New Roman" w:hAnsi="Times New Roman" w:cs="Times New Roman"/>
+          <w:color w:val="000000"/>
+          <w:kern w:val="0"/>
+          <w14:ligatures w14:val="none"/>
+        </w:rPr>
+      </w:pPr>
+    </w:p>
+    <w:p>
+      <w:pPr>
+        <w:spacing w:after="0" w:line="240" w:lineRule="auto"/>
+        <w:rPr>
+          <w:rFonts w:ascii="Times New Roman" w:eastAsia="Times New Roman" w:hAnsi="Times New Roman" w:cs="Times New Roman"/>
+          <w:color w:val="000000"/>
+          <w:kern w:val="0"/>
+          <w14:ligatures w14:val="none"/>
+        </w:rPr>
+      </w:pPr>
+      <w:r>
+        <w:rPr>
+          <w:rFonts w:ascii="Arial" w:eastAsia="Times New Roman" w:hAnsi="Arial" w:cs="Arial"/>
+          <w:color w:val="000000"/>
+          <w:kern w:val="0"/>
+          <w:sz w:val="22"/>
+          <w:szCs w:val="22"/>
+          <w14:ligatures w14:val="none"/>
+        </w:rPr>
+        <w:t>Validation: The difference of two empty multisets must contain no elements.</w:t>
+      </w:r>
+    </w:p>
+    <w:p>
+      <w:pPr>
+        <w:spacing w:after="0" w:line="240" w:lineRule="auto"/>
+        <w:rPr>
+          <w:rFonts w:ascii="Times New Roman" w:eastAsia="Times New Roman" w:hAnsi="Times New Roman" w:cs="Times New Roman"/>
+          <w:color w:val="000000"/>
+          <w:kern w:val="0"/>
+          <w14:ligatures w14:val="none"/>
+        </w:rPr>
+      </w:pPr>
+    </w:p>
+    <w:p>
+      <w:pPr>
+        <w:spacing w:after="0" w:line="240" w:lineRule="auto"/>
+        <w:rPr>
+          <w:rFonts w:ascii="Times New Roman" w:eastAsia="Times New Roman" w:hAnsi="Times New Roman" w:cs="Times New Roman"/>
+          <w:color w:val="000000"/>
+          <w:kern w:val="0"/>
+          <w14:ligatures w14:val="none"/>
+        </w:rPr>
+      </w:pPr>
+      <w:r>
+        <w:rPr>
+          <w:rFonts w:ascii="Arial" w:eastAsia="Times New Roman" w:hAnsi="Arial" w:cs="Arial"/>
+          <w:color w:val="000000"/>
+          <w:kern w:val="0"/>
+          <w:sz w:val="22"/>
+          <w:szCs w:val="22"/>
+          <w:u w:val="single"/>
+          <w14:ligatures w14:val="none"/>
+        </w:rPr>
+        <w:t>BAG</w:t>
+      </w:r>
+      <w:r>
+        <w:rPr>
+          <w:rFonts w:ascii="Arial" w:eastAsia="Times New Roman" w:hAnsi="Arial" w:cs="Arial"/>
+          <w:color w:val="000000"/>
+          <w:kern w:val="0"/>
+          <w:sz w:val="22"/>
+          <w:szCs w:val="22"/>
+          <w:u w:val="single"/>
+          <w14:ligatures w14:val="none"/>
+        </w:rPr>
+        <w:t xml:space="preserve"> </w:t>
+      </w:r>
+      <w:r>
+        <w:rPr>
+          <w:rFonts w:ascii="Arial" w:eastAsia="Times New Roman" w:hAnsi="Arial" w:cs="Arial"/>
+          <w:color w:val="000000"/>
+          <w:kern w:val="0"/>
+          <w:sz w:val="22"/>
+          <w:szCs w:val="22"/>
+          <w:u w:val="single"/>
+          <w14:ligatures w14:val="none"/>
+        </w:rPr>
+        <w:t>8: Sum of Two Empty Multisets:</w:t>
+      </w:r>
+    </w:p>
+    <w:p>
+      <w:pPr>
+        <w:spacing w:after="0" w:line="240" w:lineRule="auto"/>
+        <w:rPr>
+          <w:rFonts w:ascii="Times New Roman" w:eastAsia="Times New Roman" w:hAnsi="Times New Roman" w:cs="Times New Roman"/>
+          <w:color w:val="000000"/>
+          <w:kern w:val="0"/>
+          <w14:ligatures w14:val="none"/>
+        </w:rPr>
+      </w:pPr>
+    </w:p>
+    <w:p>
+      <w:pPr>
+        <w:spacing w:after="0" w:line="240" w:lineRule="auto"/>
+        <w:rPr>
+          <w:rFonts w:ascii="Times New Roman" w:eastAsia="Times New Roman" w:hAnsi="Times New Roman" w:cs="Times New Roman"/>
+          <w:color w:val="000000"/>
+          <w:kern w:val="0"/>
+          <w14:ligatures w14:val="none"/>
+        </w:rPr>
+      </w:pPr>
+      <w:r>
+        <w:rPr>
+          <w:rFonts w:ascii="Arial" w:eastAsia="Times New Roman" w:hAnsi="Arial" w:cs="Arial"/>
+          <w:color w:val="000000"/>
+          <w:kern w:val="0"/>
+          <w:sz w:val="22"/>
+          <w:szCs w:val="22"/>
+          <w14:ligatures w14:val="none"/>
+        </w:rPr>
+        <w:t>Operation: Multiset A + B</w:t>
+      </w:r>
+    </w:p>
+    <w:p>
+      <w:pPr>
+        <w:spacing w:after="0" w:line="240" w:lineRule="auto"/>
+        <w:rPr>
+          <w:rFonts w:ascii="Times New Roman" w:eastAsia="Times New Roman" w:hAnsi="Times New Roman" w:cs="Times New Roman"/>
+          <w:color w:val="000000"/>
+          <w:kern w:val="0"/>
+          <w14:ligatures w14:val="none"/>
+        </w:rPr>
+      </w:pPr>
+    </w:p>
+    <w:p>
+      <w:pPr>
+        <w:spacing w:after="0" w:line="240" w:lineRule="auto"/>
+        <w:rPr>
+          <w:rFonts w:ascii="Times New Roman" w:eastAsia="Times New Roman" w:hAnsi="Times New Roman" w:cs="Times New Roman"/>
+          <w:color w:val="000000"/>
+          <w:kern w:val="0"/>
+          <w14:ligatures w14:val="none"/>
+        </w:rPr>
+      </w:pPr>
+      <w:r>
+        <w:rPr>
+          <w:rFonts w:ascii="Arial" w:eastAsia="Times New Roman" w:hAnsi="Arial" w:cs="Arial"/>
+          <w:color w:val="000000"/>
+          <w:kern w:val="0"/>
+          <w:sz w:val="22"/>
+          <w:szCs w:val="22"/>
+          <w14:ligatures w14:val="none"/>
+        </w:rPr>
+        <w:t>Input A: [0, 0, 0, 0, 0, 0, 0, 0, 0, 0, 0, 0]</w:t>
+      </w:r>
+    </w:p>
+    <w:p>
+      <w:pPr>
+        <w:spacing w:after="0" w:line="240" w:lineRule="auto"/>
+        <w:rPr>
+          <w:rFonts w:ascii="Times New Roman" w:eastAsia="Times New Roman" w:hAnsi="Times New Roman" w:cs="Times New Roman"/>
+          <w:color w:val="000000"/>
+          <w:kern w:val="0"/>
+          <w14:ligatures w14:val="none"/>
+        </w:rPr>
+      </w:pPr>
+      <w:r>
+        <w:rPr>
+          <w:rFonts w:ascii="Arial" w:eastAsia="Times New Roman" w:hAnsi="Arial" w:cs="Arial"/>
+          <w:color w:val="000000"/>
+          <w:kern w:val="0"/>
+          <w:sz w:val="22"/>
+          <w:szCs w:val="22"/>
+          <w14:ligatures w14:val="none"/>
+        </w:rPr>
+        <w:t>Input B: [0, 0, 0, 0, 0, 0, 0, 0, 0, 0, 0, 0]</w:t>
+      </w:r>
+    </w:p>
+    <w:p>
+      <w:pPr>
+        <w:spacing w:after="0" w:line="240" w:lineRule="auto"/>
+        <w:rPr>
+          <w:rFonts w:ascii="Times New Roman" w:eastAsia="Times New Roman" w:hAnsi="Times New Roman" w:cs="Times New Roman"/>
+          <w:color w:val="000000"/>
+          <w:kern w:val="0"/>
+          <w14:ligatures w14:val="none"/>
+        </w:rPr>
+      </w:pPr>
+    </w:p>
+    <w:p>
+      <w:pPr>
+        <w:spacing w:after="0" w:line="240" w:lineRule="auto"/>
+        <w:rPr>
+          <w:rFonts w:ascii="Times New Roman" w:eastAsia="Times New Roman" w:hAnsi="Times New Roman" w:cs="Times New Roman"/>
+          <w:color w:val="000000"/>
+          <w:kern w:val="0"/>
+          <w14:ligatures w14:val="none"/>
+        </w:rPr>
+      </w:pPr>
+      <w:r>
+        <w:rPr>
+          <w:rFonts w:ascii="Arial" w:eastAsia="Times New Roman" w:hAnsi="Arial" w:cs="Arial"/>
+          <w:color w:val="000000"/>
+          <w:kern w:val="0"/>
+          <w:sz w:val="22"/>
+          <w:szCs w:val="22"/>
+          <w14:ligatures w14:val="none"/>
+        </w:rPr>
+        <w:t>Expected count array: [0, 0, 0, 0, 0, 0, 0, 0, 0, 0, 0, 0]</w:t>
+      </w:r>
+    </w:p>
+    <w:p>
+      <w:pPr>
+        <w:spacing w:after="0" w:line="240" w:lineRule="auto"/>
+        <w:rPr>
+          <w:rFonts w:ascii="Times New Roman" w:eastAsia="Times New Roman" w:hAnsi="Times New Roman" w:cs="Times New Roman"/>
+          <w:color w:val="000000"/>
+          <w:kern w:val="0"/>
+          <w14:ligatures w14:val="none"/>
+        </w:rPr>
+      </w:pPr>
+      <w:r>
+        <w:rPr>
+          <w:rFonts w:ascii="Arial" w:eastAsia="Times New Roman" w:hAnsi="Arial" w:cs="Arial"/>
+          <w:color w:val="000000"/>
+          <w:kern w:val="0"/>
+          <w:sz w:val="22"/>
+          <w:szCs w:val="22"/>
+          <w14:ligatures w14:val="none"/>
+        </w:rPr>
+        <w:t>Expected integer listing: {}</w:t>
+      </w:r>
+    </w:p>
+    <w:p>
+      <w:pPr>
+        <w:spacing w:after="0" w:line="240" w:lineRule="auto"/>
+        <w:rPr>
+          <w:rFonts w:ascii="Times New Roman" w:eastAsia="Times New Roman" w:hAnsi="Times New Roman" w:cs="Times New Roman"/>
+          <w:color w:val="000000"/>
+          <w:kern w:val="0"/>
+          <w14:ligatures w14:val="none"/>
+        </w:rPr>
+      </w:pPr>
+    </w:p>
+    <w:p>
+      <w:pPr>
+        <w:spacing w:after="0" w:line="240" w:lineRule="auto"/>
+        <w:rPr>
+          <w:rFonts w:ascii="Times New Roman" w:eastAsia="Times New Roman" w:hAnsi="Times New Roman" w:cs="Times New Roman"/>
+          <w:color w:val="000000"/>
+          <w:kern w:val="0"/>
+          <w14:ligatures w14:val="none"/>
+        </w:rPr>
+      </w:pPr>
+      <w:r>
+        <w:rPr>
+          <w:rFonts w:ascii="Arial" w:eastAsia="Times New Roman" w:hAnsi="Arial" w:cs="Arial"/>
+          <w:color w:val="000000"/>
+          <w:kern w:val="0"/>
+          <w:sz w:val="22"/>
+          <w:szCs w:val="22"/>
+          <w14:ligatures w14:val="none"/>
+        </w:rPr>
+        <w:t>Validation: The sum of two empty multisets must contain no elements.</w:t>
+      </w:r>
+    </w:p>
+    <w:p>
+      <w:pPr>
+        <w:spacing w:after="0" w:line="240" w:lineRule="auto"/>
+        <w:rPr>
+          <w:rFonts w:ascii="Times New Roman" w:eastAsia="Times New Roman" w:hAnsi="Times New Roman" w:cs="Times New Roman"/>
+          <w:color w:val="000000"/>
+          <w:kern w:val="0"/>
+          <w14:ligatures w14:val="none"/>
+        </w:rPr>
+      </w:pPr>
+    </w:p>
+    <w:p>
+      <w:pPr>
+        <w:spacing w:after="0" w:line="240" w:lineRule="auto"/>
+        <w:rPr>
+          <w:rFonts w:ascii="Times New Roman" w:eastAsia="Times New Roman" w:hAnsi="Times New Roman" w:cs="Times New Roman"/>
+          <w:color w:val="000000"/>
+          <w:kern w:val="0"/>
+          <w14:ligatures w14:val="none"/>
+        </w:rPr>
+      </w:pPr>
+      <w:r>
+        <w:rPr>
+          <w:rFonts w:ascii="Arial" w:eastAsia="Times New Roman" w:hAnsi="Arial" w:cs="Arial"/>
+          <w:color w:val="000000"/>
+          <w:kern w:val="0"/>
+          <w:sz w:val="22"/>
+          <w:szCs w:val="22"/>
+          <w:u w:val="single"/>
+          <w14:ligatures w14:val="none"/>
+        </w:rPr>
+        <w:t>BAG</w:t>
+      </w:r>
+      <w:r>
+        <w:rPr>
+          <w:rFonts w:ascii="Arial" w:eastAsia="Times New Roman" w:hAnsi="Arial" w:cs="Arial"/>
+          <w:color w:val="000000"/>
+          <w:kern w:val="0"/>
+          <w:sz w:val="22"/>
+          <w:szCs w:val="22"/>
+          <w:u w:val="single"/>
+          <w14:ligatures w14:val="none"/>
+        </w:rPr>
+        <w:t xml:space="preserve"> </w:t>
+      </w:r>
+      <w:r>
+        <w:rPr>
+          <w:rFonts w:ascii="Arial" w:eastAsia="Times New Roman" w:hAnsi="Arial" w:cs="Arial"/>
+          <w:color w:val="000000"/>
+          <w:kern w:val="0"/>
+          <w:sz w:val="22"/>
+          <w:szCs w:val="22"/>
+          <w:u w:val="single"/>
+          <w14:ligatures w14:val="none"/>
+        </w:rPr>
+        <w:t>9: Multiset Union with Unequal Multiplicities:</w:t>
+      </w:r>
+    </w:p>
+    <w:p>
+      <w:pPr>
+        <w:spacing w:after="0" w:line="240" w:lineRule="auto"/>
+        <w:rPr>
+          <w:rFonts w:ascii="Times New Roman" w:eastAsia="Times New Roman" w:hAnsi="Times New Roman" w:cs="Times New Roman"/>
+          <w:color w:val="000000"/>
+          <w:kern w:val="0"/>
+          <w14:ligatures w14:val="none"/>
+        </w:rPr>
+      </w:pPr>
+    </w:p>
+    <w:p>
+      <w:pPr>
+        <w:spacing w:after="0" w:line="240" w:lineRule="auto"/>
+        <w:rPr>
+          <w:rFonts w:ascii="Times New Roman" w:eastAsia="Times New Roman" w:hAnsi="Times New Roman" w:cs="Times New Roman"/>
+          <w:color w:val="000000"/>
+          <w:kern w:val="0"/>
+          <w14:ligatures w14:val="none"/>
+        </w:rPr>
+      </w:pPr>
+      <w:r>
+        <w:rPr>
+          <w:rFonts w:ascii="Arial" w:eastAsia="Times New Roman" w:hAnsi="Arial" w:cs="Arial"/>
+          <w:color w:val="000000"/>
+          <w:kern w:val="0"/>
+          <w:sz w:val="22"/>
+          <w:szCs w:val="22"/>
+          <w14:ligatures w14:val="none"/>
+        </w:rPr>
+        <w:t xml:space="preserve">Operation: Multiset A </w:t>
+      </w:r>
+      <w:r>
+        <w:rPr>
+          <w:rFonts w:ascii="Cambria Math" w:eastAsia="Times New Roman" w:hAnsi="Cambria Math" w:cs="Cambria Math"/>
+          <w:color w:val="000000"/>
+          <w:kern w:val="0"/>
+          <w:sz w:val="22"/>
+          <w:szCs w:val="22"/>
+          <w14:ligatures w14:val="none"/>
+        </w:rPr>
+        <w:t>∪</w:t>
+      </w:r>
+      <w:r>
+        <w:rPr>
+          <w:rFonts w:ascii="Arial" w:eastAsia="Times New Roman" w:hAnsi="Arial" w:cs="Arial"/>
+          <w:color w:val="000000"/>
+          <w:kern w:val="0"/>
+          <w:sz w:val="22"/>
+          <w:szCs w:val="22"/>
+          <w14:ligatures w14:val="none"/>
+        </w:rPr>
+        <w:t xml:space="preserve"> B</w:t>
+      </w:r>
+    </w:p>
+    <w:p>
+      <w:pPr>
+        <w:spacing w:after="0" w:line="240" w:lineRule="auto"/>
+        <w:rPr>
+          <w:rFonts w:ascii="Times New Roman" w:eastAsia="Times New Roman" w:hAnsi="Times New Roman" w:cs="Times New Roman"/>
+          <w:color w:val="000000"/>
+          <w:kern w:val="0"/>
+          <w14:ligatures w14:val="none"/>
+        </w:rPr>
+      </w:pPr>
+    </w:p>
+    <w:p>
+      <w:pPr>
+        <w:spacing w:after="0" w:line="240" w:lineRule="auto"/>
+        <w:rPr>
+          <w:rFonts w:ascii="Times New Roman" w:eastAsia="Times New Roman" w:hAnsi="Times New Roman" w:cs="Times New Roman"/>
+          <w:color w:val="000000"/>
+          <w:kern w:val="0"/>
+          <w14:ligatures w14:val="none"/>
+        </w:rPr>
+      </w:pPr>
+      <w:r>
+        <w:rPr>
+          <w:rFonts w:ascii="Arial" w:eastAsia="Times New Roman" w:hAnsi="Arial" w:cs="Arial"/>
+          <w:color w:val="000000"/>
+          <w:kern w:val="0"/>
+          <w:sz w:val="22"/>
+          <w:szCs w:val="22"/>
+          <w14:ligatures w14:val="none"/>
+        </w:rPr>
+        <w:t>Input A: [2, 0, 0, 0, 0, 0, 0, 0, 0, 0, 0, 0]</w:t>
+      </w:r>
+    </w:p>
+    <w:p>
+      <w:pPr>
+        <w:spacing w:after="0" w:line="240" w:lineRule="auto"/>
+        <w:rPr>
+          <w:rFonts w:ascii="Times New Roman" w:eastAsia="Times New Roman" w:hAnsi="Times New Roman" w:cs="Times New Roman"/>
+          <w:color w:val="000000"/>
+          <w:kern w:val="0"/>
+          <w14:ligatures w14:val="none"/>
+        </w:rPr>
+      </w:pPr>
+      <w:r>
+        <w:rPr>
+          <w:rFonts w:ascii="Arial" w:eastAsia="Times New Roman" w:hAnsi="Arial" w:cs="Arial"/>
+          <w:color w:val="000000"/>
+          <w:kern w:val="0"/>
+          <w:sz w:val="22"/>
+          <w:szCs w:val="22"/>
+          <w14:ligatures w14:val="none"/>
+        </w:rPr>
+        <w:t>Input B: [5, 0, 0, 0, 0, 0, 0, 0, 0, 0, 0, 0]</w:t>
+      </w:r>
+    </w:p>
+    <w:p>
+      <w:pPr>
+        <w:spacing w:after="0" w:line="240" w:lineRule="auto"/>
+        <w:rPr>
+          <w:rFonts w:ascii="Times New Roman" w:eastAsia="Times New Roman" w:hAnsi="Times New Roman" w:cs="Times New Roman"/>
+          <w:color w:val="000000"/>
+          <w:kern w:val="0"/>
+          <w14:ligatures w14:val="none"/>
+        </w:rPr>
+      </w:pPr>
+    </w:p>
+    <w:p>
+      <w:pPr>
+        <w:spacing w:after="0" w:line="240" w:lineRule="auto"/>
+        <w:rPr>
+          <w:rFonts w:ascii="Times New Roman" w:eastAsia="Times New Roman" w:hAnsi="Times New Roman" w:cs="Times New Roman"/>
+          <w:color w:val="000000"/>
+          <w:kern w:val="0"/>
+          <w14:ligatures w14:val="none"/>
+        </w:rPr>
+      </w:pPr>
+      <w:r>
+        <w:rPr>
+          <w:rFonts w:ascii="Arial" w:eastAsia="Times New Roman" w:hAnsi="Arial" w:cs="Arial"/>
+          <w:color w:val="000000"/>
+          <w:kern w:val="0"/>
+          <w:sz w:val="22"/>
+          <w:szCs w:val="22"/>
+          <w14:ligatures w14:val="none"/>
+        </w:rPr>
+        <w:t>Expected count array: [5, 0, 0, 0, 0, 0, 0, 0, 0, 0, 0, 0]</w:t>
+      </w:r>
+    </w:p>
+    <w:p>
+      <w:pPr>
+        <w:spacing w:after="0" w:line="240" w:lineRule="auto"/>
+        <w:rPr>
+          <w:rFonts w:ascii="Times New Roman" w:eastAsia="Times New Roman" w:hAnsi="Times New Roman" w:cs="Times New Roman"/>
+          <w:color w:val="000000"/>
+          <w:kern w:val="0"/>
+          <w14:ligatures w14:val="none"/>
+        </w:rPr>
+      </w:pPr>
+      <w:r>
+        <w:rPr>
+          <w:rFonts w:ascii="Arial" w:eastAsia="Times New Roman" w:hAnsi="Arial" w:cs="Arial"/>
+          <w:color w:val="000000"/>
+          <w:kern w:val="0"/>
+          <w:sz w:val="22"/>
+          <w:szCs w:val="22"/>
+          <w14:ligatures w14:val="none"/>
+        </w:rPr>
+        <w:t>Expected integer listing: {1×5}</w:t>
+      </w:r>
+    </w:p>
+    <w:p>
+      <w:pPr>
+        <w:spacing w:after="0" w:line="240" w:lineRule="auto"/>
+        <w:rPr>
+          <w:rFonts w:ascii="Times New Roman" w:eastAsia="Times New Roman" w:hAnsi="Times New Roman" w:cs="Times New Roman"/>
+          <w:color w:val="000000"/>
+          <w:kern w:val="0"/>
+          <w14:ligatures w14:val="none"/>
+        </w:rPr>
+      </w:pPr>
+    </w:p>
+    <w:p>
+      <w:pPr>
+        <w:spacing w:after="0" w:line="240" w:lineRule="auto"/>
+        <w:rPr>
+          <w:rFonts w:ascii="Times New Roman" w:eastAsia="Times New Roman" w:hAnsi="Times New Roman" w:cs="Times New Roman"/>
+          <w:color w:val="000000"/>
+          <w:kern w:val="0"/>
+          <w14:ligatures w14:val="none"/>
+        </w:rPr>
+      </w:pPr>
+      <w:r>
+        <w:rPr>
+          <w:rFonts w:ascii="Arial" w:eastAsia="Times New Roman" w:hAnsi="Arial" w:cs="Arial"/>
+          <w:color w:val="000000"/>
+          <w:kern w:val="0"/>
+          <w:sz w:val="22"/>
+          <w:szCs w:val="22"/>
+          <w14:ligatures w14:val="none"/>
+        </w:rPr>
+        <w:t>Validation: The union must use the larger multiplicity, which is five copies of integer 1.</w:t>
+      </w:r>
+    </w:p>
+    <w:p>
+      <w:pPr>
+        <w:spacing w:after="240" w:line="240" w:lineRule="auto"/>
+        <w:rPr>
+          <w:rFonts w:ascii="Times New Roman" w:eastAsia="Times New Roman" w:hAnsi="Times New Roman" w:cs="Times New Roman"/>
+          <w:color w:val="000000"/>
+          <w:kern w:val="0"/>
+          <w14:ligatures w14:val="none"/>
+        </w:rPr>
+      </w:pPr>
+    </w:p>
+    <w:p>
+      <w:pPr>
+        <w:spacing w:after="0" w:line="240" w:lineRule="auto"/>
+        <w:rPr>
+          <w:rFonts w:ascii="Times New Roman" w:eastAsia="Times New Roman" w:hAnsi="Times New Roman" w:cs="Times New Roman"/>
+          <w:color w:val="000000"/>
+          <w:kern w:val="0"/>
+          <w14:ligatures w14:val="none"/>
+        </w:rPr>
+      </w:pPr>
+      <w:r>
+        <w:rPr>
+          <w:rFonts w:ascii="Arial" w:eastAsia="Times New Roman" w:hAnsi="Arial" w:cs="Arial"/>
+          <w:color w:val="000000"/>
+          <w:kern w:val="0"/>
+          <w:sz w:val="22"/>
+          <w:szCs w:val="22"/>
+          <w:u w:val="single"/>
+          <w14:ligatures w14:val="none"/>
+        </w:rPr>
+        <w:t>BAG</w:t>
+      </w:r>
+      <w:r>
+        <w:rPr>
+          <w:rFonts w:ascii="Arial" w:eastAsia="Times New Roman" w:hAnsi="Arial" w:cs="Arial"/>
+          <w:color w:val="000000"/>
+          <w:kern w:val="0"/>
+          <w:sz w:val="22"/>
+          <w:szCs w:val="22"/>
+          <w:u w:val="single"/>
+          <w14:ligatures w14:val="none"/>
+        </w:rPr>
+        <w:t xml:space="preserve"> </w:t>
+      </w:r>
+      <w:r>
+        <w:rPr>
+          <w:rFonts w:ascii="Arial" w:eastAsia="Times New Roman" w:hAnsi="Arial" w:cs="Arial"/>
+          <w:color w:val="000000"/>
+          <w:kern w:val="0"/>
+          <w:sz w:val="22"/>
+          <w:szCs w:val="22"/>
+          <w:u w:val="single"/>
+          <w14:ligatures w14:val="none"/>
+        </w:rPr>
+        <w:t>10: Multiset Intersection with Unequal Multiplicities:</w:t>
+      </w:r>
+    </w:p>
+    <w:p>
+      <w:pPr>
+        <w:spacing w:after="0" w:line="240" w:lineRule="auto"/>
+        <w:rPr>
+          <w:rFonts w:ascii="Times New Roman" w:eastAsia="Times New Roman" w:hAnsi="Times New Roman" w:cs="Times New Roman"/>
+          <w:color w:val="000000"/>
+          <w:kern w:val="0"/>
+          <w14:ligatures w14:val="none"/>
+        </w:rPr>
+      </w:pPr>
+    </w:p>
+    <w:p>
+      <w:pPr>
+        <w:spacing w:after="0" w:line="240" w:lineRule="auto"/>
+        <w:rPr>
+          <w:rFonts w:ascii="Times New Roman" w:eastAsia="Times New Roman" w:hAnsi="Times New Roman" w:cs="Times New Roman"/>
+          <w:color w:val="000000"/>
+          <w:kern w:val="0"/>
+          <w14:ligatures w14:val="none"/>
+        </w:rPr>
+      </w:pPr>
+      <w:r>
+        <w:rPr>
+          <w:rFonts w:ascii="Arial" w:eastAsia="Times New Roman" w:hAnsi="Arial" w:cs="Arial"/>
+          <w:color w:val="000000"/>
+          <w:kern w:val="0"/>
+          <w:sz w:val="22"/>
+          <w:szCs w:val="22"/>
+          <w14:ligatures w14:val="none"/>
+        </w:rPr>
+        <w:t>Operation: Multiset A ∩ B</w:t>
+      </w:r>
+    </w:p>
+    <w:p>
+      <w:pPr>
+        <w:spacing w:after="0" w:line="240" w:lineRule="auto"/>
+        <w:rPr>
+          <w:rFonts w:ascii="Times New Roman" w:eastAsia="Times New Roman" w:hAnsi="Times New Roman" w:cs="Times New Roman"/>
+          <w:color w:val="000000"/>
+          <w:kern w:val="0"/>
+          <w14:ligatures w14:val="none"/>
+        </w:rPr>
+      </w:pPr>
+    </w:p>
+    <w:p>
+      <w:pPr>
+        <w:spacing w:after="0" w:line="240" w:lineRule="auto"/>
+        <w:rPr>
+          <w:rFonts w:ascii="Times New Roman" w:eastAsia="Times New Roman" w:hAnsi="Times New Roman" w:cs="Times New Roman"/>
+          <w:color w:val="000000"/>
+          <w:kern w:val="0"/>
+          <w14:ligatures w14:val="none"/>
+        </w:rPr>
+      </w:pPr>
+      <w:r>
+        <w:rPr>
+          <w:rFonts w:ascii="Arial" w:eastAsia="Times New Roman" w:hAnsi="Arial" w:cs="Arial"/>
+          <w:color w:val="000000"/>
+          <w:kern w:val="0"/>
+          <w:sz w:val="22"/>
+          <w:szCs w:val="22"/>
+          <w14:ligatures w14:val="none"/>
+        </w:rPr>
+        <w:t>Input A: [2, 0, 0, 0, 0, 0, 0, 0, 0, 0, 0, 0]</w:t>
+      </w:r>
+    </w:p>
+    <w:p>
+      <w:pPr>
+        <w:spacing w:after="0" w:line="240" w:lineRule="auto"/>
+        <w:rPr>
+          <w:rFonts w:ascii="Times New Roman" w:eastAsia="Times New Roman" w:hAnsi="Times New Roman" w:cs="Times New Roman"/>
+          <w:color w:val="000000"/>
+          <w:kern w:val="0"/>
+          <w14:ligatures w14:val="none"/>
+        </w:rPr>
+      </w:pPr>
+      <w:r>
+        <w:rPr>
+          <w:rFonts w:ascii="Arial" w:eastAsia="Times New Roman" w:hAnsi="Arial" w:cs="Arial"/>
+          <w:color w:val="000000"/>
+          <w:kern w:val="0"/>
+          <w:sz w:val="22"/>
+          <w:szCs w:val="22"/>
+          <w14:ligatures w14:val="none"/>
+        </w:rPr>
+        <w:t>Input B: [5, 0, 0, 0, 0, 0, 0, 0, 0, 0, 0, 0]</w:t>
+      </w:r>
+    </w:p>
+    <w:p>
+      <w:pPr>
+        <w:spacing w:after="0" w:line="240" w:lineRule="auto"/>
+        <w:rPr>
+          <w:rFonts w:ascii="Times New Roman" w:eastAsia="Times New Roman" w:hAnsi="Times New Roman" w:cs="Times New Roman"/>
+          <w:color w:val="000000"/>
+          <w:kern w:val="0"/>
+          <w14:ligatures w14:val="none"/>
+        </w:rPr>
+      </w:pPr>
+    </w:p>
+    <w:p>
+      <w:pPr>
+        <w:spacing w:after="0" w:line="240" w:lineRule="auto"/>
+        <w:rPr>
+          <w:rFonts w:ascii="Times New Roman" w:eastAsia="Times New Roman" w:hAnsi="Times New Roman" w:cs="Times New Roman"/>
+          <w:color w:val="000000"/>
+          <w:kern w:val="0"/>
+          <w14:ligatures w14:val="none"/>
+        </w:rPr>
+      </w:pPr>
+      <w:r>
+        <w:rPr>
+          <w:rFonts w:ascii="Arial" w:eastAsia="Times New Roman" w:hAnsi="Arial" w:cs="Arial"/>
+          <w:color w:val="000000"/>
+          <w:kern w:val="0"/>
+          <w:sz w:val="22"/>
+          <w:szCs w:val="22"/>
+          <w14:ligatures w14:val="none"/>
+        </w:rPr>
+        <w:t>Expected count array: [2, 0, 0, 0, 0, 0, 0, 0, 0, 0, 0, 0]</w:t>
+      </w:r>
+    </w:p>
+    <w:p>
+      <w:pPr>
+        <w:spacing w:after="0" w:line="240" w:lineRule="auto"/>
+        <w:rPr>
+          <w:rFonts w:ascii="Times New Roman" w:eastAsia="Times New Roman" w:hAnsi="Times New Roman" w:cs="Times New Roman"/>
+          <w:color w:val="000000"/>
+          <w:kern w:val="0"/>
+          <w14:ligatures w14:val="none"/>
+        </w:rPr>
+      </w:pPr>
+      <w:r>
+        <w:rPr>
+          <w:rFonts w:ascii="Arial" w:eastAsia="Times New Roman" w:hAnsi="Arial" w:cs="Arial"/>
+          <w:color w:val="000000"/>
+          <w:kern w:val="0"/>
+          <w:sz w:val="22"/>
+          <w:szCs w:val="22"/>
+          <w14:ligatures w14:val="none"/>
+        </w:rPr>
+        <w:t>Expected integer listing: {1×2}</w:t>
+      </w:r>
+    </w:p>
+    <w:p>
+      <w:pPr>
+        <w:spacing w:after="0" w:line="240" w:lineRule="auto"/>
+        <w:rPr>
+          <w:rFonts w:ascii="Times New Roman" w:eastAsia="Times New Roman" w:hAnsi="Times New Roman" w:cs="Times New Roman"/>
+          <w:color w:val="000000"/>
+          <w:kern w:val="0"/>
+          <w14:ligatures w14:val="none"/>
+        </w:rPr>
+      </w:pPr>
+    </w:p>
+    <w:p>
+      <w:pPr>
+        <w:spacing w:after="0" w:line="240" w:lineRule="auto"/>
+        <w:rPr>
+          <w:rFonts w:ascii="Times New Roman" w:eastAsia="Times New Roman" w:hAnsi="Times New Roman" w:cs="Times New Roman"/>
+          <w:color w:val="000000"/>
+          <w:kern w:val="0"/>
+          <w14:ligatures w14:val="none"/>
+        </w:rPr>
+      </w:pPr>
+      <w:r>
+        <w:rPr>
+          <w:rFonts w:ascii="Arial" w:eastAsia="Times New Roman" w:hAnsi="Arial" w:cs="Arial"/>
+          <w:color w:val="000000"/>
+          <w:kern w:val="0"/>
+          <w:sz w:val="22"/>
+          <w:szCs w:val="22"/>
+          <w14:ligatures w14:val="none"/>
+        </w:rPr>
+        <w:t>Validation: The intersection must use the smaller multiplicity, which is two copies of integer 1.</w:t>
+      </w:r>
+    </w:p>
+    <w:p>
+      <w:pPr>
+        <w:spacing w:after="0" w:line="240" w:lineRule="auto"/>
+        <w:rPr>
+          <w:rFonts w:ascii="Times New Roman" w:eastAsia="Times New Roman" w:hAnsi="Times New Roman" w:cs="Times New Roman"/>
+          <w:color w:val="000000"/>
+          <w:kern w:val="0"/>
+          <w14:ligatures w14:val="none"/>
+        </w:rPr>
+      </w:pPr>
+    </w:p>
+    <w:p>
+      <w:pPr>
+        <w:spacing w:after="0" w:line="240" w:lineRule="auto"/>
+        <w:rPr>
+          <w:rFonts w:ascii="Times New Roman" w:eastAsia="Times New Roman" w:hAnsi="Times New Roman" w:cs="Times New Roman"/>
+          <w:color w:val="000000"/>
+          <w:kern w:val="0"/>
+          <w14:ligatures w14:val="none"/>
+        </w:rPr>
+      </w:pPr>
+      <w:r>
+        <w:rPr>
+          <w:rFonts w:ascii="Arial" w:eastAsia="Times New Roman" w:hAnsi="Arial" w:cs="Arial"/>
+          <w:color w:val="000000"/>
+          <w:kern w:val="0"/>
+          <w:sz w:val="22"/>
+          <w:szCs w:val="22"/>
+          <w:u w:val="single"/>
+          <w14:ligatures w14:val="none"/>
+        </w:rPr>
+        <w:t>BAG</w:t>
+      </w:r>
+      <w:r>
+        <w:rPr>
+          <w:rFonts w:ascii="Arial" w:eastAsia="Times New Roman" w:hAnsi="Arial" w:cs="Arial"/>
+          <w:color w:val="000000"/>
+          <w:kern w:val="0"/>
+          <w:sz w:val="22"/>
+          <w:szCs w:val="22"/>
+          <w:u w:val="single"/>
+          <w14:ligatures w14:val="none"/>
+        </w:rPr>
+        <w:t xml:space="preserve"> 1</w:t>
+      </w:r>
+      <w:r>
+        <w:rPr>
+          <w:rFonts w:ascii="Arial" w:eastAsia="Times New Roman" w:hAnsi="Arial" w:cs="Arial"/>
+          <w:color w:val="000000"/>
+          <w:kern w:val="0"/>
+          <w:sz w:val="22"/>
+          <w:szCs w:val="22"/>
+          <w:u w:val="single"/>
+          <w14:ligatures w14:val="none"/>
+        </w:rPr>
+        <w:t>1: Multiset Difference with a Negative Potential Result:</w:t>
+      </w:r>
+    </w:p>
+    <w:p>
+      <w:pPr>
+        <w:spacing w:after="0" w:line="240" w:lineRule="auto"/>
+        <w:rPr>
+          <w:rFonts w:ascii="Times New Roman" w:eastAsia="Times New Roman" w:hAnsi="Times New Roman" w:cs="Times New Roman"/>
+          <w:color w:val="000000"/>
+          <w:kern w:val="0"/>
+          <w14:ligatures w14:val="none"/>
+        </w:rPr>
+      </w:pPr>
+    </w:p>
+    <w:p>
+      <w:pPr>
+        <w:spacing w:after="0" w:line="240" w:lineRule="auto"/>
+        <w:rPr>
+          <w:rFonts w:ascii="Times New Roman" w:eastAsia="Times New Roman" w:hAnsi="Times New Roman" w:cs="Times New Roman"/>
+          <w:color w:val="000000"/>
+          <w:kern w:val="0"/>
+          <w14:ligatures w14:val="none"/>
+        </w:rPr>
+      </w:pPr>
+      <w:r>
+        <w:rPr>
+          <w:rFonts w:ascii="Arial" w:eastAsia="Times New Roman" w:hAnsi="Arial" w:cs="Arial"/>
+          <w:color w:val="000000"/>
+          <w:kern w:val="0"/>
+          <w:sz w:val="22"/>
+          <w:szCs w:val="22"/>
+          <w14:ligatures w14:val="none"/>
+        </w:rPr>
+        <w:lastRenderedPageBreak/>
+        <w:t>Operation: Multiset A − B</w:t>
+      </w:r>
+    </w:p>
+    <w:p>
+      <w:pPr>
+        <w:spacing w:after="0" w:line="240" w:lineRule="auto"/>
+        <w:rPr>
+          <w:rFonts w:ascii="Times New Roman" w:eastAsia="Times New Roman" w:hAnsi="Times New Roman" w:cs="Times New Roman"/>
+          <w:color w:val="000000"/>
+          <w:kern w:val="0"/>
+          <w14:ligatures w14:val="none"/>
+        </w:rPr>
+      </w:pPr>
+    </w:p>
+    <w:p>
+      <w:pPr>
+        <w:spacing w:after="0" w:line="240" w:lineRule="auto"/>
+        <w:rPr>
+          <w:rFonts w:ascii="Times New Roman" w:eastAsia="Times New Roman" w:hAnsi="Times New Roman" w:cs="Times New Roman"/>
+          <w:color w:val="000000"/>
+          <w:kern w:val="0"/>
+          <w14:ligatures w14:val="none"/>
+        </w:rPr>
+      </w:pPr>
+      <w:r>
+        <w:rPr>
+          <w:rFonts w:ascii="Arial" w:eastAsia="Times New Roman" w:hAnsi="Arial" w:cs="Arial"/>
+          <w:color w:val="000000"/>
+          <w:kern w:val="0"/>
+          <w:sz w:val="22"/>
+          <w:szCs w:val="22"/>
+          <w14:ligatures w14:val="none"/>
+        </w:rPr>
+        <w:t>Input A: [2, 0, 0, 0, 0, 0, 0, 0, 0, 0, 0, 0]</w:t>
+      </w:r>
+    </w:p>
+    <w:p>
+      <w:pPr>
+        <w:spacing w:after="0" w:line="240" w:lineRule="auto"/>
+        <w:rPr>
+          <w:rFonts w:ascii="Times New Roman" w:eastAsia="Times New Roman" w:hAnsi="Times New Roman" w:cs="Times New Roman"/>
+          <w:color w:val="000000"/>
+          <w:kern w:val="0"/>
+          <w14:ligatures w14:val="none"/>
+        </w:rPr>
+      </w:pPr>
+      <w:r>
+        <w:rPr>
+          <w:rFonts w:ascii="Arial" w:eastAsia="Times New Roman" w:hAnsi="Arial" w:cs="Arial"/>
+          <w:color w:val="000000"/>
+          <w:kern w:val="0"/>
+          <w:sz w:val="22"/>
+          <w:szCs w:val="22"/>
+          <w14:ligatures w14:val="none"/>
+        </w:rPr>
+        <w:t>Input B: [5, 0, 0, 0, 0, 0, 0, 0, 0, 0, 0, 0]</w:t>
+      </w:r>
+    </w:p>
+    <w:p>
+      <w:pPr>
+        <w:spacing w:after="0" w:line="240" w:lineRule="auto"/>
+        <w:rPr>
+          <w:rFonts w:ascii="Times New Roman" w:eastAsia="Times New Roman" w:hAnsi="Times New Roman" w:cs="Times New Roman"/>
+          <w:color w:val="000000"/>
+          <w:kern w:val="0"/>
+          <w14:ligatures w14:val="none"/>
+        </w:rPr>
+      </w:pPr>
+    </w:p>
+    <w:p>
+      <w:pPr>
+        <w:spacing w:after="0" w:line="240" w:lineRule="auto"/>
+        <w:rPr>
+          <w:rFonts w:ascii="Times New Roman" w:eastAsia="Times New Roman" w:hAnsi="Times New Roman" w:cs="Times New Roman"/>
+          <w:color w:val="000000"/>
+          <w:kern w:val="0"/>
+          <w14:ligatures w14:val="none"/>
+        </w:rPr>
+      </w:pPr>
+      <w:r>
+        <w:rPr>
+          <w:rFonts w:ascii="Arial" w:eastAsia="Times New Roman" w:hAnsi="Arial" w:cs="Arial"/>
+          <w:color w:val="000000"/>
+          <w:kern w:val="0"/>
+          <w:sz w:val="22"/>
+          <w:szCs w:val="22"/>
+          <w14:ligatures w14:val="none"/>
+        </w:rPr>
+        <w:t>Expected count array: [0, 0, 0, 0, 0, 0, 0, 0, 0, 0, 0, 0]</w:t>
+      </w:r>
+    </w:p>
+    <w:p>
+      <w:pPr>
+        <w:spacing w:after="0" w:line="240" w:lineRule="auto"/>
+        <w:rPr>
+          <w:rFonts w:ascii="Times New Roman" w:eastAsia="Times New Roman" w:hAnsi="Times New Roman" w:cs="Times New Roman"/>
+          <w:color w:val="000000"/>
+          <w:kern w:val="0"/>
+          <w14:ligatures w14:val="none"/>
+        </w:rPr>
+      </w:pPr>
+      <w:r>
+        <w:rPr>
+          <w:rFonts w:ascii="Arial" w:eastAsia="Times New Roman" w:hAnsi="Arial" w:cs="Arial"/>
+          <w:color w:val="000000"/>
+          <w:kern w:val="0"/>
+          <w:sz w:val="22"/>
+          <w:szCs w:val="22"/>
+          <w14:ligatures w14:val="none"/>
+        </w:rPr>
+        <w:t>Expected integer listing: {}</w:t>
+      </w:r>
+    </w:p>
+    <w:p>
+      <w:pPr>
+        <w:spacing w:after="0" w:line="240" w:lineRule="auto"/>
+        <w:rPr>
+          <w:rFonts w:ascii="Times New Roman" w:eastAsia="Times New Roman" w:hAnsi="Times New Roman" w:cs="Times New Roman"/>
+          <w:color w:val="000000"/>
+          <w:kern w:val="0"/>
+          <w14:ligatures w14:val="none"/>
+        </w:rPr>
+      </w:pPr>
+    </w:p>
+    <w:p>
+      <w:pPr>
+        <w:spacing w:after="0" w:line="240" w:lineRule="auto"/>
+        <w:rPr>
+          <w:rFonts w:ascii="Times New Roman" w:eastAsia="Times New Roman" w:hAnsi="Times New Roman" w:cs="Times New Roman"/>
+          <w:color w:val="000000"/>
+          <w:kern w:val="0"/>
+          <w14:ligatures w14:val="none"/>
+        </w:rPr>
+      </w:pPr>
+      <w:r>
+        <w:rPr>
+          <w:rFonts w:ascii="Arial" w:eastAsia="Times New Roman" w:hAnsi="Arial" w:cs="Arial"/>
+          <w:color w:val="000000"/>
+          <w:kern w:val="0"/>
+          <w:sz w:val="22"/>
+          <w:szCs w:val="22"/>
+          <w14:ligatures w14:val="none"/>
+        </w:rPr>
+        <w:t>Validation: Subtracting five copies from two copies must produce zero, not a negative multiplicity.</w:t>
+      </w:r>
+    </w:p>
+    <w:p>
+      <w:pPr>
+        <w:spacing w:after="0" w:line="240" w:lineRule="auto"/>
+        <w:rPr>
+          <w:rFonts w:ascii="Times New Roman" w:eastAsia="Times New Roman" w:hAnsi="Times New Roman" w:cs="Times New Roman"/>
+          <w:color w:val="000000"/>
+          <w:kern w:val="0"/>
+          <w14:ligatures w14:val="none"/>
+        </w:rPr>
+      </w:pPr>
+    </w:p>
+    <w:p>
+      <w:pPr>
+        <w:spacing w:after="0" w:line="240" w:lineRule="auto"/>
+        <w:rPr>
+          <w:rFonts w:ascii="Times New Roman" w:eastAsia="Times New Roman" w:hAnsi="Times New Roman" w:cs="Times New Roman"/>
+          <w:color w:val="000000"/>
+          <w:kern w:val="0"/>
+          <w14:ligatures w14:val="none"/>
+        </w:rPr>
+      </w:pPr>
+      <w:r>
+        <w:rPr>
+          <w:rFonts w:ascii="Arial" w:eastAsia="Times New Roman" w:hAnsi="Arial" w:cs="Arial"/>
+          <w:color w:val="000000"/>
+          <w:kern w:val="0"/>
+          <w:sz w:val="22"/>
+          <w:szCs w:val="22"/>
+          <w:u w:val="single"/>
+          <w14:ligatures w14:val="none"/>
+        </w:rPr>
+        <w:t>BAG12: Multiset Sum with Unequal Multiplicities:</w:t>
+      </w:r>
+    </w:p>
+    <w:p>
+      <w:pPr>
+        <w:spacing w:after="0" w:line="240" w:lineRule="auto"/>
+        <w:rPr>
+          <w:rFonts w:ascii="Times New Roman" w:eastAsia="Times New Roman" w:hAnsi="Times New Roman" w:cs="Times New Roman"/>
+          <w:color w:val="000000"/>
+          <w:kern w:val="0"/>
+          <w14:ligatures w14:val="none"/>
+        </w:rPr>
+      </w:pPr>
+    </w:p>
+    <w:p>
+      <w:pPr>
+        <w:spacing w:after="0" w:line="240" w:lineRule="auto"/>
+        <w:rPr>
+          <w:rFonts w:ascii="Times New Roman" w:eastAsia="Times New Roman" w:hAnsi="Times New Roman" w:cs="Times New Roman"/>
+          <w:color w:val="000000"/>
+          <w:kern w:val="0"/>
+          <w14:ligatures w14:val="none"/>
+        </w:rPr>
+      </w:pPr>
+      <w:r>
+        <w:rPr>
+          <w:rFonts w:ascii="Arial" w:eastAsia="Times New Roman" w:hAnsi="Arial" w:cs="Arial"/>
+          <w:color w:val="000000"/>
+          <w:kern w:val="0"/>
+          <w:sz w:val="22"/>
+          <w:szCs w:val="22"/>
+          <w14:ligatures w14:val="none"/>
+        </w:rPr>
+        <w:t>Operation: Multiset A + B</w:t>
+      </w:r>
+    </w:p>
+    <w:p>
+      <w:pPr>
+        <w:spacing w:after="0" w:line="240" w:lineRule="auto"/>
+        <w:rPr>
+          <w:rFonts w:ascii="Times New Roman" w:eastAsia="Times New Roman" w:hAnsi="Times New Roman" w:cs="Times New Roman"/>
+          <w:color w:val="000000"/>
+          <w:kern w:val="0"/>
+          <w14:ligatures w14:val="none"/>
+        </w:rPr>
+      </w:pPr>
+    </w:p>
+    <w:p>
+      <w:pPr>
+        <w:spacing w:after="0" w:line="240" w:lineRule="auto"/>
+        <w:rPr>
+          <w:rFonts w:ascii="Times New Roman" w:eastAsia="Times New Roman" w:hAnsi="Times New Roman" w:cs="Times New Roman"/>
+          <w:color w:val="000000"/>
+          <w:kern w:val="0"/>
+          <w14:ligatures w14:val="none"/>
+        </w:rPr>
+      </w:pPr>
+      <w:r>
+        <w:rPr>
+          <w:rFonts w:ascii="Arial" w:eastAsia="Times New Roman" w:hAnsi="Arial" w:cs="Arial"/>
+          <w:color w:val="000000"/>
+          <w:kern w:val="0"/>
+          <w:sz w:val="22"/>
+          <w:szCs w:val="22"/>
+          <w14:ligatures w14:val="none"/>
+        </w:rPr>
+        <w:t>Input A: [2, 0, 0, 0, 0, 0, 0, 0, 0, 0, 0, 0]</w:t>
+      </w:r>
+    </w:p>
+    <w:p>
+      <w:pPr>
+        <w:spacing w:after="0" w:line="240" w:lineRule="auto"/>
+        <w:rPr>
+          <w:rFonts w:ascii="Times New Roman" w:eastAsia="Times New Roman" w:hAnsi="Times New Roman" w:cs="Times New Roman"/>
+          <w:color w:val="000000"/>
+          <w:kern w:val="0"/>
+          <w14:ligatures w14:val="none"/>
+        </w:rPr>
+      </w:pPr>
+      <w:r>
+        <w:rPr>
+          <w:rFonts w:ascii="Arial" w:eastAsia="Times New Roman" w:hAnsi="Arial" w:cs="Arial"/>
+          <w:color w:val="000000"/>
+          <w:kern w:val="0"/>
+          <w:sz w:val="22"/>
+          <w:szCs w:val="22"/>
+          <w14:ligatures w14:val="none"/>
+        </w:rPr>
+        <w:t>Input B: [5, 0, 0, 0, 0, 0, 0, 0, 0, 0, 0, 0]</w:t>
+      </w:r>
+    </w:p>
+    <w:p>
+      <w:pPr>
+        <w:spacing w:after="0" w:line="240" w:lineRule="auto"/>
+        <w:rPr>
+          <w:rFonts w:ascii="Times New Roman" w:eastAsia="Times New Roman" w:hAnsi="Times New Roman" w:cs="Times New Roman"/>
+          <w:color w:val="000000"/>
+          <w:kern w:val="0"/>
+          <w14:ligatures w14:val="none"/>
+        </w:rPr>
+      </w:pPr>
+    </w:p>
+    <w:p>
+      <w:pPr>
+        <w:spacing w:after="0" w:line="240" w:lineRule="auto"/>
+        <w:rPr>
+          <w:rFonts w:ascii="Times New Roman" w:eastAsia="Times New Roman" w:hAnsi="Times New Roman" w:cs="Times New Roman"/>
+          <w:color w:val="000000"/>
+          <w:kern w:val="0"/>
+          <w14:ligatures w14:val="none"/>
+        </w:rPr>
+      </w:pPr>
+      <w:r>
+        <w:rPr>
+          <w:rFonts w:ascii="Arial" w:eastAsia="Times New Roman" w:hAnsi="Arial" w:cs="Arial"/>
+          <w:color w:val="000000"/>
+          <w:kern w:val="0"/>
+          <w:sz w:val="22"/>
+          <w:szCs w:val="22"/>
+          <w14:ligatures w14:val="none"/>
+        </w:rPr>
+        <w:t>Expected count array: [7, 0, 0, 0, 0, 0, 0, 0, 0, 0, 0, 0]</w:t>
+      </w:r>
+    </w:p>
+    <w:p>
+      <w:pPr>
+        <w:spacing w:after="0" w:line="240" w:lineRule="auto"/>
+        <w:rPr>
+          <w:rFonts w:ascii="Times New Roman" w:eastAsia="Times New Roman" w:hAnsi="Times New Roman" w:cs="Times New Roman"/>
+          <w:color w:val="000000"/>
+          <w:kern w:val="0"/>
+          <w14:ligatures w14:val="none"/>
+        </w:rPr>
+      </w:pPr>
+      <w:r>
+        <w:rPr>
+          <w:rFonts w:ascii="Arial" w:eastAsia="Times New Roman" w:hAnsi="Arial" w:cs="Arial"/>
+          <w:color w:val="000000"/>
+          <w:kern w:val="0"/>
+          <w:sz w:val="22"/>
+          <w:szCs w:val="22"/>
+          <w14:ligatures w14:val="none"/>
+        </w:rPr>
+        <w:t>Expected integer listing: {1×7}</w:t>
+      </w:r>
+    </w:p>
+    <w:p>
+      <w:pPr>
+        <w:spacing w:after="0" w:line="240" w:lineRule="auto"/>
+        <w:rPr>
+          <w:rFonts w:ascii="Times New Roman" w:eastAsia="Times New Roman" w:hAnsi="Times New Roman" w:cs="Times New Roman"/>
+          <w:color w:val="000000"/>
+          <w:kern w:val="0"/>
+          <w14:ligatures w14:val="none"/>
+        </w:rPr>
+      </w:pPr>
+    </w:p>
+    <w:p>
+      <w:pPr>
+        <w:spacing w:after="0" w:line="240" w:lineRule="auto"/>
+        <w:rPr>
+          <w:rFonts w:ascii="Times New Roman" w:eastAsia="Times New Roman" w:hAnsi="Times New Roman" w:cs="Times New Roman"/>
+          <w:color w:val="000000"/>
+          <w:kern w:val="0"/>
+          <w14:ligatures w14:val="none"/>
+        </w:rPr>
+      </w:pPr>
+      <w:r>
+        <w:rPr>
+          <w:rFonts w:ascii="Arial" w:eastAsia="Times New Roman" w:hAnsi="Arial" w:cs="Arial"/>
+          <w:color w:val="000000"/>
+          <w:kern w:val="0"/>
+          <w:sz w:val="22"/>
+          <w:szCs w:val="22"/>
+          <w14:ligatures w14:val="none"/>
+        </w:rPr>
+        <w:t>Validation: The sum must add both multiplicities, producing seven copies of integer 1.</w:t>
+      </w:r>
+    </w:p>
+    <w:p>
+      <w:pPr>
+        <w:spacing w:after="240" w:line="240" w:lineRule="auto"/>
+        <w:rPr>
+          <w:rFonts w:ascii="Times New Roman" w:eastAsia="Times New Roman" w:hAnsi="Times New Roman" w:cs="Times New Roman"/>
+          <w:kern w:val="0"/>
+          <w14:ligatures w14:val="none"/>
+        </w:rPr>
+      </w:pPr>
+    </w:p>
+    <w:p>
+      <w:pPr>
+        <w:spacing w:after="0" w:line="240" w:lineRule="auto"/>
+        <w:rPr>
+          <w:rFonts w:ascii="Times New Roman" w:eastAsia="Times New Roman" w:hAnsi="Times New Roman" w:cs="Times New Roman"/>
+          <w:kern w:val="0"/>
+          <w14:ligatures w14:val="none"/>
+        </w:rPr>
+      </w:pPr>
+    </w:p>
+    <w:p>
+      <w:pPr>
+        <w:rPr>
+          <w:rFonts w:ascii="Times New Roman" w:hAnsi="Times New Roman" w:cs="Times New Roman"/>
+          <w:sz w:val="28"/>
+          <w:szCs w:val="28"/>
+        </w:rPr>
+      </w:pPr>
+    </w:p>
     <w:sectPr>
       <w:pgSz w:w="12240" w:h="15840"/>
       <w:pgMar w:top="1440" w:right="1440" w:bottom="1440" w:left="1440" w:header="720" w:footer="720" w:gutter="0"/>
@@ -3087,7 +5895,7 @@
 </file>
 
 <file path=word/styles.xml><?xml version="1.0" encoding="utf-8"?>
-<w:styles xmlns:mc="http://schemas.openxmlformats.org/markup-compatibility/2006" xmlns:r="http://schemas.openxmlformats.org/officeDocument/2006/relationships" xmlns:w="http://schemas.openxmlformats.org/wordprocessingml/2006/main" xmlns:w14="http://schemas.microsoft.com/office/word/2010/wordml" xmlns:w15="http://schemas.microsoft.com/office/word/2012/wordml" xmlns:w16cex="http://schemas.microsoft.com/office/word/2018/wordml/cex" xmlns:w16cid="http://schemas.microsoft.com/office/word/2016/wordml/cid" xmlns:w16="http://schemas.microsoft.com/office/word/2018/wordml" xmlns:w16du="http://schemas.microsoft.com/office/word/2023/wordml/word16du" xmlns:w16sdtdh="http://schemas.microsoft.com/office/word/2020/wordml/sdtdatahash" xmlns:w16sdtfl="http://schemas.microsoft.com/office/word/2024/wordml/sdtformatlock" xmlns:w16se="http://schemas.microsoft.com/office/word/2015/wordml/symex" mc:Ignorable="w14 w15 w16se w16cid w16 w16cex w16sdtdh w16sdtfl w16du">
+<w:styles xmlns:mc="http://schemas.openxmlformats.org/markup-compatibility/2006" xmlns:r="http://schemas.openxmlformats.org/officeDocument/2006/relationships" xmlns:w="http://schemas.openxmlformats.org/wordprocessingml/2006/main" xmlns:w14="http://schemas.microsoft.com/office/word/2010/wordml" xmlns:w15="http://schemas.microsoft.com/office/word/2012/wordml" xmlns:w16cex="http://schemas.microsoft.com/office/word/2018/wordml/cex" xmlns:w16cid="http://schemas.microsoft.com/office/word/2016/wordml/cid" xmlns:w16="http://schemas.microsoft.com/office/word/2018/wordml" xmlns:w16sdtdh="http://schemas.microsoft.com/office/word/2020/wordml/sdtdatahash" xmlns:w16sdtfl="http://schemas.microsoft.com/office/word/2024/wordml/sdtformatlock" xmlns:w16se="http://schemas.microsoft.com/office/word/2015/wordml/symex" xmlns:w16du="http://schemas.microsoft.com/office/word/2023/wordml/word16du" mc:Ignorable="w14 w15 w16se w16cid w16 w16cex w16sdtdh w16sdtfl w16du">
   <w:docDefaults>
     <w:rPrDefault>
       <w:rPr>

--- a/docs/Testing and Verification Plan.docx
+++ b/docs/Testing and Verification Plan.docx
@@ -1,6 +1,6 @@
 
 <file path=word/document.xml><?xml version="1.0" encoding="utf-8"?>
-<w:document xmlns:wpc="http://schemas.microsoft.com/office/word/2010/wordprocessingCanvas" xmlns:cx="http://schemas.microsoft.com/office/drawing/2014/chartex" xmlns:cx1="http://schemas.microsoft.com/office/drawing/2015/9/8/chartex" xmlns:cx2="http://schemas.microsoft.com/office/drawing/2015/10/21/chartex" xmlns:cx3="http://schemas.microsoft.com/office/drawing/2016/5/9/chartex" xmlns:cx4="http://schemas.microsoft.com/office/drawing/2016/5/10/chartex" xmlns:cx5="http://schemas.microsoft.com/office/drawing/2016/5/11/chartex" xmlns:cx6="http://schemas.microsoft.com/office/drawing/2016/5/12/chartex" xmlns:cx7="http://schemas.microsoft.com/office/drawing/2016/5/13/chartex" xmlns:cx8="http://schemas.microsoft.com/office/drawing/2016/5/14/chartex" xmlns:mc="http://schemas.openxmlformats.org/markup-compatibility/2006" xmlns:m="http://schemas.openxmlformats.org/officeDocument/2006/math" xmlns:aink="http://schemas.microsoft.com/office/drawing/2016/ink" xmlns:am3d="http://schemas.microsoft.com/office/drawing/2017/model3d" xmlns:oel="http://schemas.microsoft.com/office/2019/extlst" xmlns:r="http://schemas.openxmlformats.org/officeDocument/2006/relationships" xmlns:wp14="http://schemas.microsoft.com/office/word/2010/wordprocessingDrawing" xmlns:wp="http://schemas.openxmlformats.org/drawingml/2006/wordprocessingDrawing" xmlns:wpg="http://schemas.microsoft.com/office/word/2010/wordprocessingGroup" xmlns:wpi="http://schemas.microsoft.com/office/word/2010/wordprocessingInk" xmlns:wps="http://schemas.microsoft.com/office/word/2010/wordprocessingShape" xmlns:o="urn:schemas-microsoft-com:office:office" xmlns:v="urn:schemas-microsoft-com:vml" xmlns:w10="urn:schemas-microsoft-com:office:word" xmlns:w="http://schemas.openxmlformats.org/wordprocessingml/2006/main" xmlns:w14="http://schemas.microsoft.com/office/word/2010/wordml" xmlns:w15="http://schemas.microsoft.com/office/word/2012/wordml" xmlns:w16cex="http://schemas.microsoft.com/office/word/2018/wordml/cex" xmlns:w16cid="http://schemas.microsoft.com/office/word/2016/wordml/cid" xmlns:w16="http://schemas.microsoft.com/office/word/2018/wordml" xmlns:w16sdtdh="http://schemas.microsoft.com/office/word/2020/wordml/sdtdatahash" xmlns:w16sdtfl="http://schemas.microsoft.com/office/word/2024/wordml/sdtformatlock" xmlns:w16se="http://schemas.microsoft.com/office/word/2015/wordml/symex" xmlns:w16du="http://schemas.microsoft.com/office/word/2023/wordml/word16du" xmlns:wne="http://schemas.microsoft.com/office/word/2006/wordml" mc:Ignorable="w14 w15 w16se w16cid w16 w16cex w16sdtdh w16sdtfl w16du wp14">
+<w:document xmlns:wpc="http://schemas.microsoft.com/office/word/2010/wordprocessingCanvas" xmlns:cx="http://schemas.microsoft.com/office/drawing/2014/chartex" xmlns:cx1="http://schemas.microsoft.com/office/drawing/2015/9/8/chartex" xmlns:cx2="http://schemas.microsoft.com/office/drawing/2015/10/21/chartex" xmlns:cx3="http://schemas.microsoft.com/office/drawing/2016/5/9/chartex" xmlns:cx4="http://schemas.microsoft.com/office/drawing/2016/5/10/chartex" xmlns:cx5="http://schemas.microsoft.com/office/drawing/2016/5/11/chartex" xmlns:cx6="http://schemas.microsoft.com/office/drawing/2016/5/12/chartex" xmlns:cx7="http://schemas.microsoft.com/office/drawing/2016/5/13/chartex" xmlns:cx8="http://schemas.microsoft.com/office/drawing/2016/5/14/chartex" xmlns:mc="http://schemas.openxmlformats.org/markup-compatibility/2006" xmlns:aink="http://schemas.microsoft.com/office/drawing/2016/ink" xmlns:am3d="http://schemas.microsoft.com/office/drawing/2017/model3d" xmlns:o="urn:schemas-microsoft-com:office:office" xmlns:oel="http://schemas.microsoft.com/office/2019/extlst" xmlns:r="http://schemas.openxmlformats.org/officeDocument/2006/relationships" xmlns:m="http://schemas.openxmlformats.org/officeDocument/2006/math" xmlns:v="urn:schemas-microsoft-com:vml" xmlns:wp14="http://schemas.microsoft.com/office/word/2010/wordprocessingDrawing" xmlns:wp="http://schemas.openxmlformats.org/drawingml/2006/wordprocessingDrawing" xmlns:w10="urn:schemas-microsoft-com:office:word" xmlns:w="http://schemas.openxmlformats.org/wordprocessingml/2006/main" xmlns:w14="http://schemas.microsoft.com/office/word/2010/wordml" xmlns:w15="http://schemas.microsoft.com/office/word/2012/wordml" xmlns:w16cex="http://schemas.microsoft.com/office/word/2018/wordml/cex" xmlns:w16cid="http://schemas.microsoft.com/office/word/2016/wordml/cid" xmlns:w16="http://schemas.microsoft.com/office/word/2018/wordml" xmlns:w16du="http://schemas.microsoft.com/office/word/2023/wordml/word16du" xmlns:w16sdtdh="http://schemas.microsoft.com/office/word/2020/wordml/sdtdatahash" xmlns:w16sdtfl="http://schemas.microsoft.com/office/word/2024/wordml/sdtformatlock" xmlns:w16se="http://schemas.microsoft.com/office/word/2015/wordml/symex" xmlns:wpg="http://schemas.microsoft.com/office/word/2010/wordprocessingGroup" xmlns:wpi="http://schemas.microsoft.com/office/word/2010/wordprocessingInk" xmlns:wne="http://schemas.microsoft.com/office/word/2006/wordml" xmlns:wps="http://schemas.microsoft.com/office/word/2010/wordprocessingShape" mc:Ignorable="w14 w15 w16se w16cid w16 w16cex w16sdtdh w16sdtfl w16du wp14">
   <w:body>
     <w:p>
       <w:pPr>
@@ -775,7 +775,6 @@
           <w:u w:val="single"/>
           <w14:ligatures w14:val="none"/>
         </w:rPr>
-        <w:lastRenderedPageBreak/>
         <w:t>SE</w:t>
       </w:r>
       <w:r>
@@ -1681,7 +1680,6 @@
           <w:szCs w:val="22"/>
           <w14:ligatures w14:val="none"/>
         </w:rPr>
-        <w:lastRenderedPageBreak/>
         <w:t>Expected integer listing: {1, 2, 5, 6, 9, 10, 12}</w:t>
       </w:r>
     </w:p>
@@ -3090,10 +3088,14 @@
     <w:p>
       <w:pPr>
         <w:spacing w:after="0" w:line="240" w:lineRule="auto"/>
-        <w:rPr>
-          <w:rFonts w:ascii="Times New Roman" w:eastAsia="Times New Roman" w:hAnsi="Times New Roman" w:cs="Times New Roman"/>
-          <w:color w:val="000000"/>
-          <w:kern w:val="0"/>
+        <w:jc w:val="center"/>
+        <w:rPr>
+          <w:rFonts w:ascii="Times New Roman" w:eastAsia="Times New Roman" w:hAnsi="Times New Roman" w:cs="Times New Roman"/>
+          <w:color w:val="000000"/>
+          <w:kern w:val="0"/>
+          <w:sz w:val="32"/>
+          <w:szCs w:val="32"/>
+          <w:u w:val="single"/>
           <w14:ligatures w14:val="none"/>
         </w:rPr>
       </w:pPr>
@@ -3105,8 +3107,9 @@
           <w:bCs/>
           <w:color w:val="000000"/>
           <w:kern w:val="0"/>
-          <w:sz w:val="28"/>
-          <w:szCs w:val="28"/>
+          <w:sz w:val="32"/>
+          <w:szCs w:val="32"/>
+          <w:u w:val="single"/>
           <w14:ligatures w14:val="none"/>
         </w:rPr>
         <w:t>MultiSet</w:t>
@@ -3119,8 +3122,9 @@
           <w:bCs/>
           <w:color w:val="000000"/>
           <w:kern w:val="0"/>
-          <w:sz w:val="28"/>
-          <w:szCs w:val="28"/>
+          <w:sz w:val="32"/>
+          <w:szCs w:val="32"/>
+          <w:u w:val="single"/>
           <w14:ligatures w14:val="none"/>
         </w:rPr>
         <w:t xml:space="preserve"> </w:t>
@@ -3132,8 +3136,9 @@
           <w:bCs/>
           <w:color w:val="000000"/>
           <w:kern w:val="0"/>
-          <w:sz w:val="28"/>
-          <w:szCs w:val="28"/>
+          <w:sz w:val="32"/>
+          <w:szCs w:val="32"/>
+          <w:u w:val="single"/>
           <w14:ligatures w14:val="none"/>
         </w:rPr>
         <w:t xml:space="preserve">(Bag) </w:t>
@@ -3145,8 +3150,9 @@
           <w:bCs/>
           <w:color w:val="000000"/>
           <w:kern w:val="0"/>
-          <w:sz w:val="28"/>
-          <w:szCs w:val="28"/>
+          <w:sz w:val="32"/>
+          <w:szCs w:val="32"/>
+          <w:u w:val="single"/>
           <w14:ligatures w14:val="none"/>
         </w:rPr>
         <w:t>Test Cases:</w:t>
@@ -3236,14 +3242,18 @@
         <w:spacing w:after="0" w:line="240" w:lineRule="auto"/>
         <w:rPr>
           <w:rFonts w:ascii="Times New Roman" w:eastAsia="Times New Roman" w:hAnsi="Times New Roman" w:cs="Times New Roman"/>
-          <w:color w:val="000000"/>
-          <w:kern w:val="0"/>
-          <w14:ligatures w14:val="none"/>
-        </w:rPr>
-      </w:pPr>
-      <w:r>
-        <w:rPr>
-          <w:rFonts w:ascii="Arial" w:eastAsia="Times New Roman" w:hAnsi="Arial" w:cs="Arial"/>
+          <w:b/>
+          <w:bCs/>
+          <w:color w:val="000000"/>
+          <w:kern w:val="0"/>
+          <w14:ligatures w14:val="none"/>
+        </w:rPr>
+      </w:pPr>
+      <w:r>
+        <w:rPr>
+          <w:rFonts w:ascii="Arial" w:eastAsia="Times New Roman" w:hAnsi="Arial" w:cs="Arial"/>
+          <w:b/>
+          <w:bCs/>
           <w:color w:val="000000"/>
           <w:kern w:val="0"/>
           <w:sz w:val="22"/>
@@ -3256,6 +3266,8 @@
       <w:r>
         <w:rPr>
           <w:rFonts w:ascii="Arial" w:eastAsia="Times New Roman" w:hAnsi="Arial" w:cs="Arial"/>
+          <w:b/>
+          <w:bCs/>
           <w:color w:val="000000"/>
           <w:kern w:val="0"/>
           <w:sz w:val="22"/>
@@ -3268,6 +3280,8 @@
       <w:r>
         <w:rPr>
           <w:rFonts w:ascii="Arial" w:eastAsia="Times New Roman" w:hAnsi="Arial" w:cs="Arial"/>
+          <w:b/>
+          <w:bCs/>
           <w:color w:val="000000"/>
           <w:kern w:val="0"/>
           <w:sz w:val="22"/>
@@ -3293,9 +3307,11 @@
       <w:pPr>
         <w:spacing w:after="0" w:line="240" w:lineRule="auto"/>
         <w:rPr>
-          <w:rFonts w:ascii="Times New Roman" w:eastAsia="Times New Roman" w:hAnsi="Times New Roman" w:cs="Times New Roman"/>
-          <w:color w:val="000000"/>
-          <w:kern w:val="0"/>
+          <w:rFonts w:ascii="Arial" w:eastAsia="Times New Roman" w:hAnsi="Arial" w:cs="Arial"/>
+          <w:color w:val="000000"/>
+          <w:kern w:val="0"/>
+          <w:sz w:val="22"/>
+          <w:szCs w:val="22"/>
           <w14:ligatures w14:val="none"/>
         </w:rPr>
       </w:pPr>
@@ -3337,33 +3353,171 @@
       <w:pPr>
         <w:spacing w:after="0" w:line="240" w:lineRule="auto"/>
         <w:rPr>
-          <w:rFonts w:ascii="Times New Roman" w:eastAsia="Times New Roman" w:hAnsi="Times New Roman" w:cs="Times New Roman"/>
-          <w:color w:val="000000"/>
-          <w:kern w:val="0"/>
-          <w14:ligatures w14:val="none"/>
-        </w:rPr>
-      </w:pPr>
-    </w:p>
-    <w:p>
-      <w:pPr>
-        <w:spacing w:after="0" w:line="240" w:lineRule="auto"/>
-        <w:rPr>
-          <w:rFonts w:ascii="Times New Roman" w:eastAsia="Times New Roman" w:hAnsi="Times New Roman" w:cs="Times New Roman"/>
-          <w:color w:val="000000"/>
-          <w:kern w:val="0"/>
-          <w14:ligatures w14:val="none"/>
-        </w:rPr>
-      </w:pPr>
-      <w:r>
-        <w:rPr>
-          <w:rFonts w:ascii="Arial" w:eastAsia="Times New Roman" w:hAnsi="Arial" w:cs="Arial"/>
-          <w:color w:val="000000"/>
-          <w:kern w:val="0"/>
-          <w:sz w:val="22"/>
-          <w:szCs w:val="22"/>
-          <w14:ligatures w14:val="none"/>
-        </w:rPr>
-        <w:t>Expected count array: [2, 1, 2, 3, 0, 1, 2, 0, 0, 2, 2, 3]</w:t>
+          <w:rFonts w:ascii="Arial" w:eastAsia="Times New Roman" w:hAnsi="Arial" w:cs="Arial"/>
+          <w:color w:val="000000"/>
+          <w:kern w:val="0"/>
+          <w:sz w:val="22"/>
+          <w:szCs w:val="22"/>
+          <w14:ligatures w14:val="none"/>
+        </w:rPr>
+      </w:pPr>
+    </w:p>
+    <w:p>
+      <w:pPr>
+        <w:spacing w:after="0" w:line="240" w:lineRule="auto"/>
+        <w:rPr>
+          <w:rFonts w:ascii="Times New Roman" w:eastAsia="Times New Roman" w:hAnsi="Times New Roman" w:cs="Times New Roman"/>
+          <w:color w:val="000000"/>
+          <w:kern w:val="0"/>
+          <w14:ligatures w14:val="none"/>
+        </w:rPr>
+      </w:pPr>
+      <w:r>
+        <w:rPr>
+          <w:rFonts w:ascii="Arial" w:eastAsia="Times New Roman" w:hAnsi="Arial" w:cs="Arial"/>
+          <w:color w:val="000000"/>
+          <w:kern w:val="0"/>
+          <w:sz w:val="22"/>
+          <w:szCs w:val="22"/>
+          <w14:ligatures w14:val="none"/>
+        </w:rPr>
+        <w:t>Input A: [</w:t>
+      </w:r>
+      <w:r>
+        <w:rPr>
+          <w:rFonts w:ascii="Arial" w:eastAsia="Times New Roman" w:hAnsi="Arial" w:cs="Arial"/>
+          <w:color w:val="000000"/>
+          <w:kern w:val="0"/>
+          <w:sz w:val="22"/>
+          <w:szCs w:val="22"/>
+          <w14:ligatures w14:val="none"/>
+        </w:rPr>
+        <w:t>2, 1, 0, 3, 0, 1, 2, 0, 0, 1, 2, 0</w:t>
+      </w:r>
+      <w:r>
+        <w:rPr>
+          <w:rFonts w:ascii="Arial" w:eastAsia="Times New Roman" w:hAnsi="Arial" w:cs="Arial"/>
+          <w:color w:val="000000"/>
+          <w:kern w:val="0"/>
+          <w:sz w:val="22"/>
+          <w:szCs w:val="22"/>
+          <w14:ligatures w14:val="none"/>
+        </w:rPr>
+        <w:t>]</w:t>
+      </w:r>
+    </w:p>
+    <w:p>
+      <w:pPr>
+        <w:spacing w:after="0" w:line="240" w:lineRule="auto"/>
+        <w:rPr>
+          <w:rFonts w:ascii="Times New Roman" w:eastAsia="Times New Roman" w:hAnsi="Times New Roman" w:cs="Times New Roman"/>
+          <w:color w:val="000000"/>
+          <w:kern w:val="0"/>
+          <w14:ligatures w14:val="none"/>
+        </w:rPr>
+      </w:pPr>
+      <w:r>
+        <w:rPr>
+          <w:rFonts w:ascii="Arial" w:eastAsia="Times New Roman" w:hAnsi="Arial" w:cs="Arial"/>
+          <w:color w:val="000000"/>
+          <w:kern w:val="0"/>
+          <w:sz w:val="22"/>
+          <w:szCs w:val="22"/>
+          <w14:ligatures w14:val="none"/>
+        </w:rPr>
+        <w:t>Input B: [</w:t>
+      </w:r>
+      <w:r>
+        <w:rPr>
+          <w:rFonts w:ascii="Arial" w:eastAsia="Times New Roman" w:hAnsi="Arial" w:cs="Arial"/>
+          <w:color w:val="000000"/>
+          <w:kern w:val="0"/>
+          <w:sz w:val="22"/>
+          <w:szCs w:val="22"/>
+          <w14:ligatures w14:val="none"/>
+        </w:rPr>
+        <w:t>1, 0, 2, 1, 0, 1, 1, 0, 0, 2, 1, 3</w:t>
+      </w:r>
+      <w:r>
+        <w:rPr>
+          <w:rFonts w:ascii="Arial" w:eastAsia="Times New Roman" w:hAnsi="Arial" w:cs="Arial"/>
+          <w:color w:val="000000"/>
+          <w:kern w:val="0"/>
+          <w:sz w:val="22"/>
+          <w:szCs w:val="22"/>
+          <w14:ligatures w14:val="none"/>
+        </w:rPr>
+        <w:t>]</w:t>
+      </w:r>
+    </w:p>
+    <w:p>
+      <w:pPr>
+        <w:spacing w:after="0" w:line="240" w:lineRule="auto"/>
+        <w:rPr>
+          <w:rFonts w:ascii="Arial" w:eastAsia="Times New Roman" w:hAnsi="Arial" w:cs="Arial"/>
+          <w:color w:val="000000"/>
+          <w:kern w:val="0"/>
+          <w:sz w:val="22"/>
+          <w:szCs w:val="22"/>
+          <w14:ligatures w14:val="none"/>
+        </w:rPr>
+      </w:pPr>
+    </w:p>
+    <w:p>
+      <w:pPr>
+        <w:spacing w:after="0" w:line="240" w:lineRule="auto"/>
+        <w:rPr>
+          <w:rFonts w:ascii="Times New Roman" w:eastAsia="Times New Roman" w:hAnsi="Times New Roman" w:cs="Times New Roman"/>
+          <w:color w:val="000000"/>
+          <w:kern w:val="0"/>
+          <w14:ligatures w14:val="none"/>
+        </w:rPr>
+      </w:pPr>
+    </w:p>
+    <w:p>
+      <w:pPr>
+        <w:spacing w:after="0" w:line="240" w:lineRule="auto"/>
+        <w:rPr>
+          <w:rFonts w:ascii="Times New Roman" w:eastAsia="Times New Roman" w:hAnsi="Times New Roman" w:cs="Times New Roman"/>
+          <w:color w:val="000000"/>
+          <w:kern w:val="0"/>
+          <w14:ligatures w14:val="none"/>
+        </w:rPr>
+      </w:pPr>
+      <w:r>
+        <w:rPr>
+          <w:rFonts w:ascii="Arial" w:eastAsia="Times New Roman" w:hAnsi="Arial" w:cs="Arial"/>
+          <w:color w:val="000000"/>
+          <w:kern w:val="0"/>
+          <w:sz w:val="22"/>
+          <w:szCs w:val="22"/>
+          <w14:ligatures w14:val="none"/>
+        </w:rPr>
+        <w:t xml:space="preserve">Expected count array: [2, 1, 2, 3, 0, 1, 2, 0, </w:t>
+      </w:r>
+      <w:proofErr w:type="gramStart"/>
+      <w:r>
+        <w:rPr>
+          <w:rFonts w:ascii="Arial" w:eastAsia="Times New Roman" w:hAnsi="Arial" w:cs="Arial"/>
+          <w:color w:val="000000"/>
+          <w:kern w:val="0"/>
+          <w:sz w:val="22"/>
+          <w:szCs w:val="22"/>
+          <w14:ligatures w14:val="none"/>
+        </w:rPr>
+        <w:t>0,</w:t>
+      </w:r>
+      <w:proofErr w:type="gramEnd"/>
+      <w:r>
+        <w:rPr>
+          <w:rFonts w:ascii="Arial" w:eastAsia="Times New Roman" w:hAnsi="Arial" w:cs="Arial"/>
+          <w:color w:val="000000"/>
+          <w:kern w:val="0"/>
+          <w:sz w:val="22"/>
+          <w:szCs w:val="22"/>
+          <w14:ligatures w14:val="none"/>
+        </w:rPr>
+        <w:t xml:space="preserve"> 2, 2, 3]</w:t>
       </w:r>
     </w:p>
     <w:p>
@@ -3439,14 +3593,18 @@
         <w:spacing w:after="0" w:line="240" w:lineRule="auto"/>
         <w:rPr>
           <w:rFonts w:ascii="Times New Roman" w:eastAsia="Times New Roman" w:hAnsi="Times New Roman" w:cs="Times New Roman"/>
-          <w:color w:val="000000"/>
-          <w:kern w:val="0"/>
-          <w14:ligatures w14:val="none"/>
-        </w:rPr>
-      </w:pPr>
-      <w:r>
-        <w:rPr>
-          <w:rFonts w:ascii="Arial" w:eastAsia="Times New Roman" w:hAnsi="Arial" w:cs="Arial"/>
+          <w:b/>
+          <w:bCs/>
+          <w:color w:val="000000"/>
+          <w:kern w:val="0"/>
+          <w14:ligatures w14:val="none"/>
+        </w:rPr>
+      </w:pPr>
+      <w:r>
+        <w:rPr>
+          <w:rFonts w:ascii="Arial" w:eastAsia="Times New Roman" w:hAnsi="Arial" w:cs="Arial"/>
+          <w:b/>
+          <w:bCs/>
           <w:color w:val="000000"/>
           <w:kern w:val="0"/>
           <w:sz w:val="22"/>
@@ -3459,6 +3617,8 @@
       <w:r>
         <w:rPr>
           <w:rFonts w:ascii="Arial" w:eastAsia="Times New Roman" w:hAnsi="Arial" w:cs="Arial"/>
+          <w:b/>
+          <w:bCs/>
           <w:color w:val="000000"/>
           <w:kern w:val="0"/>
           <w:sz w:val="22"/>
@@ -3471,6 +3631,8 @@
       <w:r>
         <w:rPr>
           <w:rFonts w:ascii="Arial" w:eastAsia="Times New Roman" w:hAnsi="Arial" w:cs="Arial"/>
+          <w:b/>
+          <w:bCs/>
           <w:color w:val="000000"/>
           <w:kern w:val="0"/>
           <w:sz w:val="22"/>
@@ -3496,9 +3658,11 @@
       <w:pPr>
         <w:spacing w:after="0" w:line="240" w:lineRule="auto"/>
         <w:rPr>
-          <w:rFonts w:ascii="Times New Roman" w:eastAsia="Times New Roman" w:hAnsi="Times New Roman" w:cs="Times New Roman"/>
-          <w:color w:val="000000"/>
-          <w:kern w:val="0"/>
+          <w:rFonts w:ascii="Arial" w:eastAsia="Times New Roman" w:hAnsi="Arial" w:cs="Arial"/>
+          <w:color w:val="000000"/>
+          <w:kern w:val="0"/>
+          <w:sz w:val="22"/>
+          <w:szCs w:val="22"/>
           <w14:ligatures w14:val="none"/>
         </w:rPr>
       </w:pPr>
@@ -3518,6 +3682,107 @@
       <w:pPr>
         <w:spacing w:after="0" w:line="240" w:lineRule="auto"/>
         <w:rPr>
+          <w:rFonts w:ascii="Arial" w:eastAsia="Times New Roman" w:hAnsi="Arial" w:cs="Arial"/>
+          <w:color w:val="000000"/>
+          <w:kern w:val="0"/>
+          <w:sz w:val="22"/>
+          <w:szCs w:val="22"/>
+          <w14:ligatures w14:val="none"/>
+        </w:rPr>
+      </w:pPr>
+    </w:p>
+    <w:p>
+      <w:pPr>
+        <w:spacing w:after="0" w:line="240" w:lineRule="auto"/>
+        <w:rPr>
+          <w:rFonts w:ascii="Times New Roman" w:eastAsia="Times New Roman" w:hAnsi="Times New Roman" w:cs="Times New Roman"/>
+          <w:color w:val="000000"/>
+          <w:kern w:val="0"/>
+          <w14:ligatures w14:val="none"/>
+        </w:rPr>
+      </w:pPr>
+      <w:r>
+        <w:rPr>
+          <w:rFonts w:ascii="Arial" w:eastAsia="Times New Roman" w:hAnsi="Arial" w:cs="Arial"/>
+          <w:color w:val="000000"/>
+          <w:kern w:val="0"/>
+          <w:sz w:val="22"/>
+          <w:szCs w:val="22"/>
+          <w14:ligatures w14:val="none"/>
+        </w:rPr>
+        <w:t>Input A: [</w:t>
+      </w:r>
+      <w:r>
+        <w:rPr>
+          <w:rFonts w:ascii="Arial" w:eastAsia="Times New Roman" w:hAnsi="Arial" w:cs="Arial"/>
+          <w:color w:val="000000"/>
+          <w:kern w:val="0"/>
+          <w:sz w:val="22"/>
+          <w:szCs w:val="22"/>
+          <w14:ligatures w14:val="none"/>
+        </w:rPr>
+        <w:t>2, 1, 0, 3, 0, 1, 2, 0, 0, 1, 2, 0</w:t>
+      </w:r>
+      <w:r>
+        <w:rPr>
+          <w:rFonts w:ascii="Arial" w:eastAsia="Times New Roman" w:hAnsi="Arial" w:cs="Arial"/>
+          <w:color w:val="000000"/>
+          <w:kern w:val="0"/>
+          <w:sz w:val="22"/>
+          <w:szCs w:val="22"/>
+          <w14:ligatures w14:val="none"/>
+        </w:rPr>
+        <w:t>]</w:t>
+      </w:r>
+    </w:p>
+    <w:p>
+      <w:pPr>
+        <w:spacing w:after="0" w:line="240" w:lineRule="auto"/>
+        <w:rPr>
+          <w:rFonts w:ascii="Times New Roman" w:eastAsia="Times New Roman" w:hAnsi="Times New Roman" w:cs="Times New Roman"/>
+          <w:color w:val="000000"/>
+          <w:kern w:val="0"/>
+          <w14:ligatures w14:val="none"/>
+        </w:rPr>
+      </w:pPr>
+      <w:r>
+        <w:rPr>
+          <w:rFonts w:ascii="Arial" w:eastAsia="Times New Roman" w:hAnsi="Arial" w:cs="Arial"/>
+          <w:color w:val="000000"/>
+          <w:kern w:val="0"/>
+          <w:sz w:val="22"/>
+          <w:szCs w:val="22"/>
+          <w14:ligatures w14:val="none"/>
+        </w:rPr>
+        <w:t>Input B: [</w:t>
+      </w:r>
+      <w:r>
+        <w:rPr>
+          <w:rFonts w:ascii="Arial" w:eastAsia="Times New Roman" w:hAnsi="Arial" w:cs="Arial"/>
+          <w:color w:val="000000"/>
+          <w:kern w:val="0"/>
+          <w:sz w:val="22"/>
+          <w:szCs w:val="22"/>
+          <w14:ligatures w14:val="none"/>
+        </w:rPr>
+        <w:t>1, 0, 2, 1, 0, 1, 1, 0, 0, 2, 1, 3</w:t>
+      </w:r>
+      <w:r>
+        <w:rPr>
+          <w:rFonts w:ascii="Arial" w:eastAsia="Times New Roman" w:hAnsi="Arial" w:cs="Arial"/>
+          <w:color w:val="000000"/>
+          <w:kern w:val="0"/>
+          <w:sz w:val="22"/>
+          <w:szCs w:val="22"/>
+          <w14:ligatures w14:val="none"/>
+        </w:rPr>
+        <w:t>]</w:t>
+      </w:r>
+    </w:p>
+    <w:p>
+      <w:pPr>
+        <w:spacing w:after="0" w:line="240" w:lineRule="auto"/>
+        <w:rPr>
           <w:rFonts w:ascii="Times New Roman" w:eastAsia="Times New Roman" w:hAnsi="Times New Roman" w:cs="Times New Roman"/>
           <w:color w:val="000000"/>
           <w:kern w:val="0"/>
@@ -3566,7 +3831,6 @@
           <w:szCs w:val="22"/>
           <w14:ligatures w14:val="none"/>
         </w:rPr>
-        <w:lastRenderedPageBreak/>
         <w:t>Expected integer listing: {1, 4, 6, 7, 10, 11}</w:t>
       </w:r>
     </w:p>
@@ -3619,14 +3883,18 @@
         <w:spacing w:after="0" w:line="240" w:lineRule="auto"/>
         <w:rPr>
           <w:rFonts w:ascii="Times New Roman" w:eastAsia="Times New Roman" w:hAnsi="Times New Roman" w:cs="Times New Roman"/>
-          <w:color w:val="000000"/>
-          <w:kern w:val="0"/>
-          <w14:ligatures w14:val="none"/>
-        </w:rPr>
-      </w:pPr>
-      <w:r>
-        <w:rPr>
-          <w:rFonts w:ascii="Arial" w:eastAsia="Times New Roman" w:hAnsi="Arial" w:cs="Arial"/>
+          <w:b/>
+          <w:bCs/>
+          <w:color w:val="000000"/>
+          <w:kern w:val="0"/>
+          <w14:ligatures w14:val="none"/>
+        </w:rPr>
+      </w:pPr>
+      <w:r>
+        <w:rPr>
+          <w:rFonts w:ascii="Arial" w:eastAsia="Times New Roman" w:hAnsi="Arial" w:cs="Arial"/>
+          <w:b/>
+          <w:bCs/>
           <w:color w:val="000000"/>
           <w:kern w:val="0"/>
           <w:sz w:val="22"/>
@@ -3639,6 +3907,8 @@
       <w:r>
         <w:rPr>
           <w:rFonts w:ascii="Arial" w:eastAsia="Times New Roman" w:hAnsi="Arial" w:cs="Arial"/>
+          <w:b/>
+          <w:bCs/>
           <w:color w:val="000000"/>
           <w:kern w:val="0"/>
           <w:sz w:val="22"/>
@@ -3651,6 +3921,8 @@
       <w:r>
         <w:rPr>
           <w:rFonts w:ascii="Arial" w:eastAsia="Times New Roman" w:hAnsi="Arial" w:cs="Arial"/>
+          <w:b/>
+          <w:bCs/>
           <w:color w:val="000000"/>
           <w:kern w:val="0"/>
           <w:sz w:val="22"/>
@@ -3676,9 +3948,11 @@
       <w:pPr>
         <w:spacing w:after="0" w:line="240" w:lineRule="auto"/>
         <w:rPr>
-          <w:rFonts w:ascii="Times New Roman" w:eastAsia="Times New Roman" w:hAnsi="Times New Roman" w:cs="Times New Roman"/>
-          <w:color w:val="000000"/>
-          <w:kern w:val="0"/>
+          <w:rFonts w:ascii="Arial" w:eastAsia="Times New Roman" w:hAnsi="Arial" w:cs="Arial"/>
+          <w:color w:val="000000"/>
+          <w:kern w:val="0"/>
+          <w:sz w:val="22"/>
+          <w:szCs w:val="22"/>
           <w14:ligatures w14:val="none"/>
         </w:rPr>
       </w:pPr>
@@ -3724,6 +3998,105 @@
           <w:szCs w:val="22"/>
           <w14:ligatures w14:val="none"/>
         </w:rPr>
+        <w:t>Input A: [</w:t>
+      </w:r>
+      <w:r>
+        <w:rPr>
+          <w:rFonts w:ascii="Arial" w:eastAsia="Times New Roman" w:hAnsi="Arial" w:cs="Arial"/>
+          <w:color w:val="000000"/>
+          <w:kern w:val="0"/>
+          <w:sz w:val="22"/>
+          <w:szCs w:val="22"/>
+          <w14:ligatures w14:val="none"/>
+        </w:rPr>
+        <w:t>2, 1, 0, 3, 0, 1, 2, 0, 0, 1, 2, 0</w:t>
+      </w:r>
+      <w:r>
+        <w:rPr>
+          <w:rFonts w:ascii="Arial" w:eastAsia="Times New Roman" w:hAnsi="Arial" w:cs="Arial"/>
+          <w:color w:val="000000"/>
+          <w:kern w:val="0"/>
+          <w:sz w:val="22"/>
+          <w:szCs w:val="22"/>
+          <w14:ligatures w14:val="none"/>
+        </w:rPr>
+        <w:t>]</w:t>
+      </w:r>
+    </w:p>
+    <w:p>
+      <w:pPr>
+        <w:spacing w:after="0" w:line="240" w:lineRule="auto"/>
+        <w:rPr>
+          <w:rFonts w:ascii="Times New Roman" w:eastAsia="Times New Roman" w:hAnsi="Times New Roman" w:cs="Times New Roman"/>
+          <w:color w:val="000000"/>
+          <w:kern w:val="0"/>
+          <w14:ligatures w14:val="none"/>
+        </w:rPr>
+      </w:pPr>
+      <w:r>
+        <w:rPr>
+          <w:rFonts w:ascii="Arial" w:eastAsia="Times New Roman" w:hAnsi="Arial" w:cs="Arial"/>
+          <w:color w:val="000000"/>
+          <w:kern w:val="0"/>
+          <w:sz w:val="22"/>
+          <w:szCs w:val="22"/>
+          <w14:ligatures w14:val="none"/>
+        </w:rPr>
+        <w:t>Input B: [</w:t>
+      </w:r>
+      <w:r>
+        <w:rPr>
+          <w:rFonts w:ascii="Arial" w:eastAsia="Times New Roman" w:hAnsi="Arial" w:cs="Arial"/>
+          <w:color w:val="000000"/>
+          <w:kern w:val="0"/>
+          <w:sz w:val="22"/>
+          <w:szCs w:val="22"/>
+          <w14:ligatures w14:val="none"/>
+        </w:rPr>
+        <w:t>1, 0, 2, 1, 0, 1, 1, 0, 0, 2, 1, 3</w:t>
+      </w:r>
+      <w:r>
+        <w:rPr>
+          <w:rFonts w:ascii="Arial" w:eastAsia="Times New Roman" w:hAnsi="Arial" w:cs="Arial"/>
+          <w:color w:val="000000"/>
+          <w:kern w:val="0"/>
+          <w:sz w:val="22"/>
+          <w:szCs w:val="22"/>
+          <w14:ligatures w14:val="none"/>
+        </w:rPr>
+        <w:t>]</w:t>
+      </w:r>
+    </w:p>
+    <w:p>
+      <w:pPr>
+        <w:spacing w:after="0" w:line="240" w:lineRule="auto"/>
+        <w:rPr>
+          <w:rFonts w:ascii="Times New Roman" w:eastAsia="Times New Roman" w:hAnsi="Times New Roman" w:cs="Times New Roman"/>
+          <w:color w:val="000000"/>
+          <w:kern w:val="0"/>
+          <w14:ligatures w14:val="none"/>
+        </w:rPr>
+      </w:pPr>
+    </w:p>
+    <w:p>
+      <w:pPr>
+        <w:spacing w:after="0" w:line="240" w:lineRule="auto"/>
+        <w:rPr>
+          <w:rFonts w:ascii="Times New Roman" w:eastAsia="Times New Roman" w:hAnsi="Times New Roman" w:cs="Times New Roman"/>
+          <w:color w:val="000000"/>
+          <w:kern w:val="0"/>
+          <w14:ligatures w14:val="none"/>
+        </w:rPr>
+      </w:pPr>
+      <w:r>
+        <w:rPr>
+          <w:rFonts w:ascii="Arial" w:eastAsia="Times New Roman" w:hAnsi="Arial" w:cs="Arial"/>
+          <w:color w:val="000000"/>
+          <w:kern w:val="0"/>
+          <w:sz w:val="22"/>
+          <w:szCs w:val="22"/>
+          <w14:ligatures w14:val="none"/>
+        </w:rPr>
         <w:t>Expected count array: [1, 1, 0, 2, 0, 0, 1, 0, 0, 0, 1, 0]</w:t>
       </w:r>
     </w:p>
@@ -3798,14 +4171,18 @@
         <w:spacing w:after="0" w:line="240" w:lineRule="auto"/>
         <w:rPr>
           <w:rFonts w:ascii="Times New Roman" w:eastAsia="Times New Roman" w:hAnsi="Times New Roman" w:cs="Times New Roman"/>
-          <w:color w:val="000000"/>
-          <w:kern w:val="0"/>
-          <w14:ligatures w14:val="none"/>
-        </w:rPr>
-      </w:pPr>
-      <w:r>
-        <w:rPr>
-          <w:rFonts w:ascii="Arial" w:eastAsia="Times New Roman" w:hAnsi="Arial" w:cs="Arial"/>
+          <w:b/>
+          <w:bCs/>
+          <w:color w:val="000000"/>
+          <w:kern w:val="0"/>
+          <w14:ligatures w14:val="none"/>
+        </w:rPr>
+      </w:pPr>
+      <w:r>
+        <w:rPr>
+          <w:rFonts w:ascii="Arial" w:eastAsia="Times New Roman" w:hAnsi="Arial" w:cs="Arial"/>
+          <w:b/>
+          <w:bCs/>
           <w:color w:val="000000"/>
           <w:kern w:val="0"/>
           <w:sz w:val="22"/>
@@ -3818,6 +4195,8 @@
       <w:r>
         <w:rPr>
           <w:rFonts w:ascii="Arial" w:eastAsia="Times New Roman" w:hAnsi="Arial" w:cs="Arial"/>
+          <w:b/>
+          <w:bCs/>
           <w:color w:val="000000"/>
           <w:kern w:val="0"/>
           <w:sz w:val="22"/>
@@ -3830,6 +4209,8 @@
       <w:r>
         <w:rPr>
           <w:rFonts w:ascii="Arial" w:eastAsia="Times New Roman" w:hAnsi="Arial" w:cs="Arial"/>
+          <w:b/>
+          <w:bCs/>
           <w:color w:val="000000"/>
           <w:kern w:val="0"/>
           <w:sz w:val="22"/>
@@ -3855,9 +4236,11 @@
       <w:pPr>
         <w:spacing w:after="0" w:line="240" w:lineRule="auto"/>
         <w:rPr>
-          <w:rFonts w:ascii="Times New Roman" w:eastAsia="Times New Roman" w:hAnsi="Times New Roman" w:cs="Times New Roman"/>
-          <w:color w:val="000000"/>
-          <w:kern w:val="0"/>
+          <w:rFonts w:ascii="Arial" w:eastAsia="Times New Roman" w:hAnsi="Arial" w:cs="Arial"/>
+          <w:color w:val="000000"/>
+          <w:kern w:val="0"/>
+          <w:sz w:val="22"/>
+          <w:szCs w:val="22"/>
           <w14:ligatures w14:val="none"/>
         </w:rPr>
       </w:pPr>
@@ -3877,6 +4260,107 @@
       <w:pPr>
         <w:spacing w:after="0" w:line="240" w:lineRule="auto"/>
         <w:rPr>
+          <w:rFonts w:ascii="Arial" w:eastAsia="Times New Roman" w:hAnsi="Arial" w:cs="Arial"/>
+          <w:color w:val="000000"/>
+          <w:kern w:val="0"/>
+          <w:sz w:val="22"/>
+          <w:szCs w:val="22"/>
+          <w14:ligatures w14:val="none"/>
+        </w:rPr>
+      </w:pPr>
+    </w:p>
+    <w:p>
+      <w:pPr>
+        <w:spacing w:after="0" w:line="240" w:lineRule="auto"/>
+        <w:rPr>
+          <w:rFonts w:ascii="Times New Roman" w:eastAsia="Times New Roman" w:hAnsi="Times New Roman" w:cs="Times New Roman"/>
+          <w:color w:val="000000"/>
+          <w:kern w:val="0"/>
+          <w14:ligatures w14:val="none"/>
+        </w:rPr>
+      </w:pPr>
+      <w:r>
+        <w:rPr>
+          <w:rFonts w:ascii="Arial" w:eastAsia="Times New Roman" w:hAnsi="Arial" w:cs="Arial"/>
+          <w:color w:val="000000"/>
+          <w:kern w:val="0"/>
+          <w:sz w:val="22"/>
+          <w:szCs w:val="22"/>
+          <w14:ligatures w14:val="none"/>
+        </w:rPr>
+        <w:t>Input A: [</w:t>
+      </w:r>
+      <w:r>
+        <w:rPr>
+          <w:rFonts w:ascii="Arial" w:eastAsia="Times New Roman" w:hAnsi="Arial" w:cs="Arial"/>
+          <w:color w:val="000000"/>
+          <w:kern w:val="0"/>
+          <w:sz w:val="22"/>
+          <w:szCs w:val="22"/>
+          <w14:ligatures w14:val="none"/>
+        </w:rPr>
+        <w:t>2, 1, 0, 3, 0, 1, 2, 0, 0, 1, 2, 0</w:t>
+      </w:r>
+      <w:r>
+        <w:rPr>
+          <w:rFonts w:ascii="Arial" w:eastAsia="Times New Roman" w:hAnsi="Arial" w:cs="Arial"/>
+          <w:color w:val="000000"/>
+          <w:kern w:val="0"/>
+          <w:sz w:val="22"/>
+          <w:szCs w:val="22"/>
+          <w14:ligatures w14:val="none"/>
+        </w:rPr>
+        <w:t>]</w:t>
+      </w:r>
+    </w:p>
+    <w:p>
+      <w:pPr>
+        <w:spacing w:after="0" w:line="240" w:lineRule="auto"/>
+        <w:rPr>
+          <w:rFonts w:ascii="Times New Roman" w:eastAsia="Times New Roman" w:hAnsi="Times New Roman" w:cs="Times New Roman"/>
+          <w:color w:val="000000"/>
+          <w:kern w:val="0"/>
+          <w14:ligatures w14:val="none"/>
+        </w:rPr>
+      </w:pPr>
+      <w:r>
+        <w:rPr>
+          <w:rFonts w:ascii="Arial" w:eastAsia="Times New Roman" w:hAnsi="Arial" w:cs="Arial"/>
+          <w:color w:val="000000"/>
+          <w:kern w:val="0"/>
+          <w:sz w:val="22"/>
+          <w:szCs w:val="22"/>
+          <w14:ligatures w14:val="none"/>
+        </w:rPr>
+        <w:t>Input B: [</w:t>
+      </w:r>
+      <w:r>
+        <w:rPr>
+          <w:rFonts w:ascii="Arial" w:eastAsia="Times New Roman" w:hAnsi="Arial" w:cs="Arial"/>
+          <w:color w:val="000000"/>
+          <w:kern w:val="0"/>
+          <w:sz w:val="22"/>
+          <w:szCs w:val="22"/>
+          <w14:ligatures w14:val="none"/>
+        </w:rPr>
+        <w:t>1, 0, 2, 1, 0, 1, 1, 0, 0, 2, 1, 3</w:t>
+      </w:r>
+      <w:r>
+        <w:rPr>
+          <w:rFonts w:ascii="Arial" w:eastAsia="Times New Roman" w:hAnsi="Arial" w:cs="Arial"/>
+          <w:color w:val="000000"/>
+          <w:kern w:val="0"/>
+          <w:sz w:val="22"/>
+          <w:szCs w:val="22"/>
+          <w14:ligatures w14:val="none"/>
+        </w:rPr>
+        <w:t>]</w:t>
+      </w:r>
+    </w:p>
+    <w:p>
+      <w:pPr>
+        <w:spacing w:after="0" w:line="240" w:lineRule="auto"/>
+        <w:rPr>
           <w:rFonts w:ascii="Times New Roman" w:eastAsia="Times New Roman" w:hAnsi="Times New Roman" w:cs="Times New Roman"/>
           <w:color w:val="000000"/>
           <w:kern w:val="0"/>
@@ -3977,14 +4461,18 @@
         <w:spacing w:after="0" w:line="240" w:lineRule="auto"/>
         <w:rPr>
           <w:rFonts w:ascii="Times New Roman" w:eastAsia="Times New Roman" w:hAnsi="Times New Roman" w:cs="Times New Roman"/>
-          <w:color w:val="000000"/>
-          <w:kern w:val="0"/>
-          <w14:ligatures w14:val="none"/>
-        </w:rPr>
-      </w:pPr>
-      <w:r>
-        <w:rPr>
-          <w:rFonts w:ascii="Arial" w:eastAsia="Times New Roman" w:hAnsi="Arial" w:cs="Arial"/>
+          <w:b/>
+          <w:bCs/>
+          <w:color w:val="000000"/>
+          <w:kern w:val="0"/>
+          <w14:ligatures w14:val="none"/>
+        </w:rPr>
+      </w:pPr>
+      <w:r>
+        <w:rPr>
+          <w:rFonts w:ascii="Arial" w:eastAsia="Times New Roman" w:hAnsi="Arial" w:cs="Arial"/>
+          <w:b/>
+          <w:bCs/>
           <w:color w:val="000000"/>
           <w:kern w:val="0"/>
           <w:sz w:val="22"/>
@@ -3997,6 +4485,8 @@
       <w:r>
         <w:rPr>
           <w:rFonts w:ascii="Arial" w:eastAsia="Times New Roman" w:hAnsi="Arial" w:cs="Arial"/>
+          <w:b/>
+          <w:bCs/>
           <w:color w:val="000000"/>
           <w:kern w:val="0"/>
           <w:sz w:val="22"/>
@@ -4009,6 +4499,8 @@
       <w:r>
         <w:rPr>
           <w:rFonts w:ascii="Arial" w:eastAsia="Times New Roman" w:hAnsi="Arial" w:cs="Arial"/>
+          <w:b/>
+          <w:bCs/>
           <w:color w:val="000000"/>
           <w:kern w:val="0"/>
           <w:sz w:val="22"/>
@@ -4233,14 +4725,18 @@
         <w:spacing w:after="0" w:line="240" w:lineRule="auto"/>
         <w:rPr>
           <w:rFonts w:ascii="Times New Roman" w:eastAsia="Times New Roman" w:hAnsi="Times New Roman" w:cs="Times New Roman"/>
-          <w:color w:val="000000"/>
-          <w:kern w:val="0"/>
-          <w14:ligatures w14:val="none"/>
-        </w:rPr>
-      </w:pPr>
-      <w:r>
-        <w:rPr>
-          <w:rFonts w:ascii="Arial" w:eastAsia="Times New Roman" w:hAnsi="Arial" w:cs="Arial"/>
+          <w:b/>
+          <w:bCs/>
+          <w:color w:val="000000"/>
+          <w:kern w:val="0"/>
+          <w14:ligatures w14:val="none"/>
+        </w:rPr>
+      </w:pPr>
+      <w:r>
+        <w:rPr>
+          <w:rFonts w:ascii="Arial" w:eastAsia="Times New Roman" w:hAnsi="Arial" w:cs="Arial"/>
+          <w:b/>
+          <w:bCs/>
           <w:color w:val="000000"/>
           <w:kern w:val="0"/>
           <w:sz w:val="22"/>
@@ -4253,6 +4749,8 @@
       <w:r>
         <w:rPr>
           <w:rFonts w:ascii="Arial" w:eastAsia="Times New Roman" w:hAnsi="Arial" w:cs="Arial"/>
+          <w:b/>
+          <w:bCs/>
           <w:color w:val="000000"/>
           <w:kern w:val="0"/>
           <w:sz w:val="22"/>
@@ -4265,6 +4763,8 @@
       <w:r>
         <w:rPr>
           <w:rFonts w:ascii="Arial" w:eastAsia="Times New Roman" w:hAnsi="Arial" w:cs="Arial"/>
+          <w:b/>
+          <w:bCs/>
           <w:color w:val="000000"/>
           <w:kern w:val="0"/>
           <w:sz w:val="22"/>
@@ -4272,7 +4772,299 @@
           <w:u w:val="single"/>
           <w14:ligatures w14:val="none"/>
         </w:rPr>
-        <w:t>6: Intersection of Two Empty Multisets:</w:t>
+        <w:t>6</w:t>
+      </w:r>
+      <w:r>
+        <w:rPr>
+          <w:rFonts w:ascii="Arial" w:eastAsia="Times New Roman" w:hAnsi="Arial" w:cs="Arial"/>
+          <w:b/>
+          <w:bCs/>
+          <w:color w:val="000000"/>
+          <w:kern w:val="0"/>
+          <w:sz w:val="22"/>
+          <w:szCs w:val="22"/>
+          <w:u w:val="single"/>
+          <w14:ligatures w14:val="none"/>
+        </w:rPr>
+        <w:t>: Multiset Union with Unequal Multiplicities:</w:t>
+      </w:r>
+    </w:p>
+    <w:p>
+      <w:pPr>
+        <w:spacing w:after="0" w:line="240" w:lineRule="auto"/>
+        <w:rPr>
+          <w:rFonts w:ascii="Times New Roman" w:eastAsia="Times New Roman" w:hAnsi="Times New Roman" w:cs="Times New Roman"/>
+          <w:color w:val="000000"/>
+          <w:kern w:val="0"/>
+          <w14:ligatures w14:val="none"/>
+        </w:rPr>
+      </w:pPr>
+    </w:p>
+    <w:p>
+      <w:pPr>
+        <w:spacing w:after="0" w:line="240" w:lineRule="auto"/>
+        <w:rPr>
+          <w:rFonts w:ascii="Times New Roman" w:eastAsia="Times New Roman" w:hAnsi="Times New Roman" w:cs="Times New Roman"/>
+          <w:color w:val="000000"/>
+          <w:kern w:val="0"/>
+          <w14:ligatures w14:val="none"/>
+        </w:rPr>
+      </w:pPr>
+      <w:r>
+        <w:rPr>
+          <w:rFonts w:ascii="Arial" w:eastAsia="Times New Roman" w:hAnsi="Arial" w:cs="Arial"/>
+          <w:color w:val="000000"/>
+          <w:kern w:val="0"/>
+          <w:sz w:val="22"/>
+          <w:szCs w:val="22"/>
+          <w14:ligatures w14:val="none"/>
+        </w:rPr>
+        <w:t xml:space="preserve">Operation: Multiset A </w:t>
+      </w:r>
+      <w:r>
+        <w:rPr>
+          <w:rFonts w:ascii="Cambria Math" w:eastAsia="Times New Roman" w:hAnsi="Cambria Math" w:cs="Cambria Math"/>
+          <w:color w:val="000000"/>
+          <w:kern w:val="0"/>
+          <w:sz w:val="22"/>
+          <w:szCs w:val="22"/>
+          <w14:ligatures w14:val="none"/>
+        </w:rPr>
+        <w:t>∪</w:t>
+      </w:r>
+      <w:r>
+        <w:rPr>
+          <w:rFonts w:ascii="Arial" w:eastAsia="Times New Roman" w:hAnsi="Arial" w:cs="Arial"/>
+          <w:color w:val="000000"/>
+          <w:kern w:val="0"/>
+          <w:sz w:val="22"/>
+          <w:szCs w:val="22"/>
+          <w14:ligatures w14:val="none"/>
+        </w:rPr>
+        <w:t xml:space="preserve"> B</w:t>
+      </w:r>
+    </w:p>
+    <w:p>
+      <w:pPr>
+        <w:spacing w:after="0" w:line="240" w:lineRule="auto"/>
+        <w:rPr>
+          <w:rFonts w:ascii="Times New Roman" w:eastAsia="Times New Roman" w:hAnsi="Times New Roman" w:cs="Times New Roman"/>
+          <w:color w:val="000000"/>
+          <w:kern w:val="0"/>
+          <w14:ligatures w14:val="none"/>
+        </w:rPr>
+      </w:pPr>
+    </w:p>
+    <w:p>
+      <w:pPr>
+        <w:spacing w:after="0" w:line="240" w:lineRule="auto"/>
+        <w:rPr>
+          <w:rFonts w:ascii="Times New Roman" w:eastAsia="Times New Roman" w:hAnsi="Times New Roman" w:cs="Times New Roman"/>
+          <w:color w:val="000000"/>
+          <w:kern w:val="0"/>
+          <w14:ligatures w14:val="none"/>
+        </w:rPr>
+      </w:pPr>
+      <w:r>
+        <w:rPr>
+          <w:rFonts w:ascii="Arial" w:eastAsia="Times New Roman" w:hAnsi="Arial" w:cs="Arial"/>
+          <w:color w:val="000000"/>
+          <w:kern w:val="0"/>
+          <w:sz w:val="22"/>
+          <w:szCs w:val="22"/>
+          <w14:ligatures w14:val="none"/>
+        </w:rPr>
+        <w:t>Input A: [2, 0, 0, 0, 0, 0, 0, 0, 0, 0, 0, 0]</w:t>
+      </w:r>
+    </w:p>
+    <w:p>
+      <w:pPr>
+        <w:spacing w:after="0" w:line="240" w:lineRule="auto"/>
+        <w:rPr>
+          <w:rFonts w:ascii="Times New Roman" w:eastAsia="Times New Roman" w:hAnsi="Times New Roman" w:cs="Times New Roman"/>
+          <w:color w:val="000000"/>
+          <w:kern w:val="0"/>
+          <w14:ligatures w14:val="none"/>
+        </w:rPr>
+      </w:pPr>
+      <w:r>
+        <w:rPr>
+          <w:rFonts w:ascii="Arial" w:eastAsia="Times New Roman" w:hAnsi="Arial" w:cs="Arial"/>
+          <w:color w:val="000000"/>
+          <w:kern w:val="0"/>
+          <w:sz w:val="22"/>
+          <w:szCs w:val="22"/>
+          <w14:ligatures w14:val="none"/>
+        </w:rPr>
+        <w:t>Input B: [5, 0, 0, 0, 0, 0, 0, 0, 0, 0, 0, 0]</w:t>
+      </w:r>
+    </w:p>
+    <w:p>
+      <w:pPr>
+        <w:spacing w:after="0" w:line="240" w:lineRule="auto"/>
+        <w:rPr>
+          <w:rFonts w:ascii="Times New Roman" w:eastAsia="Times New Roman" w:hAnsi="Times New Roman" w:cs="Times New Roman"/>
+          <w:color w:val="000000"/>
+          <w:kern w:val="0"/>
+          <w14:ligatures w14:val="none"/>
+        </w:rPr>
+      </w:pPr>
+    </w:p>
+    <w:p>
+      <w:pPr>
+        <w:spacing w:after="0" w:line="240" w:lineRule="auto"/>
+        <w:rPr>
+          <w:rFonts w:ascii="Times New Roman" w:eastAsia="Times New Roman" w:hAnsi="Times New Roman" w:cs="Times New Roman"/>
+          <w:color w:val="000000"/>
+          <w:kern w:val="0"/>
+          <w14:ligatures w14:val="none"/>
+        </w:rPr>
+      </w:pPr>
+      <w:r>
+        <w:rPr>
+          <w:rFonts w:ascii="Arial" w:eastAsia="Times New Roman" w:hAnsi="Arial" w:cs="Arial"/>
+          <w:color w:val="000000"/>
+          <w:kern w:val="0"/>
+          <w:sz w:val="22"/>
+          <w:szCs w:val="22"/>
+          <w14:ligatures w14:val="none"/>
+        </w:rPr>
+        <w:t>Expected count array: [5, 0, 0, 0, 0, 0, 0, 0, 0, 0, 0, 0]</w:t>
+      </w:r>
+    </w:p>
+    <w:p>
+      <w:pPr>
+        <w:spacing w:after="0" w:line="240" w:lineRule="auto"/>
+        <w:rPr>
+          <w:rFonts w:ascii="Times New Roman" w:eastAsia="Times New Roman" w:hAnsi="Times New Roman" w:cs="Times New Roman"/>
+          <w:color w:val="000000"/>
+          <w:kern w:val="0"/>
+          <w14:ligatures w14:val="none"/>
+        </w:rPr>
+      </w:pPr>
+      <w:r>
+        <w:rPr>
+          <w:rFonts w:ascii="Arial" w:eastAsia="Times New Roman" w:hAnsi="Arial" w:cs="Arial"/>
+          <w:color w:val="000000"/>
+          <w:kern w:val="0"/>
+          <w:sz w:val="22"/>
+          <w:szCs w:val="22"/>
+          <w14:ligatures w14:val="none"/>
+        </w:rPr>
+        <w:t>Expected integer listing: {1×5}</w:t>
+      </w:r>
+    </w:p>
+    <w:p>
+      <w:pPr>
+        <w:spacing w:after="0" w:line="240" w:lineRule="auto"/>
+        <w:rPr>
+          <w:rFonts w:ascii="Times New Roman" w:eastAsia="Times New Roman" w:hAnsi="Times New Roman" w:cs="Times New Roman"/>
+          <w:color w:val="000000"/>
+          <w:kern w:val="0"/>
+          <w14:ligatures w14:val="none"/>
+        </w:rPr>
+      </w:pPr>
+    </w:p>
+    <w:p>
+      <w:pPr>
+        <w:spacing w:after="0" w:line="240" w:lineRule="auto"/>
+        <w:rPr>
+          <w:rFonts w:ascii="Times New Roman" w:eastAsia="Times New Roman" w:hAnsi="Times New Roman" w:cs="Times New Roman"/>
+          <w:color w:val="000000"/>
+          <w:kern w:val="0"/>
+          <w14:ligatures w14:val="none"/>
+        </w:rPr>
+      </w:pPr>
+      <w:r>
+        <w:rPr>
+          <w:rFonts w:ascii="Arial" w:eastAsia="Times New Roman" w:hAnsi="Arial" w:cs="Arial"/>
+          <w:color w:val="000000"/>
+          <w:kern w:val="0"/>
+          <w:sz w:val="22"/>
+          <w:szCs w:val="22"/>
+          <w14:ligatures w14:val="none"/>
+        </w:rPr>
+        <w:t>Validation: The union must use the larger multiplicity, which is five copies of integer 1.</w:t>
+      </w:r>
+    </w:p>
+    <w:p>
+      <w:pPr>
+        <w:spacing w:after="240" w:line="240" w:lineRule="auto"/>
+        <w:rPr>
+          <w:rFonts w:ascii="Times New Roman" w:eastAsia="Times New Roman" w:hAnsi="Times New Roman" w:cs="Times New Roman"/>
+          <w:color w:val="000000"/>
+          <w:kern w:val="0"/>
+          <w14:ligatures w14:val="none"/>
+        </w:rPr>
+      </w:pPr>
+    </w:p>
+    <w:p>
+      <w:pPr>
+        <w:spacing w:after="0" w:line="240" w:lineRule="auto"/>
+        <w:rPr>
+          <w:rFonts w:ascii="Times New Roman" w:eastAsia="Times New Roman" w:hAnsi="Times New Roman" w:cs="Times New Roman"/>
+          <w:b/>
+          <w:bCs/>
+          <w:color w:val="000000"/>
+          <w:kern w:val="0"/>
+          <w14:ligatures w14:val="none"/>
+        </w:rPr>
+      </w:pPr>
+      <w:r>
+        <w:rPr>
+          <w:rFonts w:ascii="Arial" w:eastAsia="Times New Roman" w:hAnsi="Arial" w:cs="Arial"/>
+          <w:b/>
+          <w:bCs/>
+          <w:color w:val="000000"/>
+          <w:kern w:val="0"/>
+          <w:sz w:val="22"/>
+          <w:szCs w:val="22"/>
+          <w:u w:val="single"/>
+          <w14:ligatures w14:val="none"/>
+        </w:rPr>
+        <w:t>BAG</w:t>
+      </w:r>
+      <w:r>
+        <w:rPr>
+          <w:rFonts w:ascii="Arial" w:eastAsia="Times New Roman" w:hAnsi="Arial" w:cs="Arial"/>
+          <w:b/>
+          <w:bCs/>
+          <w:color w:val="000000"/>
+          <w:kern w:val="0"/>
+          <w:sz w:val="22"/>
+          <w:szCs w:val="22"/>
+          <w:u w:val="single"/>
+          <w14:ligatures w14:val="none"/>
+        </w:rPr>
+        <w:t xml:space="preserve"> </w:t>
+      </w:r>
+      <w:r>
+        <w:rPr>
+          <w:rFonts w:ascii="Arial" w:eastAsia="Times New Roman" w:hAnsi="Arial" w:cs="Arial"/>
+          <w:b/>
+          <w:bCs/>
+          <w:color w:val="000000"/>
+          <w:kern w:val="0"/>
+          <w:sz w:val="22"/>
+          <w:szCs w:val="22"/>
+          <w:u w:val="single"/>
+          <w14:ligatures w14:val="none"/>
+        </w:rPr>
+        <w:t>7</w:t>
+      </w:r>
+      <w:r>
+        <w:rPr>
+          <w:rFonts w:ascii="Arial" w:eastAsia="Times New Roman" w:hAnsi="Arial" w:cs="Arial"/>
+          <w:b/>
+          <w:bCs/>
+          <w:color w:val="000000"/>
+          <w:kern w:val="0"/>
+          <w:sz w:val="22"/>
+          <w:szCs w:val="22"/>
+          <w:u w:val="single"/>
+          <w14:ligatures w14:val="none"/>
+        </w:rPr>
+        <w:t>: Multiset Intersection with Unequal Multiplicities:</w:t>
       </w:r>
     </w:p>
     <w:p>
@@ -4338,29 +5130,285 @@
           <w:szCs w:val="22"/>
           <w14:ligatures w14:val="none"/>
         </w:rPr>
-        <w:t>Input A: [0, 0, 0, 0, 0, 0, 0, 0, 0, 0, 0, 0]</w:t>
-      </w:r>
-    </w:p>
-    <w:p>
-      <w:pPr>
-        <w:spacing w:after="0" w:line="240" w:lineRule="auto"/>
-        <w:rPr>
-          <w:rFonts w:ascii="Times New Roman" w:eastAsia="Times New Roman" w:hAnsi="Times New Roman" w:cs="Times New Roman"/>
-          <w:color w:val="000000"/>
-          <w:kern w:val="0"/>
-          <w14:ligatures w14:val="none"/>
-        </w:rPr>
-      </w:pPr>
-      <w:r>
-        <w:rPr>
-          <w:rFonts w:ascii="Arial" w:eastAsia="Times New Roman" w:hAnsi="Arial" w:cs="Arial"/>
-          <w:color w:val="000000"/>
-          <w:kern w:val="0"/>
-          <w:sz w:val="22"/>
-          <w:szCs w:val="22"/>
-          <w14:ligatures w14:val="none"/>
-        </w:rPr>
-        <w:t>Input B: [0, 0, 0, 0, 0, 0, 0, 0, 0, 0, 0, 0]</w:t>
+        <w:t>Input A: [2, 0, 0, 0, 0, 0, 0, 0, 0, 0, 0, 0]</w:t>
+      </w:r>
+    </w:p>
+    <w:p>
+      <w:pPr>
+        <w:spacing w:after="0" w:line="240" w:lineRule="auto"/>
+        <w:rPr>
+          <w:rFonts w:ascii="Times New Roman" w:eastAsia="Times New Roman" w:hAnsi="Times New Roman" w:cs="Times New Roman"/>
+          <w:color w:val="000000"/>
+          <w:kern w:val="0"/>
+          <w14:ligatures w14:val="none"/>
+        </w:rPr>
+      </w:pPr>
+      <w:r>
+        <w:rPr>
+          <w:rFonts w:ascii="Arial" w:eastAsia="Times New Roman" w:hAnsi="Arial" w:cs="Arial"/>
+          <w:color w:val="000000"/>
+          <w:kern w:val="0"/>
+          <w:sz w:val="22"/>
+          <w:szCs w:val="22"/>
+          <w14:ligatures w14:val="none"/>
+        </w:rPr>
+        <w:t>Input B: [5, 0, 0, 0, 0, 0, 0, 0, 0, 0, 0, 0]</w:t>
+      </w:r>
+    </w:p>
+    <w:p>
+      <w:pPr>
+        <w:spacing w:after="0" w:line="240" w:lineRule="auto"/>
+        <w:rPr>
+          <w:rFonts w:ascii="Times New Roman" w:eastAsia="Times New Roman" w:hAnsi="Times New Roman" w:cs="Times New Roman"/>
+          <w:color w:val="000000"/>
+          <w:kern w:val="0"/>
+          <w14:ligatures w14:val="none"/>
+        </w:rPr>
+      </w:pPr>
+    </w:p>
+    <w:p>
+      <w:pPr>
+        <w:spacing w:after="0" w:line="240" w:lineRule="auto"/>
+        <w:rPr>
+          <w:rFonts w:ascii="Times New Roman" w:eastAsia="Times New Roman" w:hAnsi="Times New Roman" w:cs="Times New Roman"/>
+          <w:color w:val="000000"/>
+          <w:kern w:val="0"/>
+          <w14:ligatures w14:val="none"/>
+        </w:rPr>
+      </w:pPr>
+      <w:r>
+        <w:rPr>
+          <w:rFonts w:ascii="Arial" w:eastAsia="Times New Roman" w:hAnsi="Arial" w:cs="Arial"/>
+          <w:color w:val="000000"/>
+          <w:kern w:val="0"/>
+          <w:sz w:val="22"/>
+          <w:szCs w:val="22"/>
+          <w14:ligatures w14:val="none"/>
+        </w:rPr>
+        <w:t>Expected count array: [2, 0, 0, 0, 0, 0, 0, 0, 0, 0, 0, 0]</w:t>
+      </w:r>
+    </w:p>
+    <w:p>
+      <w:pPr>
+        <w:spacing w:after="0" w:line="240" w:lineRule="auto"/>
+        <w:rPr>
+          <w:rFonts w:ascii="Times New Roman" w:eastAsia="Times New Roman" w:hAnsi="Times New Roman" w:cs="Times New Roman"/>
+          <w:color w:val="000000"/>
+          <w:kern w:val="0"/>
+          <w14:ligatures w14:val="none"/>
+        </w:rPr>
+      </w:pPr>
+      <w:r>
+        <w:rPr>
+          <w:rFonts w:ascii="Arial" w:eastAsia="Times New Roman" w:hAnsi="Arial" w:cs="Arial"/>
+          <w:color w:val="000000"/>
+          <w:kern w:val="0"/>
+          <w:sz w:val="22"/>
+          <w:szCs w:val="22"/>
+          <w14:ligatures w14:val="none"/>
+        </w:rPr>
+        <w:t>Expected integer listing: {1×2}</w:t>
+      </w:r>
+    </w:p>
+    <w:p>
+      <w:pPr>
+        <w:spacing w:after="0" w:line="240" w:lineRule="auto"/>
+        <w:rPr>
+          <w:rFonts w:ascii="Times New Roman" w:eastAsia="Times New Roman" w:hAnsi="Times New Roman" w:cs="Times New Roman"/>
+          <w:color w:val="000000"/>
+          <w:kern w:val="0"/>
+          <w14:ligatures w14:val="none"/>
+        </w:rPr>
+      </w:pPr>
+    </w:p>
+    <w:p>
+      <w:pPr>
+        <w:spacing w:after="0" w:line="240" w:lineRule="auto"/>
+        <w:rPr>
+          <w:rFonts w:ascii="Times New Roman" w:eastAsia="Times New Roman" w:hAnsi="Times New Roman" w:cs="Times New Roman"/>
+          <w:color w:val="000000"/>
+          <w:kern w:val="0"/>
+          <w14:ligatures w14:val="none"/>
+        </w:rPr>
+      </w:pPr>
+      <w:r>
+        <w:rPr>
+          <w:rFonts w:ascii="Arial" w:eastAsia="Times New Roman" w:hAnsi="Arial" w:cs="Arial"/>
+          <w:color w:val="000000"/>
+          <w:kern w:val="0"/>
+          <w:sz w:val="22"/>
+          <w:szCs w:val="22"/>
+          <w14:ligatures w14:val="none"/>
+        </w:rPr>
+        <w:t>Validation: The intersection must use the smaller multiplicity, which is two copies of integer 1.</w:t>
+      </w:r>
+    </w:p>
+    <w:p>
+      <w:pPr>
+        <w:spacing w:after="0" w:line="240" w:lineRule="auto"/>
+        <w:rPr>
+          <w:rFonts w:ascii="Times New Roman" w:eastAsia="Times New Roman" w:hAnsi="Times New Roman" w:cs="Times New Roman"/>
+          <w:color w:val="000000"/>
+          <w:kern w:val="0"/>
+          <w14:ligatures w14:val="none"/>
+        </w:rPr>
+      </w:pPr>
+    </w:p>
+    <w:p>
+      <w:pPr>
+        <w:spacing w:after="0" w:line="240" w:lineRule="auto"/>
+        <w:rPr>
+          <w:rFonts w:ascii="Times New Roman" w:eastAsia="Times New Roman" w:hAnsi="Times New Roman" w:cs="Times New Roman"/>
+          <w:b/>
+          <w:bCs/>
+          <w:color w:val="000000"/>
+          <w:kern w:val="0"/>
+          <w14:ligatures w14:val="none"/>
+        </w:rPr>
+      </w:pPr>
+      <w:r>
+        <w:rPr>
+          <w:rFonts w:ascii="Arial" w:eastAsia="Times New Roman" w:hAnsi="Arial" w:cs="Arial"/>
+          <w:b/>
+          <w:bCs/>
+          <w:color w:val="000000"/>
+          <w:kern w:val="0"/>
+          <w:sz w:val="22"/>
+          <w:szCs w:val="22"/>
+          <w:u w:val="single"/>
+          <w14:ligatures w14:val="none"/>
+        </w:rPr>
+        <w:t>BAG</w:t>
+      </w:r>
+      <w:r>
+        <w:rPr>
+          <w:rFonts w:ascii="Arial" w:eastAsia="Times New Roman" w:hAnsi="Arial" w:cs="Arial"/>
+          <w:b/>
+          <w:bCs/>
+          <w:color w:val="000000"/>
+          <w:kern w:val="0"/>
+          <w:sz w:val="22"/>
+          <w:szCs w:val="22"/>
+          <w:u w:val="single"/>
+          <w14:ligatures w14:val="none"/>
+        </w:rPr>
+        <w:t xml:space="preserve"> </w:t>
+      </w:r>
+      <w:r>
+        <w:rPr>
+          <w:rFonts w:ascii="Arial" w:eastAsia="Times New Roman" w:hAnsi="Arial" w:cs="Arial"/>
+          <w:b/>
+          <w:bCs/>
+          <w:color w:val="000000"/>
+          <w:kern w:val="0"/>
+          <w:sz w:val="22"/>
+          <w:szCs w:val="22"/>
+          <w:u w:val="single"/>
+          <w14:ligatures w14:val="none"/>
+        </w:rPr>
+        <w:t>8</w:t>
+      </w:r>
+      <w:r>
+        <w:rPr>
+          <w:rFonts w:ascii="Arial" w:eastAsia="Times New Roman" w:hAnsi="Arial" w:cs="Arial"/>
+          <w:b/>
+          <w:bCs/>
+          <w:color w:val="000000"/>
+          <w:kern w:val="0"/>
+          <w:sz w:val="22"/>
+          <w:szCs w:val="22"/>
+          <w:u w:val="single"/>
+          <w14:ligatures w14:val="none"/>
+        </w:rPr>
+        <w:t>: Multiset Difference with a Negative Potential Result:</w:t>
+      </w:r>
+    </w:p>
+    <w:p>
+      <w:pPr>
+        <w:spacing w:after="0" w:line="240" w:lineRule="auto"/>
+        <w:rPr>
+          <w:rFonts w:ascii="Times New Roman" w:eastAsia="Times New Roman" w:hAnsi="Times New Roman" w:cs="Times New Roman"/>
+          <w:color w:val="000000"/>
+          <w:kern w:val="0"/>
+          <w14:ligatures w14:val="none"/>
+        </w:rPr>
+      </w:pPr>
+    </w:p>
+    <w:p>
+      <w:pPr>
+        <w:spacing w:after="0" w:line="240" w:lineRule="auto"/>
+        <w:rPr>
+          <w:rFonts w:ascii="Times New Roman" w:eastAsia="Times New Roman" w:hAnsi="Times New Roman" w:cs="Times New Roman"/>
+          <w:color w:val="000000"/>
+          <w:kern w:val="0"/>
+          <w14:ligatures w14:val="none"/>
+        </w:rPr>
+      </w:pPr>
+      <w:r>
+        <w:rPr>
+          <w:rFonts w:ascii="Arial" w:eastAsia="Times New Roman" w:hAnsi="Arial" w:cs="Arial"/>
+          <w:color w:val="000000"/>
+          <w:kern w:val="0"/>
+          <w:sz w:val="22"/>
+          <w:szCs w:val="22"/>
+          <w14:ligatures w14:val="none"/>
+        </w:rPr>
+        <w:t>Operation: Multiset A − B</w:t>
+      </w:r>
+    </w:p>
+    <w:p>
+      <w:pPr>
+        <w:spacing w:after="0" w:line="240" w:lineRule="auto"/>
+        <w:rPr>
+          <w:rFonts w:ascii="Times New Roman" w:eastAsia="Times New Roman" w:hAnsi="Times New Roman" w:cs="Times New Roman"/>
+          <w:color w:val="000000"/>
+          <w:kern w:val="0"/>
+          <w14:ligatures w14:val="none"/>
+        </w:rPr>
+      </w:pPr>
+    </w:p>
+    <w:p>
+      <w:pPr>
+        <w:spacing w:after="0" w:line="240" w:lineRule="auto"/>
+        <w:rPr>
+          <w:rFonts w:ascii="Times New Roman" w:eastAsia="Times New Roman" w:hAnsi="Times New Roman" w:cs="Times New Roman"/>
+          <w:color w:val="000000"/>
+          <w:kern w:val="0"/>
+          <w14:ligatures w14:val="none"/>
+        </w:rPr>
+      </w:pPr>
+      <w:r>
+        <w:rPr>
+          <w:rFonts w:ascii="Arial" w:eastAsia="Times New Roman" w:hAnsi="Arial" w:cs="Arial"/>
+          <w:color w:val="000000"/>
+          <w:kern w:val="0"/>
+          <w:sz w:val="22"/>
+          <w:szCs w:val="22"/>
+          <w14:ligatures w14:val="none"/>
+        </w:rPr>
+        <w:t>Input A: [2, 0, 0, 0, 0, 0, 0, 0, 0, 0, 0, 0]</w:t>
+      </w:r>
+    </w:p>
+    <w:p>
+      <w:pPr>
+        <w:spacing w:after="0" w:line="240" w:lineRule="auto"/>
+        <w:rPr>
+          <w:rFonts w:ascii="Times New Roman" w:eastAsia="Times New Roman" w:hAnsi="Times New Roman" w:cs="Times New Roman"/>
+          <w:color w:val="000000"/>
+          <w:kern w:val="0"/>
+          <w14:ligatures w14:val="none"/>
+        </w:rPr>
+      </w:pPr>
+      <w:r>
+        <w:rPr>
+          <w:rFonts w:ascii="Arial" w:eastAsia="Times New Roman" w:hAnsi="Arial" w:cs="Arial"/>
+          <w:color w:val="000000"/>
+          <w:kern w:val="0"/>
+          <w:sz w:val="22"/>
+          <w:szCs w:val="22"/>
+          <w14:ligatures w14:val="none"/>
+        </w:rPr>
+        <w:t>Input B: [5, 0, 0, 0, 0, 0, 0, 0, 0, 0, 0, 0]</w:t>
       </w:r>
     </w:p>
     <w:p>
@@ -4448,33 +5496,37 @@
           <w:szCs w:val="22"/>
           <w14:ligatures w14:val="none"/>
         </w:rPr>
-        <w:t>Validation: The intersection of two empty multisets must contain no elements.</w:t>
-      </w:r>
-    </w:p>
-    <w:p>
-      <w:pPr>
-        <w:spacing w:after="0" w:line="240" w:lineRule="auto"/>
-        <w:rPr>
-          <w:rFonts w:ascii="Times New Roman" w:eastAsia="Times New Roman" w:hAnsi="Times New Roman" w:cs="Times New Roman"/>
-          <w:color w:val="000000"/>
-          <w:kern w:val="0"/>
-          <w14:ligatures w14:val="none"/>
-        </w:rPr>
-      </w:pPr>
-    </w:p>
-    <w:p>
-      <w:pPr>
-        <w:spacing w:after="0" w:line="240" w:lineRule="auto"/>
-        <w:rPr>
-          <w:rFonts w:ascii="Times New Roman" w:eastAsia="Times New Roman" w:hAnsi="Times New Roman" w:cs="Times New Roman"/>
-          <w:color w:val="000000"/>
-          <w:kern w:val="0"/>
-          <w14:ligatures w14:val="none"/>
-        </w:rPr>
-      </w:pPr>
-      <w:r>
-        <w:rPr>
-          <w:rFonts w:ascii="Arial" w:eastAsia="Times New Roman" w:hAnsi="Arial" w:cs="Arial"/>
+        <w:t>Validation: Subtracting five copies from two copies must produce zero, not a negative multiplicity.</w:t>
+      </w:r>
+    </w:p>
+    <w:p>
+      <w:pPr>
+        <w:spacing w:after="0" w:line="240" w:lineRule="auto"/>
+        <w:rPr>
+          <w:rFonts w:ascii="Times New Roman" w:eastAsia="Times New Roman" w:hAnsi="Times New Roman" w:cs="Times New Roman"/>
+          <w:color w:val="000000"/>
+          <w:kern w:val="0"/>
+          <w14:ligatures w14:val="none"/>
+        </w:rPr>
+      </w:pPr>
+    </w:p>
+    <w:p>
+      <w:pPr>
+        <w:spacing w:after="0" w:line="240" w:lineRule="auto"/>
+        <w:rPr>
+          <w:rFonts w:ascii="Times New Roman" w:eastAsia="Times New Roman" w:hAnsi="Times New Roman" w:cs="Times New Roman"/>
+          <w:b/>
+          <w:bCs/>
+          <w:color w:val="000000"/>
+          <w:kern w:val="0"/>
+          <w14:ligatures w14:val="none"/>
+        </w:rPr>
+      </w:pPr>
+      <w:r>
+        <w:rPr>
+          <w:rFonts w:ascii="Arial" w:eastAsia="Times New Roman" w:hAnsi="Arial" w:cs="Arial"/>
+          <w:b/>
+          <w:bCs/>
           <w:color w:val="000000"/>
           <w:kern w:val="0"/>
           <w:sz w:val="22"/>
@@ -4487,6 +5539,8 @@
       <w:r>
         <w:rPr>
           <w:rFonts w:ascii="Arial" w:eastAsia="Times New Roman" w:hAnsi="Arial" w:cs="Arial"/>
+          <w:b/>
+          <w:bCs/>
           <w:color w:val="000000"/>
           <w:kern w:val="0"/>
           <w:sz w:val="22"/>
@@ -4494,11 +5548,13 @@
           <w:u w:val="single"/>
           <w14:ligatures w14:val="none"/>
         </w:rPr>
-        <w:t xml:space="preserve"> </w:t>
-      </w:r>
-      <w:r>
-        <w:rPr>
-          <w:rFonts w:ascii="Arial" w:eastAsia="Times New Roman" w:hAnsi="Arial" w:cs="Arial"/>
+        <w:t xml:space="preserve"> 9</w:t>
+      </w:r>
+      <w:r>
+        <w:rPr>
+          <w:rFonts w:ascii="Arial" w:eastAsia="Times New Roman" w:hAnsi="Arial" w:cs="Arial"/>
+          <w:b/>
+          <w:bCs/>
           <w:color w:val="000000"/>
           <w:kern w:val="0"/>
           <w:sz w:val="22"/>
@@ -4506,210 +5562,231 @@
           <w:u w:val="single"/>
           <w14:ligatures w14:val="none"/>
         </w:rPr>
-        <w:t>7: Difference of Two Empty Multisets:</w:t>
-      </w:r>
-    </w:p>
-    <w:p>
-      <w:pPr>
-        <w:spacing w:after="0" w:line="240" w:lineRule="auto"/>
-        <w:rPr>
-          <w:rFonts w:ascii="Times New Roman" w:eastAsia="Times New Roman" w:hAnsi="Times New Roman" w:cs="Times New Roman"/>
-          <w:color w:val="000000"/>
-          <w:kern w:val="0"/>
-          <w14:ligatures w14:val="none"/>
-        </w:rPr>
-      </w:pPr>
-    </w:p>
-    <w:p>
-      <w:pPr>
-        <w:spacing w:after="0" w:line="240" w:lineRule="auto"/>
-        <w:rPr>
-          <w:rFonts w:ascii="Times New Roman" w:eastAsia="Times New Roman" w:hAnsi="Times New Roman" w:cs="Times New Roman"/>
-          <w:color w:val="000000"/>
-          <w:kern w:val="0"/>
-          <w14:ligatures w14:val="none"/>
-        </w:rPr>
-      </w:pPr>
-      <w:r>
-        <w:rPr>
-          <w:rFonts w:ascii="Arial" w:eastAsia="Times New Roman" w:hAnsi="Arial" w:cs="Arial"/>
-          <w:color w:val="000000"/>
-          <w:kern w:val="0"/>
-          <w:sz w:val="22"/>
-          <w:szCs w:val="22"/>
-          <w14:ligatures w14:val="none"/>
-        </w:rPr>
-        <w:lastRenderedPageBreak/>
-        <w:t>Operation: Multiset A − B</w:t>
-      </w:r>
-    </w:p>
-    <w:p>
-      <w:pPr>
-        <w:spacing w:after="0" w:line="240" w:lineRule="auto"/>
-        <w:rPr>
-          <w:rFonts w:ascii="Times New Roman" w:eastAsia="Times New Roman" w:hAnsi="Times New Roman" w:cs="Times New Roman"/>
-          <w:color w:val="000000"/>
-          <w:kern w:val="0"/>
-          <w14:ligatures w14:val="none"/>
-        </w:rPr>
-      </w:pPr>
-    </w:p>
-    <w:p>
-      <w:pPr>
-        <w:spacing w:after="0" w:line="240" w:lineRule="auto"/>
-        <w:rPr>
-          <w:rFonts w:ascii="Times New Roman" w:eastAsia="Times New Roman" w:hAnsi="Times New Roman" w:cs="Times New Roman"/>
-          <w:color w:val="000000"/>
-          <w:kern w:val="0"/>
-          <w14:ligatures w14:val="none"/>
-        </w:rPr>
-      </w:pPr>
-      <w:r>
-        <w:rPr>
-          <w:rFonts w:ascii="Arial" w:eastAsia="Times New Roman" w:hAnsi="Arial" w:cs="Arial"/>
-          <w:color w:val="000000"/>
-          <w:kern w:val="0"/>
-          <w:sz w:val="22"/>
-          <w:szCs w:val="22"/>
-          <w14:ligatures w14:val="none"/>
-        </w:rPr>
-        <w:t>Input A: [0, 0, 0, 0, 0, 0, 0, 0, 0, 0, 0, 0]</w:t>
-      </w:r>
-    </w:p>
-    <w:p>
-      <w:pPr>
-        <w:spacing w:after="0" w:line="240" w:lineRule="auto"/>
-        <w:rPr>
-          <w:rFonts w:ascii="Times New Roman" w:eastAsia="Times New Roman" w:hAnsi="Times New Roman" w:cs="Times New Roman"/>
-          <w:color w:val="000000"/>
-          <w:kern w:val="0"/>
-          <w14:ligatures w14:val="none"/>
-        </w:rPr>
-      </w:pPr>
-      <w:r>
-        <w:rPr>
-          <w:rFonts w:ascii="Arial" w:eastAsia="Times New Roman" w:hAnsi="Arial" w:cs="Arial"/>
-          <w:color w:val="000000"/>
-          <w:kern w:val="0"/>
-          <w:sz w:val="22"/>
-          <w:szCs w:val="22"/>
-          <w14:ligatures w14:val="none"/>
-        </w:rPr>
-        <w:t>Input B: [0, 0, 0, 0, 0, 0, 0, 0, 0, 0, 0, 0]</w:t>
-      </w:r>
-    </w:p>
-    <w:p>
-      <w:pPr>
-        <w:spacing w:after="0" w:line="240" w:lineRule="auto"/>
-        <w:rPr>
-          <w:rFonts w:ascii="Times New Roman" w:eastAsia="Times New Roman" w:hAnsi="Times New Roman" w:cs="Times New Roman"/>
-          <w:color w:val="000000"/>
-          <w:kern w:val="0"/>
-          <w14:ligatures w14:val="none"/>
-        </w:rPr>
-      </w:pPr>
-    </w:p>
-    <w:p>
-      <w:pPr>
-        <w:spacing w:after="0" w:line="240" w:lineRule="auto"/>
-        <w:rPr>
-          <w:rFonts w:ascii="Times New Roman" w:eastAsia="Times New Roman" w:hAnsi="Times New Roman" w:cs="Times New Roman"/>
-          <w:color w:val="000000"/>
-          <w:kern w:val="0"/>
-          <w14:ligatures w14:val="none"/>
-        </w:rPr>
-      </w:pPr>
-      <w:r>
-        <w:rPr>
-          <w:rFonts w:ascii="Arial" w:eastAsia="Times New Roman" w:hAnsi="Arial" w:cs="Arial"/>
-          <w:color w:val="000000"/>
-          <w:kern w:val="0"/>
-          <w:sz w:val="22"/>
-          <w:szCs w:val="22"/>
-          <w14:ligatures w14:val="none"/>
-        </w:rPr>
-        <w:t>Expected count array: [0, 0, 0, 0, 0, 0, 0, 0, 0, 0, 0, 0]</w:t>
-      </w:r>
-    </w:p>
-    <w:p>
-      <w:pPr>
-        <w:spacing w:after="0" w:line="240" w:lineRule="auto"/>
-        <w:rPr>
-          <w:rFonts w:ascii="Times New Roman" w:eastAsia="Times New Roman" w:hAnsi="Times New Roman" w:cs="Times New Roman"/>
-          <w:color w:val="000000"/>
-          <w:kern w:val="0"/>
-          <w14:ligatures w14:val="none"/>
-        </w:rPr>
-      </w:pPr>
-      <w:r>
-        <w:rPr>
-          <w:rFonts w:ascii="Arial" w:eastAsia="Times New Roman" w:hAnsi="Arial" w:cs="Arial"/>
-          <w:color w:val="000000"/>
-          <w:kern w:val="0"/>
-          <w:sz w:val="22"/>
-          <w:szCs w:val="22"/>
-          <w14:ligatures w14:val="none"/>
-        </w:rPr>
-        <w:t>Expected integer listing: {}</w:t>
-      </w:r>
-    </w:p>
-    <w:p>
-      <w:pPr>
-        <w:spacing w:after="0" w:line="240" w:lineRule="auto"/>
-        <w:rPr>
-          <w:rFonts w:ascii="Times New Roman" w:eastAsia="Times New Roman" w:hAnsi="Times New Roman" w:cs="Times New Roman"/>
-          <w:color w:val="000000"/>
-          <w:kern w:val="0"/>
-          <w14:ligatures w14:val="none"/>
-        </w:rPr>
-      </w:pPr>
-    </w:p>
-    <w:p>
-      <w:pPr>
-        <w:spacing w:after="0" w:line="240" w:lineRule="auto"/>
-        <w:rPr>
-          <w:rFonts w:ascii="Times New Roman" w:eastAsia="Times New Roman" w:hAnsi="Times New Roman" w:cs="Times New Roman"/>
-          <w:color w:val="000000"/>
-          <w:kern w:val="0"/>
-          <w14:ligatures w14:val="none"/>
-        </w:rPr>
-      </w:pPr>
-      <w:r>
-        <w:rPr>
-          <w:rFonts w:ascii="Arial" w:eastAsia="Times New Roman" w:hAnsi="Arial" w:cs="Arial"/>
-          <w:color w:val="000000"/>
-          <w:kern w:val="0"/>
-          <w:sz w:val="22"/>
-          <w:szCs w:val="22"/>
-          <w14:ligatures w14:val="none"/>
-        </w:rPr>
-        <w:t>Validation: The difference of two empty multisets must contain no elements.</w:t>
-      </w:r>
-    </w:p>
-    <w:p>
-      <w:pPr>
-        <w:spacing w:after="0" w:line="240" w:lineRule="auto"/>
-        <w:rPr>
-          <w:rFonts w:ascii="Times New Roman" w:eastAsia="Times New Roman" w:hAnsi="Times New Roman" w:cs="Times New Roman"/>
-          <w:color w:val="000000"/>
-          <w:kern w:val="0"/>
-          <w14:ligatures w14:val="none"/>
-        </w:rPr>
-      </w:pPr>
-    </w:p>
-    <w:p>
-      <w:pPr>
-        <w:spacing w:after="0" w:line="240" w:lineRule="auto"/>
-        <w:rPr>
-          <w:rFonts w:ascii="Times New Roman" w:eastAsia="Times New Roman" w:hAnsi="Times New Roman" w:cs="Times New Roman"/>
-          <w:color w:val="000000"/>
-          <w:kern w:val="0"/>
-          <w14:ligatures w14:val="none"/>
-        </w:rPr>
-      </w:pPr>
-      <w:r>
-        <w:rPr>
-          <w:rFonts w:ascii="Arial" w:eastAsia="Times New Roman" w:hAnsi="Arial" w:cs="Arial"/>
+        <w:t>: Multiset Sum with Unequal Multiplicities:</w:t>
+      </w:r>
+    </w:p>
+    <w:p>
+      <w:pPr>
+        <w:spacing w:after="0" w:line="240" w:lineRule="auto"/>
+        <w:rPr>
+          <w:rFonts w:ascii="Times New Roman" w:eastAsia="Times New Roman" w:hAnsi="Times New Roman" w:cs="Times New Roman"/>
+          <w:color w:val="000000"/>
+          <w:kern w:val="0"/>
+          <w14:ligatures w14:val="none"/>
+        </w:rPr>
+      </w:pPr>
+    </w:p>
+    <w:p>
+      <w:pPr>
+        <w:spacing w:after="0" w:line="240" w:lineRule="auto"/>
+        <w:rPr>
+          <w:rFonts w:ascii="Times New Roman" w:eastAsia="Times New Roman" w:hAnsi="Times New Roman" w:cs="Times New Roman"/>
+          <w:color w:val="000000"/>
+          <w:kern w:val="0"/>
+          <w14:ligatures w14:val="none"/>
+        </w:rPr>
+      </w:pPr>
+      <w:r>
+        <w:rPr>
+          <w:rFonts w:ascii="Arial" w:eastAsia="Times New Roman" w:hAnsi="Arial" w:cs="Arial"/>
+          <w:color w:val="000000"/>
+          <w:kern w:val="0"/>
+          <w:sz w:val="22"/>
+          <w:szCs w:val="22"/>
+          <w14:ligatures w14:val="none"/>
+        </w:rPr>
+        <w:t>Operation: Multiset A + B</w:t>
+      </w:r>
+    </w:p>
+    <w:p>
+      <w:pPr>
+        <w:spacing w:after="0" w:line="240" w:lineRule="auto"/>
+        <w:rPr>
+          <w:rFonts w:ascii="Times New Roman" w:eastAsia="Times New Roman" w:hAnsi="Times New Roman" w:cs="Times New Roman"/>
+          <w:color w:val="000000"/>
+          <w:kern w:val="0"/>
+          <w14:ligatures w14:val="none"/>
+        </w:rPr>
+      </w:pPr>
+    </w:p>
+    <w:p>
+      <w:pPr>
+        <w:spacing w:after="0" w:line="240" w:lineRule="auto"/>
+        <w:rPr>
+          <w:rFonts w:ascii="Times New Roman" w:eastAsia="Times New Roman" w:hAnsi="Times New Roman" w:cs="Times New Roman"/>
+          <w:color w:val="000000"/>
+          <w:kern w:val="0"/>
+          <w14:ligatures w14:val="none"/>
+        </w:rPr>
+      </w:pPr>
+      <w:r>
+        <w:rPr>
+          <w:rFonts w:ascii="Arial" w:eastAsia="Times New Roman" w:hAnsi="Arial" w:cs="Arial"/>
+          <w:color w:val="000000"/>
+          <w:kern w:val="0"/>
+          <w:sz w:val="22"/>
+          <w:szCs w:val="22"/>
+          <w14:ligatures w14:val="none"/>
+        </w:rPr>
+        <w:t>Input A: [2, 0, 0, 0, 0, 0, 0, 0, 0, 0, 0, 0]</w:t>
+      </w:r>
+    </w:p>
+    <w:p>
+      <w:pPr>
+        <w:spacing w:after="0" w:line="240" w:lineRule="auto"/>
+        <w:rPr>
+          <w:rFonts w:ascii="Times New Roman" w:eastAsia="Times New Roman" w:hAnsi="Times New Roman" w:cs="Times New Roman"/>
+          <w:color w:val="000000"/>
+          <w:kern w:val="0"/>
+          <w14:ligatures w14:val="none"/>
+        </w:rPr>
+      </w:pPr>
+      <w:r>
+        <w:rPr>
+          <w:rFonts w:ascii="Arial" w:eastAsia="Times New Roman" w:hAnsi="Arial" w:cs="Arial"/>
+          <w:color w:val="000000"/>
+          <w:kern w:val="0"/>
+          <w:sz w:val="22"/>
+          <w:szCs w:val="22"/>
+          <w14:ligatures w14:val="none"/>
+        </w:rPr>
+        <w:t>Input B: [5, 0, 0, 0, 0, 0, 0, 0, 0, 0, 0, 0]</w:t>
+      </w:r>
+    </w:p>
+    <w:p>
+      <w:pPr>
+        <w:spacing w:after="0" w:line="240" w:lineRule="auto"/>
+        <w:rPr>
+          <w:rFonts w:ascii="Times New Roman" w:eastAsia="Times New Roman" w:hAnsi="Times New Roman" w:cs="Times New Roman"/>
+          <w:color w:val="000000"/>
+          <w:kern w:val="0"/>
+          <w14:ligatures w14:val="none"/>
+        </w:rPr>
+      </w:pPr>
+    </w:p>
+    <w:p>
+      <w:pPr>
+        <w:spacing w:after="0" w:line="240" w:lineRule="auto"/>
+        <w:rPr>
+          <w:rFonts w:ascii="Times New Roman" w:eastAsia="Times New Roman" w:hAnsi="Times New Roman" w:cs="Times New Roman"/>
+          <w:color w:val="000000"/>
+          <w:kern w:val="0"/>
+          <w14:ligatures w14:val="none"/>
+        </w:rPr>
+      </w:pPr>
+      <w:r>
+        <w:rPr>
+          <w:rFonts w:ascii="Arial" w:eastAsia="Times New Roman" w:hAnsi="Arial" w:cs="Arial"/>
+          <w:color w:val="000000"/>
+          <w:kern w:val="0"/>
+          <w:sz w:val="22"/>
+          <w:szCs w:val="22"/>
+          <w14:ligatures w14:val="none"/>
+        </w:rPr>
+        <w:t>Expected count array: [7, 0, 0, 0, 0, 0, 0, 0, 0, 0, 0, 0]</w:t>
+      </w:r>
+    </w:p>
+    <w:p>
+      <w:pPr>
+        <w:spacing w:after="0" w:line="240" w:lineRule="auto"/>
+        <w:rPr>
+          <w:rFonts w:ascii="Times New Roman" w:eastAsia="Times New Roman" w:hAnsi="Times New Roman" w:cs="Times New Roman"/>
+          <w:color w:val="000000"/>
+          <w:kern w:val="0"/>
+          <w14:ligatures w14:val="none"/>
+        </w:rPr>
+      </w:pPr>
+      <w:r>
+        <w:rPr>
+          <w:rFonts w:ascii="Arial" w:eastAsia="Times New Roman" w:hAnsi="Arial" w:cs="Arial"/>
+          <w:color w:val="000000"/>
+          <w:kern w:val="0"/>
+          <w:sz w:val="22"/>
+          <w:szCs w:val="22"/>
+          <w14:ligatures w14:val="none"/>
+        </w:rPr>
+        <w:t>Expected integer listing: {1×7}</w:t>
+      </w:r>
+    </w:p>
+    <w:p>
+      <w:pPr>
+        <w:spacing w:after="0" w:line="240" w:lineRule="auto"/>
+        <w:rPr>
+          <w:rFonts w:ascii="Times New Roman" w:eastAsia="Times New Roman" w:hAnsi="Times New Roman" w:cs="Times New Roman"/>
+          <w:color w:val="000000"/>
+          <w:kern w:val="0"/>
+          <w14:ligatures w14:val="none"/>
+        </w:rPr>
+      </w:pPr>
+    </w:p>
+    <w:p>
+      <w:pPr>
+        <w:spacing w:after="0" w:line="240" w:lineRule="auto"/>
+        <w:rPr>
+          <w:rFonts w:ascii="Arial" w:eastAsia="Times New Roman" w:hAnsi="Arial" w:cs="Arial"/>
+          <w:color w:val="000000"/>
+          <w:kern w:val="0"/>
+          <w:sz w:val="22"/>
+          <w:szCs w:val="22"/>
+          <w14:ligatures w14:val="none"/>
+        </w:rPr>
+      </w:pPr>
+      <w:r>
+        <w:rPr>
+          <w:rFonts w:ascii="Arial" w:eastAsia="Times New Roman" w:hAnsi="Arial" w:cs="Arial"/>
+          <w:color w:val="000000"/>
+          <w:kern w:val="0"/>
+          <w:sz w:val="22"/>
+          <w:szCs w:val="22"/>
+          <w14:ligatures w14:val="none"/>
+        </w:rPr>
+        <w:t xml:space="preserve">Validation: The sum must </w:t>
+      </w:r>
+      <w:proofErr w:type="gramStart"/>
+      <w:r>
+        <w:rPr>
+          <w:rFonts w:ascii="Arial" w:eastAsia="Times New Roman" w:hAnsi="Arial" w:cs="Arial"/>
+          <w:color w:val="000000"/>
+          <w:kern w:val="0"/>
+          <w:sz w:val="22"/>
+          <w:szCs w:val="22"/>
+          <w14:ligatures w14:val="none"/>
+        </w:rPr>
+        <w:t>add</w:t>
+      </w:r>
+      <w:proofErr w:type="gramEnd"/>
+      <w:r>
+        <w:rPr>
+          <w:rFonts w:ascii="Arial" w:eastAsia="Times New Roman" w:hAnsi="Arial" w:cs="Arial"/>
+          <w:color w:val="000000"/>
+          <w:kern w:val="0"/>
+          <w:sz w:val="22"/>
+          <w:szCs w:val="22"/>
+          <w14:ligatures w14:val="none"/>
+        </w:rPr>
+        <w:t xml:space="preserve"> both multiplicities, producing seven copies of integer 1.</w:t>
+      </w:r>
+    </w:p>
+    <w:p>
+      <w:pPr>
+        <w:spacing w:after="0" w:line="240" w:lineRule="auto"/>
+        <w:rPr>
+          <w:rFonts w:ascii="Arial" w:eastAsia="Times New Roman" w:hAnsi="Arial" w:cs="Arial"/>
+          <w:color w:val="000000"/>
+          <w:kern w:val="0"/>
+          <w:sz w:val="22"/>
+          <w:szCs w:val="22"/>
+          <w14:ligatures w14:val="none"/>
+        </w:rPr>
+      </w:pPr>
+    </w:p>
+    <w:p>
+      <w:pPr>
+        <w:spacing w:after="0" w:line="240" w:lineRule="auto"/>
+        <w:rPr>
+          <w:rFonts w:ascii="Arial" w:eastAsia="Times New Roman" w:hAnsi="Arial" w:cs="Arial"/>
+          <w:b/>
+          <w:bCs/>
           <w:color w:val="000000"/>
           <w:kern w:val="0"/>
           <w:sz w:val="22"/>
@@ -4717,11 +5794,12 @@
           <w:u w:val="single"/>
           <w14:ligatures w14:val="none"/>
         </w:rPr>
-        <w:t>BAG</w:t>
-      </w:r>
-      <w:r>
-        <w:rPr>
-          <w:rFonts w:ascii="Arial" w:eastAsia="Times New Roman" w:hAnsi="Arial" w:cs="Arial"/>
+      </w:pPr>
+      <w:r>
+        <w:rPr>
+          <w:rFonts w:ascii="Arial" w:eastAsia="Times New Roman" w:hAnsi="Arial" w:cs="Arial"/>
+          <w:b/>
+          <w:bCs/>
           <w:color w:val="000000"/>
           <w:kern w:val="0"/>
           <w:sz w:val="22"/>
@@ -4729,11 +5807,16 @@
           <w:u w:val="single"/>
           <w14:ligatures w14:val="none"/>
         </w:rPr>
-        <w:t xml:space="preserve"> </w:t>
-      </w:r>
-      <w:r>
-        <w:rPr>
-          <w:rFonts w:ascii="Arial" w:eastAsia="Times New Roman" w:hAnsi="Arial" w:cs="Arial"/>
+        <w:t>BAG 10: Null Universe Exception:</w:t>
+      </w:r>
+    </w:p>
+    <w:p>
+      <w:pPr>
+        <w:spacing w:after="0" w:line="240" w:lineRule="auto"/>
+        <w:rPr>
+          <w:rFonts w:ascii="Arial" w:eastAsia="Times New Roman" w:hAnsi="Arial" w:cs="Arial"/>
+          <w:b/>
+          <w:bCs/>
           <w:color w:val="000000"/>
           <w:kern w:val="0"/>
           <w:sz w:val="22"/>
@@ -4741,209 +5824,172 @@
           <w:u w:val="single"/>
           <w14:ligatures w14:val="none"/>
         </w:rPr>
-        <w:t>8: Sum of Two Empty Multisets:</w:t>
-      </w:r>
-    </w:p>
-    <w:p>
-      <w:pPr>
-        <w:spacing w:after="0" w:line="240" w:lineRule="auto"/>
-        <w:rPr>
-          <w:rFonts w:ascii="Times New Roman" w:eastAsia="Times New Roman" w:hAnsi="Times New Roman" w:cs="Times New Roman"/>
-          <w:color w:val="000000"/>
-          <w:kern w:val="0"/>
-          <w14:ligatures w14:val="none"/>
-        </w:rPr>
-      </w:pPr>
-    </w:p>
-    <w:p>
-      <w:pPr>
-        <w:spacing w:after="0" w:line="240" w:lineRule="auto"/>
-        <w:rPr>
-          <w:rFonts w:ascii="Times New Roman" w:eastAsia="Times New Roman" w:hAnsi="Times New Roman" w:cs="Times New Roman"/>
-          <w:color w:val="000000"/>
-          <w:kern w:val="0"/>
-          <w14:ligatures w14:val="none"/>
-        </w:rPr>
-      </w:pPr>
-      <w:r>
-        <w:rPr>
-          <w:rFonts w:ascii="Arial" w:eastAsia="Times New Roman" w:hAnsi="Arial" w:cs="Arial"/>
-          <w:color w:val="000000"/>
-          <w:kern w:val="0"/>
-          <w:sz w:val="22"/>
-          <w:szCs w:val="22"/>
-          <w14:ligatures w14:val="none"/>
-        </w:rPr>
-        <w:t>Operation: Multiset A + B</w:t>
-      </w:r>
-    </w:p>
-    <w:p>
-      <w:pPr>
-        <w:spacing w:after="0" w:line="240" w:lineRule="auto"/>
-        <w:rPr>
-          <w:rFonts w:ascii="Times New Roman" w:eastAsia="Times New Roman" w:hAnsi="Times New Roman" w:cs="Times New Roman"/>
-          <w:color w:val="000000"/>
-          <w:kern w:val="0"/>
-          <w14:ligatures w14:val="none"/>
-        </w:rPr>
-      </w:pPr>
-    </w:p>
-    <w:p>
-      <w:pPr>
-        <w:spacing w:after="0" w:line="240" w:lineRule="auto"/>
-        <w:rPr>
-          <w:rFonts w:ascii="Times New Roman" w:eastAsia="Times New Roman" w:hAnsi="Times New Roman" w:cs="Times New Roman"/>
-          <w:color w:val="000000"/>
-          <w:kern w:val="0"/>
-          <w14:ligatures w14:val="none"/>
-        </w:rPr>
-      </w:pPr>
-      <w:r>
-        <w:rPr>
-          <w:rFonts w:ascii="Arial" w:eastAsia="Times New Roman" w:hAnsi="Arial" w:cs="Arial"/>
-          <w:color w:val="000000"/>
-          <w:kern w:val="0"/>
-          <w:sz w:val="22"/>
-          <w:szCs w:val="22"/>
-          <w14:ligatures w14:val="none"/>
-        </w:rPr>
-        <w:t>Input A: [0, 0, 0, 0, 0, 0, 0, 0, 0, 0, 0, 0]</w:t>
-      </w:r>
-    </w:p>
-    <w:p>
-      <w:pPr>
-        <w:spacing w:after="0" w:line="240" w:lineRule="auto"/>
-        <w:rPr>
-          <w:rFonts w:ascii="Times New Roman" w:eastAsia="Times New Roman" w:hAnsi="Times New Roman" w:cs="Times New Roman"/>
-          <w:color w:val="000000"/>
-          <w:kern w:val="0"/>
-          <w14:ligatures w14:val="none"/>
-        </w:rPr>
-      </w:pPr>
-      <w:r>
-        <w:rPr>
-          <w:rFonts w:ascii="Arial" w:eastAsia="Times New Roman" w:hAnsi="Arial" w:cs="Arial"/>
-          <w:color w:val="000000"/>
-          <w:kern w:val="0"/>
-          <w:sz w:val="22"/>
-          <w:szCs w:val="22"/>
-          <w14:ligatures w14:val="none"/>
-        </w:rPr>
-        <w:t>Input B: [0, 0, 0, 0, 0, 0, 0, 0, 0, 0, 0, 0]</w:t>
-      </w:r>
-    </w:p>
-    <w:p>
-      <w:pPr>
-        <w:spacing w:after="0" w:line="240" w:lineRule="auto"/>
-        <w:rPr>
-          <w:rFonts w:ascii="Times New Roman" w:eastAsia="Times New Roman" w:hAnsi="Times New Roman" w:cs="Times New Roman"/>
-          <w:color w:val="000000"/>
-          <w:kern w:val="0"/>
-          <w14:ligatures w14:val="none"/>
-        </w:rPr>
-      </w:pPr>
-    </w:p>
-    <w:p>
-      <w:pPr>
-        <w:spacing w:after="0" w:line="240" w:lineRule="auto"/>
-        <w:rPr>
-          <w:rFonts w:ascii="Times New Roman" w:eastAsia="Times New Roman" w:hAnsi="Times New Roman" w:cs="Times New Roman"/>
-          <w:color w:val="000000"/>
-          <w:kern w:val="0"/>
-          <w14:ligatures w14:val="none"/>
-        </w:rPr>
-      </w:pPr>
-      <w:r>
-        <w:rPr>
-          <w:rFonts w:ascii="Arial" w:eastAsia="Times New Roman" w:hAnsi="Arial" w:cs="Arial"/>
-          <w:color w:val="000000"/>
-          <w:kern w:val="0"/>
-          <w:sz w:val="22"/>
-          <w:szCs w:val="22"/>
-          <w14:ligatures w14:val="none"/>
-        </w:rPr>
-        <w:t>Expected count array: [0, 0, 0, 0, 0, 0, 0, 0, 0, 0, 0, 0]</w:t>
-      </w:r>
-    </w:p>
-    <w:p>
-      <w:pPr>
-        <w:spacing w:after="0" w:line="240" w:lineRule="auto"/>
-        <w:rPr>
-          <w:rFonts w:ascii="Times New Roman" w:eastAsia="Times New Roman" w:hAnsi="Times New Roman" w:cs="Times New Roman"/>
-          <w:color w:val="000000"/>
-          <w:kern w:val="0"/>
-          <w14:ligatures w14:val="none"/>
-        </w:rPr>
-      </w:pPr>
-      <w:r>
-        <w:rPr>
-          <w:rFonts w:ascii="Arial" w:eastAsia="Times New Roman" w:hAnsi="Arial" w:cs="Arial"/>
-          <w:color w:val="000000"/>
-          <w:kern w:val="0"/>
-          <w:sz w:val="22"/>
-          <w:szCs w:val="22"/>
-          <w14:ligatures w14:val="none"/>
-        </w:rPr>
-        <w:t>Expected integer listing: {}</w:t>
-      </w:r>
-    </w:p>
-    <w:p>
-      <w:pPr>
-        <w:spacing w:after="0" w:line="240" w:lineRule="auto"/>
-        <w:rPr>
-          <w:rFonts w:ascii="Times New Roman" w:eastAsia="Times New Roman" w:hAnsi="Times New Roman" w:cs="Times New Roman"/>
-          <w:color w:val="000000"/>
-          <w:kern w:val="0"/>
-          <w14:ligatures w14:val="none"/>
-        </w:rPr>
-      </w:pPr>
-    </w:p>
-    <w:p>
-      <w:pPr>
-        <w:spacing w:after="0" w:line="240" w:lineRule="auto"/>
-        <w:rPr>
-          <w:rFonts w:ascii="Times New Roman" w:eastAsia="Times New Roman" w:hAnsi="Times New Roman" w:cs="Times New Roman"/>
-          <w:color w:val="000000"/>
-          <w:kern w:val="0"/>
-          <w14:ligatures w14:val="none"/>
-        </w:rPr>
-      </w:pPr>
-      <w:r>
-        <w:rPr>
-          <w:rFonts w:ascii="Arial" w:eastAsia="Times New Roman" w:hAnsi="Arial" w:cs="Arial"/>
-          <w:color w:val="000000"/>
-          <w:kern w:val="0"/>
-          <w:sz w:val="22"/>
-          <w:szCs w:val="22"/>
-          <w14:ligatures w14:val="none"/>
-        </w:rPr>
-        <w:t>Validation: The sum of two empty multisets must contain no elements.</w:t>
-      </w:r>
-    </w:p>
-    <w:p>
-      <w:pPr>
-        <w:spacing w:after="0" w:line="240" w:lineRule="auto"/>
-        <w:rPr>
-          <w:rFonts w:ascii="Times New Roman" w:eastAsia="Times New Roman" w:hAnsi="Times New Roman" w:cs="Times New Roman"/>
-          <w:color w:val="000000"/>
-          <w:kern w:val="0"/>
-          <w14:ligatures w14:val="none"/>
-        </w:rPr>
-      </w:pPr>
-    </w:p>
-    <w:p>
-      <w:pPr>
-        <w:spacing w:after="0" w:line="240" w:lineRule="auto"/>
-        <w:rPr>
-          <w:rFonts w:ascii="Times New Roman" w:eastAsia="Times New Roman" w:hAnsi="Times New Roman" w:cs="Times New Roman"/>
-          <w:color w:val="000000"/>
-          <w:kern w:val="0"/>
-          <w14:ligatures w14:val="none"/>
-        </w:rPr>
-      </w:pPr>
-      <w:r>
-        <w:rPr>
-          <w:rFonts w:ascii="Arial" w:eastAsia="Times New Roman" w:hAnsi="Arial" w:cs="Arial"/>
+      </w:pPr>
+    </w:p>
+    <w:p>
+      <w:pPr>
+        <w:spacing w:after="0" w:line="240" w:lineRule="auto"/>
+        <w:rPr>
+          <w:rFonts w:ascii="Arial" w:eastAsia="Times New Roman" w:hAnsi="Arial" w:cs="Arial"/>
+          <w:color w:val="000000"/>
+          <w:kern w:val="0"/>
+          <w:sz w:val="22"/>
+          <w:szCs w:val="22"/>
+          <w14:ligatures w14:val="none"/>
+        </w:rPr>
+      </w:pPr>
+      <w:r>
+        <w:rPr>
+          <w:rFonts w:ascii="Arial" w:eastAsia="Times New Roman" w:hAnsi="Arial" w:cs="Arial"/>
+          <w:color w:val="000000"/>
+          <w:kern w:val="0"/>
+          <w:sz w:val="22"/>
+          <w:szCs w:val="22"/>
+          <w14:ligatures w14:val="none"/>
+        </w:rPr>
+        <w:t xml:space="preserve">Operation: </w:t>
+      </w:r>
+      <w:r>
+        <w:rPr>
+          <w:rFonts w:ascii="Arial" w:eastAsia="Times New Roman" w:hAnsi="Arial" w:cs="Arial"/>
+          <w:color w:val="000000"/>
+          <w:kern w:val="0"/>
+          <w:sz w:val="22"/>
+          <w:szCs w:val="22"/>
+          <w14:ligatures w14:val="none"/>
+        </w:rPr>
+        <w:t>Multiset Creation</w:t>
+      </w:r>
+    </w:p>
+    <w:p>
+      <w:pPr>
+        <w:spacing w:after="0" w:line="240" w:lineRule="auto"/>
+        <w:rPr>
+          <w:rFonts w:ascii="Arial" w:eastAsia="Times New Roman" w:hAnsi="Arial" w:cs="Arial"/>
+          <w:color w:val="000000"/>
+          <w:kern w:val="0"/>
+          <w:sz w:val="22"/>
+          <w:szCs w:val="22"/>
+          <w14:ligatures w14:val="none"/>
+        </w:rPr>
+      </w:pPr>
+    </w:p>
+    <w:p>
+      <w:pPr>
+        <w:spacing w:after="0" w:line="240" w:lineRule="auto"/>
+        <w:rPr>
+          <w:rFonts w:ascii="Arial" w:eastAsia="Times New Roman" w:hAnsi="Arial" w:cs="Arial"/>
+          <w:color w:val="000000"/>
+          <w:kern w:val="0"/>
+          <w:sz w:val="22"/>
+          <w:szCs w:val="22"/>
+          <w14:ligatures w14:val="none"/>
+        </w:rPr>
+      </w:pPr>
+      <w:r>
+        <w:rPr>
+          <w:rFonts w:ascii="Arial" w:eastAsia="Times New Roman" w:hAnsi="Arial" w:cs="Arial"/>
+          <w:color w:val="000000"/>
+          <w:kern w:val="0"/>
+          <w:sz w:val="22"/>
+          <w:szCs w:val="22"/>
+          <w14:ligatures w14:val="none"/>
+        </w:rPr>
+        <w:t>Input Universe = null</w:t>
+      </w:r>
+    </w:p>
+    <w:p>
+      <w:pPr>
+        <w:spacing w:after="0" w:line="240" w:lineRule="auto"/>
+        <w:rPr>
+          <w:rFonts w:ascii="Arial" w:eastAsia="Times New Roman" w:hAnsi="Arial" w:cs="Arial"/>
+          <w:color w:val="000000"/>
+          <w:kern w:val="0"/>
+          <w:sz w:val="22"/>
+          <w:szCs w:val="22"/>
+          <w14:ligatures w14:val="none"/>
+        </w:rPr>
+      </w:pPr>
+    </w:p>
+    <w:p>
+      <w:pPr>
+        <w:spacing w:after="0" w:line="240" w:lineRule="auto"/>
+        <w:rPr>
+          <w:rFonts w:ascii="Times New Roman" w:eastAsia="Times New Roman" w:hAnsi="Times New Roman" w:cs="Times New Roman"/>
+          <w:color w:val="000000"/>
+          <w:kern w:val="0"/>
+          <w14:ligatures w14:val="none"/>
+        </w:rPr>
+      </w:pPr>
+      <w:r>
+        <w:rPr>
+          <w:rFonts w:ascii="Arial" w:eastAsia="Times New Roman" w:hAnsi="Arial" w:cs="Arial"/>
+          <w:color w:val="000000"/>
+          <w:kern w:val="0"/>
+          <w:sz w:val="22"/>
+          <w:szCs w:val="22"/>
+          <w14:ligatures w14:val="none"/>
+        </w:rPr>
+        <w:t>Expected: IllegalArgumentException</w:t>
+      </w:r>
+    </w:p>
+    <w:p>
+      <w:pPr>
+        <w:spacing w:after="0" w:line="240" w:lineRule="auto"/>
+        <w:rPr>
+          <w:rFonts w:ascii="Arial" w:eastAsia="Times New Roman" w:hAnsi="Arial" w:cs="Arial"/>
+          <w:color w:val="000000"/>
+          <w:kern w:val="0"/>
+          <w:sz w:val="22"/>
+          <w:szCs w:val="22"/>
+          <w14:ligatures w14:val="none"/>
+        </w:rPr>
+      </w:pPr>
+    </w:p>
+    <w:p>
+      <w:pPr>
+        <w:spacing w:after="0" w:line="240" w:lineRule="auto"/>
+        <w:rPr>
+          <w:rFonts w:ascii="Arial" w:eastAsia="Times New Roman" w:hAnsi="Arial" w:cs="Arial"/>
+          <w:color w:val="000000"/>
+          <w:kern w:val="0"/>
+          <w:sz w:val="22"/>
+          <w:szCs w:val="22"/>
+          <w14:ligatures w14:val="none"/>
+        </w:rPr>
+      </w:pPr>
+      <w:r>
+        <w:rPr>
+          <w:rFonts w:ascii="Arial" w:eastAsia="Times New Roman" w:hAnsi="Arial" w:cs="Arial"/>
+          <w:color w:val="000000"/>
+          <w:kern w:val="0"/>
+          <w:sz w:val="22"/>
+          <w:szCs w:val="22"/>
+          <w14:ligatures w14:val="none"/>
+        </w:rPr>
+        <w:t>Validation: Must throw an Illegal Argument Exception when Universe is empty.</w:t>
+      </w:r>
+    </w:p>
+    <w:p>
+      <w:pPr>
+        <w:spacing w:after="0" w:line="240" w:lineRule="auto"/>
+        <w:rPr>
+          <w:rFonts w:ascii="Arial" w:eastAsia="Times New Roman" w:hAnsi="Arial" w:cs="Arial"/>
+          <w:color w:val="000000"/>
+          <w:kern w:val="0"/>
+          <w:sz w:val="22"/>
+          <w:szCs w:val="22"/>
+          <w14:ligatures w14:val="none"/>
+        </w:rPr>
+      </w:pPr>
+    </w:p>
+    <w:p>
+      <w:pPr>
+        <w:spacing w:after="0" w:line="240" w:lineRule="auto"/>
+        <w:rPr>
+          <w:rFonts w:ascii="Arial" w:eastAsia="Times New Roman" w:hAnsi="Arial" w:cs="Arial"/>
+          <w:b/>
+          <w:bCs/>
           <w:color w:val="000000"/>
           <w:kern w:val="0"/>
           <w:sz w:val="22"/>
@@ -4951,11 +5997,12 @@
           <w:u w:val="single"/>
           <w14:ligatures w14:val="none"/>
         </w:rPr>
-        <w:t>BAG</w:t>
-      </w:r>
-      <w:r>
-        <w:rPr>
-          <w:rFonts w:ascii="Arial" w:eastAsia="Times New Roman" w:hAnsi="Arial" w:cs="Arial"/>
+      </w:pPr>
+      <w:r>
+        <w:rPr>
+          <w:rFonts w:ascii="Arial" w:eastAsia="Times New Roman" w:hAnsi="Arial" w:cs="Arial"/>
+          <w:b/>
+          <w:bCs/>
           <w:color w:val="000000"/>
           <w:kern w:val="0"/>
           <w:sz w:val="22"/>
@@ -4963,11 +6010,16 @@
           <w:u w:val="single"/>
           <w14:ligatures w14:val="none"/>
         </w:rPr>
-        <w:t xml:space="preserve"> </w:t>
-      </w:r>
-      <w:r>
-        <w:rPr>
-          <w:rFonts w:ascii="Arial" w:eastAsia="Times New Roman" w:hAnsi="Arial" w:cs="Arial"/>
+        <w:t>BAG 11: Null Count Exception:</w:t>
+      </w:r>
+    </w:p>
+    <w:p>
+      <w:pPr>
+        <w:spacing w:after="0" w:line="240" w:lineRule="auto"/>
+        <w:rPr>
+          <w:rFonts w:ascii="Arial" w:eastAsia="Times New Roman" w:hAnsi="Arial" w:cs="Arial"/>
+          <w:b/>
+          <w:bCs/>
           <w:color w:val="000000"/>
           <w:kern w:val="0"/>
           <w:sz w:val="22"/>
@@ -4975,231 +6027,151 @@
           <w:u w:val="single"/>
           <w14:ligatures w14:val="none"/>
         </w:rPr>
-        <w:t>9: Multiset Union with Unequal Multiplicities:</w:t>
-      </w:r>
-    </w:p>
-    <w:p>
-      <w:pPr>
-        <w:spacing w:after="0" w:line="240" w:lineRule="auto"/>
-        <w:rPr>
-          <w:rFonts w:ascii="Times New Roman" w:eastAsia="Times New Roman" w:hAnsi="Times New Roman" w:cs="Times New Roman"/>
-          <w:color w:val="000000"/>
-          <w:kern w:val="0"/>
-          <w14:ligatures w14:val="none"/>
-        </w:rPr>
-      </w:pPr>
-    </w:p>
-    <w:p>
-      <w:pPr>
-        <w:spacing w:after="0" w:line="240" w:lineRule="auto"/>
-        <w:rPr>
-          <w:rFonts w:ascii="Times New Roman" w:eastAsia="Times New Roman" w:hAnsi="Times New Roman" w:cs="Times New Roman"/>
-          <w:color w:val="000000"/>
-          <w:kern w:val="0"/>
-          <w14:ligatures w14:val="none"/>
-        </w:rPr>
-      </w:pPr>
-      <w:r>
-        <w:rPr>
-          <w:rFonts w:ascii="Arial" w:eastAsia="Times New Roman" w:hAnsi="Arial" w:cs="Arial"/>
-          <w:color w:val="000000"/>
-          <w:kern w:val="0"/>
-          <w:sz w:val="22"/>
-          <w:szCs w:val="22"/>
-          <w14:ligatures w14:val="none"/>
-        </w:rPr>
-        <w:t xml:space="preserve">Operation: Multiset A </w:t>
-      </w:r>
-      <w:r>
-        <w:rPr>
-          <w:rFonts w:ascii="Cambria Math" w:eastAsia="Times New Roman" w:hAnsi="Cambria Math" w:cs="Cambria Math"/>
-          <w:color w:val="000000"/>
-          <w:kern w:val="0"/>
-          <w:sz w:val="22"/>
-          <w:szCs w:val="22"/>
-          <w14:ligatures w14:val="none"/>
-        </w:rPr>
-        <w:t>∪</w:t>
-      </w:r>
-      <w:r>
-        <w:rPr>
-          <w:rFonts w:ascii="Arial" w:eastAsia="Times New Roman" w:hAnsi="Arial" w:cs="Arial"/>
-          <w:color w:val="000000"/>
-          <w:kern w:val="0"/>
-          <w:sz w:val="22"/>
-          <w:szCs w:val="22"/>
-          <w14:ligatures w14:val="none"/>
-        </w:rPr>
-        <w:t xml:space="preserve"> B</w:t>
-      </w:r>
-    </w:p>
-    <w:p>
-      <w:pPr>
-        <w:spacing w:after="0" w:line="240" w:lineRule="auto"/>
-        <w:rPr>
-          <w:rFonts w:ascii="Times New Roman" w:eastAsia="Times New Roman" w:hAnsi="Times New Roman" w:cs="Times New Roman"/>
-          <w:color w:val="000000"/>
-          <w:kern w:val="0"/>
-          <w14:ligatures w14:val="none"/>
-        </w:rPr>
-      </w:pPr>
-    </w:p>
-    <w:p>
-      <w:pPr>
-        <w:spacing w:after="0" w:line="240" w:lineRule="auto"/>
-        <w:rPr>
-          <w:rFonts w:ascii="Times New Roman" w:eastAsia="Times New Roman" w:hAnsi="Times New Roman" w:cs="Times New Roman"/>
-          <w:color w:val="000000"/>
-          <w:kern w:val="0"/>
-          <w14:ligatures w14:val="none"/>
-        </w:rPr>
-      </w:pPr>
-      <w:r>
-        <w:rPr>
-          <w:rFonts w:ascii="Arial" w:eastAsia="Times New Roman" w:hAnsi="Arial" w:cs="Arial"/>
-          <w:color w:val="000000"/>
-          <w:kern w:val="0"/>
-          <w:sz w:val="22"/>
-          <w:szCs w:val="22"/>
-          <w14:ligatures w14:val="none"/>
-        </w:rPr>
-        <w:t>Input A: [2, 0, 0, 0, 0, 0, 0, 0, 0, 0, 0, 0]</w:t>
-      </w:r>
-    </w:p>
-    <w:p>
-      <w:pPr>
-        <w:spacing w:after="0" w:line="240" w:lineRule="auto"/>
-        <w:rPr>
-          <w:rFonts w:ascii="Times New Roman" w:eastAsia="Times New Roman" w:hAnsi="Times New Roman" w:cs="Times New Roman"/>
-          <w:color w:val="000000"/>
-          <w:kern w:val="0"/>
-          <w14:ligatures w14:val="none"/>
-        </w:rPr>
-      </w:pPr>
-      <w:r>
-        <w:rPr>
-          <w:rFonts w:ascii="Arial" w:eastAsia="Times New Roman" w:hAnsi="Arial" w:cs="Arial"/>
-          <w:color w:val="000000"/>
-          <w:kern w:val="0"/>
-          <w:sz w:val="22"/>
-          <w:szCs w:val="22"/>
-          <w14:ligatures w14:val="none"/>
-        </w:rPr>
-        <w:t>Input B: [5, 0, 0, 0, 0, 0, 0, 0, 0, 0, 0, 0]</w:t>
-      </w:r>
-    </w:p>
-    <w:p>
-      <w:pPr>
-        <w:spacing w:after="0" w:line="240" w:lineRule="auto"/>
-        <w:rPr>
-          <w:rFonts w:ascii="Times New Roman" w:eastAsia="Times New Roman" w:hAnsi="Times New Roman" w:cs="Times New Roman"/>
-          <w:color w:val="000000"/>
-          <w:kern w:val="0"/>
-          <w14:ligatures w14:val="none"/>
-        </w:rPr>
-      </w:pPr>
-    </w:p>
-    <w:p>
-      <w:pPr>
-        <w:spacing w:after="0" w:line="240" w:lineRule="auto"/>
-        <w:rPr>
-          <w:rFonts w:ascii="Times New Roman" w:eastAsia="Times New Roman" w:hAnsi="Times New Roman" w:cs="Times New Roman"/>
-          <w:color w:val="000000"/>
-          <w:kern w:val="0"/>
-          <w14:ligatures w14:val="none"/>
-        </w:rPr>
-      </w:pPr>
-      <w:r>
-        <w:rPr>
-          <w:rFonts w:ascii="Arial" w:eastAsia="Times New Roman" w:hAnsi="Arial" w:cs="Arial"/>
-          <w:color w:val="000000"/>
-          <w:kern w:val="0"/>
-          <w:sz w:val="22"/>
-          <w:szCs w:val="22"/>
-          <w14:ligatures w14:val="none"/>
-        </w:rPr>
-        <w:t>Expected count array: [5, 0, 0, 0, 0, 0, 0, 0, 0, 0, 0, 0]</w:t>
-      </w:r>
-    </w:p>
-    <w:p>
-      <w:pPr>
-        <w:spacing w:after="0" w:line="240" w:lineRule="auto"/>
-        <w:rPr>
-          <w:rFonts w:ascii="Times New Roman" w:eastAsia="Times New Roman" w:hAnsi="Times New Roman" w:cs="Times New Roman"/>
-          <w:color w:val="000000"/>
-          <w:kern w:val="0"/>
-          <w14:ligatures w14:val="none"/>
-        </w:rPr>
-      </w:pPr>
-      <w:r>
-        <w:rPr>
-          <w:rFonts w:ascii="Arial" w:eastAsia="Times New Roman" w:hAnsi="Arial" w:cs="Arial"/>
-          <w:color w:val="000000"/>
-          <w:kern w:val="0"/>
-          <w:sz w:val="22"/>
-          <w:szCs w:val="22"/>
-          <w14:ligatures w14:val="none"/>
-        </w:rPr>
-        <w:t>Expected integer listing: {1×5}</w:t>
-      </w:r>
-    </w:p>
-    <w:p>
-      <w:pPr>
-        <w:spacing w:after="0" w:line="240" w:lineRule="auto"/>
-        <w:rPr>
-          <w:rFonts w:ascii="Times New Roman" w:eastAsia="Times New Roman" w:hAnsi="Times New Roman" w:cs="Times New Roman"/>
-          <w:color w:val="000000"/>
-          <w:kern w:val="0"/>
-          <w14:ligatures w14:val="none"/>
-        </w:rPr>
-      </w:pPr>
-    </w:p>
-    <w:p>
-      <w:pPr>
-        <w:spacing w:after="0" w:line="240" w:lineRule="auto"/>
-        <w:rPr>
-          <w:rFonts w:ascii="Times New Roman" w:eastAsia="Times New Roman" w:hAnsi="Times New Roman" w:cs="Times New Roman"/>
-          <w:color w:val="000000"/>
-          <w:kern w:val="0"/>
-          <w14:ligatures w14:val="none"/>
-        </w:rPr>
-      </w:pPr>
-      <w:r>
-        <w:rPr>
-          <w:rFonts w:ascii="Arial" w:eastAsia="Times New Roman" w:hAnsi="Arial" w:cs="Arial"/>
-          <w:color w:val="000000"/>
-          <w:kern w:val="0"/>
-          <w:sz w:val="22"/>
-          <w:szCs w:val="22"/>
-          <w14:ligatures w14:val="none"/>
-        </w:rPr>
-        <w:t>Validation: The union must use the larger multiplicity, which is five copies of integer 1.</w:t>
-      </w:r>
-    </w:p>
-    <w:p>
-      <w:pPr>
-        <w:spacing w:after="240" w:line="240" w:lineRule="auto"/>
-        <w:rPr>
-          <w:rFonts w:ascii="Times New Roman" w:eastAsia="Times New Roman" w:hAnsi="Times New Roman" w:cs="Times New Roman"/>
-          <w:color w:val="000000"/>
-          <w:kern w:val="0"/>
-          <w14:ligatures w14:val="none"/>
-        </w:rPr>
-      </w:pPr>
-    </w:p>
-    <w:p>
-      <w:pPr>
-        <w:spacing w:after="0" w:line="240" w:lineRule="auto"/>
-        <w:rPr>
-          <w:rFonts w:ascii="Times New Roman" w:eastAsia="Times New Roman" w:hAnsi="Times New Roman" w:cs="Times New Roman"/>
-          <w:color w:val="000000"/>
-          <w:kern w:val="0"/>
-          <w14:ligatures w14:val="none"/>
-        </w:rPr>
-      </w:pPr>
-      <w:r>
-        <w:rPr>
-          <w:rFonts w:ascii="Arial" w:eastAsia="Times New Roman" w:hAnsi="Arial" w:cs="Arial"/>
+      </w:pPr>
+    </w:p>
+    <w:p>
+      <w:pPr>
+        <w:spacing w:after="0" w:line="240" w:lineRule="auto"/>
+        <w:rPr>
+          <w:rFonts w:ascii="Arial" w:eastAsia="Times New Roman" w:hAnsi="Arial" w:cs="Arial"/>
+          <w:color w:val="000000"/>
+          <w:kern w:val="0"/>
+          <w:sz w:val="22"/>
+          <w:szCs w:val="22"/>
+          <w14:ligatures w14:val="none"/>
+        </w:rPr>
+      </w:pPr>
+      <w:r>
+        <w:rPr>
+          <w:rFonts w:ascii="Arial" w:eastAsia="Times New Roman" w:hAnsi="Arial" w:cs="Arial"/>
+          <w:color w:val="000000"/>
+          <w:kern w:val="0"/>
+          <w:sz w:val="22"/>
+          <w:szCs w:val="22"/>
+          <w14:ligatures w14:val="none"/>
+        </w:rPr>
+        <w:t xml:space="preserve">Operation: </w:t>
+      </w:r>
+      <w:r>
+        <w:rPr>
+          <w:rFonts w:ascii="Arial" w:eastAsia="Times New Roman" w:hAnsi="Arial" w:cs="Arial"/>
+          <w:color w:val="000000"/>
+          <w:kern w:val="0"/>
+          <w:sz w:val="22"/>
+          <w:szCs w:val="22"/>
+          <w14:ligatures w14:val="none"/>
+        </w:rPr>
+        <w:t>Multiset Creation</w:t>
+      </w:r>
+    </w:p>
+    <w:p>
+      <w:pPr>
+        <w:spacing w:after="0" w:line="240" w:lineRule="auto"/>
+        <w:rPr>
+          <w:rFonts w:ascii="Arial" w:eastAsia="Times New Roman" w:hAnsi="Arial" w:cs="Arial"/>
+          <w:color w:val="000000"/>
+          <w:kern w:val="0"/>
+          <w:sz w:val="22"/>
+          <w:szCs w:val="22"/>
+          <w14:ligatures w14:val="none"/>
+        </w:rPr>
+      </w:pPr>
+    </w:p>
+    <w:p>
+      <w:pPr>
+        <w:spacing w:after="0" w:line="240" w:lineRule="auto"/>
+        <w:rPr>
+          <w:rFonts w:ascii="Times New Roman" w:eastAsia="Times New Roman" w:hAnsi="Times New Roman" w:cs="Times New Roman"/>
+          <w:color w:val="000000"/>
+          <w:kern w:val="0"/>
+          <w14:ligatures w14:val="none"/>
+        </w:rPr>
+      </w:pPr>
+      <w:r>
+        <w:rPr>
+          <w:rFonts w:ascii="Arial" w:eastAsia="Times New Roman" w:hAnsi="Arial" w:cs="Arial"/>
+          <w:color w:val="000000"/>
+          <w:kern w:val="0"/>
+          <w:sz w:val="22"/>
+          <w:szCs w:val="22"/>
+          <w14:ligatures w14:val="none"/>
+        </w:rPr>
+        <w:t xml:space="preserve">Input </w:t>
+      </w:r>
+      <w:r>
+        <w:rPr>
+          <w:rFonts w:ascii="Arial" w:eastAsia="Times New Roman" w:hAnsi="Arial" w:cs="Arial"/>
+          <w:color w:val="000000"/>
+          <w:kern w:val="0"/>
+          <w:sz w:val="22"/>
+          <w:szCs w:val="22"/>
+          <w14:ligatures w14:val="none"/>
+        </w:rPr>
+        <w:t>Counts</w:t>
+      </w:r>
+      <w:r>
+        <w:rPr>
+          <w:rFonts w:ascii="Arial" w:eastAsia="Times New Roman" w:hAnsi="Arial" w:cs="Arial"/>
+          <w:color w:val="000000"/>
+          <w:kern w:val="0"/>
+          <w:sz w:val="22"/>
+          <w:szCs w:val="22"/>
+          <w14:ligatures w14:val="none"/>
+        </w:rPr>
+        <w:t xml:space="preserve">: </w:t>
+      </w:r>
+      <w:r>
+        <w:rPr>
+          <w:rFonts w:ascii="Arial" w:eastAsia="Times New Roman" w:hAnsi="Arial" w:cs="Arial"/>
+          <w:color w:val="000000"/>
+          <w:kern w:val="0"/>
+          <w:sz w:val="22"/>
+          <w:szCs w:val="22"/>
+          <w14:ligatures w14:val="none"/>
+        </w:rPr>
+        <w:t>null</w:t>
+      </w:r>
+    </w:p>
+    <w:p>
+      <w:pPr>
+        <w:spacing w:after="0" w:line="240" w:lineRule="auto"/>
+        <w:rPr>
+          <w:rFonts w:ascii="Times New Roman" w:eastAsia="Times New Roman" w:hAnsi="Times New Roman" w:cs="Times New Roman"/>
+          <w:color w:val="000000"/>
+          <w:kern w:val="0"/>
+          <w14:ligatures w14:val="none"/>
+        </w:rPr>
+      </w:pPr>
+    </w:p>
+    <w:p>
+      <w:pPr>
+        <w:spacing w:after="0" w:line="240" w:lineRule="auto"/>
+        <w:rPr>
+          <w:rFonts w:ascii="Times New Roman" w:eastAsia="Times New Roman" w:hAnsi="Times New Roman" w:cs="Times New Roman"/>
+          <w:color w:val="000000"/>
+          <w:kern w:val="0"/>
+          <w14:ligatures w14:val="none"/>
+        </w:rPr>
+      </w:pPr>
+      <w:r>
+        <w:rPr>
+          <w:rFonts w:ascii="Arial" w:eastAsia="Times New Roman" w:hAnsi="Arial" w:cs="Arial"/>
+          <w:color w:val="000000"/>
+          <w:kern w:val="0"/>
+          <w:sz w:val="22"/>
+          <w:szCs w:val="22"/>
+          <w14:ligatures w14:val="none"/>
+        </w:rPr>
+        <w:t>Expected: IllegalArgumentException</w:t>
+      </w:r>
+    </w:p>
+    <w:p>
+      <w:pPr>
+        <w:spacing w:after="0" w:line="240" w:lineRule="auto"/>
+        <w:rPr>
+          <w:rFonts w:ascii="Arial" w:eastAsia="Times New Roman" w:hAnsi="Arial" w:cs="Arial"/>
+          <w:b/>
+          <w:bCs/>
           <w:color w:val="000000"/>
           <w:kern w:val="0"/>
           <w:sz w:val="22"/>
@@ -5207,11 +6179,52 @@
           <w:u w:val="single"/>
           <w14:ligatures w14:val="none"/>
         </w:rPr>
-        <w:t>BAG</w:t>
-      </w:r>
-      <w:r>
-        <w:rPr>
-          <w:rFonts w:ascii="Arial" w:eastAsia="Times New Roman" w:hAnsi="Arial" w:cs="Arial"/>
+      </w:pPr>
+    </w:p>
+    <w:p>
+      <w:pPr>
+        <w:spacing w:after="0" w:line="240" w:lineRule="auto"/>
+        <w:rPr>
+          <w:rFonts w:ascii="Arial" w:eastAsia="Times New Roman" w:hAnsi="Arial" w:cs="Arial"/>
+          <w:color w:val="000000"/>
+          <w:kern w:val="0"/>
+          <w:sz w:val="22"/>
+          <w:szCs w:val="22"/>
+          <w14:ligatures w14:val="none"/>
+        </w:rPr>
+      </w:pPr>
+      <w:r>
+        <w:rPr>
+          <w:rFonts w:ascii="Arial" w:eastAsia="Times New Roman" w:hAnsi="Arial" w:cs="Arial"/>
+          <w:color w:val="000000"/>
+          <w:kern w:val="0"/>
+          <w:sz w:val="22"/>
+          <w:szCs w:val="22"/>
+          <w14:ligatures w14:val="none"/>
+        </w:rPr>
+        <w:t>Validation: Must throw an Illegal Argument Exception when Counts array of multiplicities is empty.</w:t>
+      </w:r>
+    </w:p>
+    <w:p>
+      <w:pPr>
+        <w:spacing w:after="0" w:line="240" w:lineRule="auto"/>
+        <w:rPr>
+          <w:rFonts w:ascii="Arial" w:eastAsia="Times New Roman" w:hAnsi="Arial" w:cs="Arial"/>
+          <w:color w:val="000000"/>
+          <w:kern w:val="0"/>
+          <w:sz w:val="22"/>
+          <w:szCs w:val="22"/>
+          <w14:ligatures w14:val="none"/>
+        </w:rPr>
+      </w:pPr>
+    </w:p>
+    <w:p>
+      <w:pPr>
+        <w:spacing w:after="0" w:line="240" w:lineRule="auto"/>
+        <w:rPr>
+          <w:rFonts w:ascii="Arial" w:eastAsia="Times New Roman" w:hAnsi="Arial" w:cs="Arial"/>
+          <w:b/>
+          <w:bCs/>
           <w:color w:val="000000"/>
           <w:kern w:val="0"/>
           <w:sz w:val="22"/>
@@ -5219,11 +6232,12 @@
           <w:u w:val="single"/>
           <w14:ligatures w14:val="none"/>
         </w:rPr>
-        <w:t xml:space="preserve"> </w:t>
-      </w:r>
-      <w:r>
-        <w:rPr>
-          <w:rFonts w:ascii="Arial" w:eastAsia="Times New Roman" w:hAnsi="Arial" w:cs="Arial"/>
+      </w:pPr>
+      <w:r>
+        <w:rPr>
+          <w:rFonts w:ascii="Arial" w:eastAsia="Times New Roman" w:hAnsi="Arial" w:cs="Arial"/>
+          <w:b/>
+          <w:bCs/>
           <w:color w:val="000000"/>
           <w:kern w:val="0"/>
           <w:sz w:val="22"/>
@@ -5231,209 +6245,16 @@
           <w:u w:val="single"/>
           <w14:ligatures w14:val="none"/>
         </w:rPr>
-        <w:t>10: Multiset Intersection with Unequal Multiplicities:</w:t>
-      </w:r>
-    </w:p>
-    <w:p>
-      <w:pPr>
-        <w:spacing w:after="0" w:line="240" w:lineRule="auto"/>
-        <w:rPr>
-          <w:rFonts w:ascii="Times New Roman" w:eastAsia="Times New Roman" w:hAnsi="Times New Roman" w:cs="Times New Roman"/>
-          <w:color w:val="000000"/>
-          <w:kern w:val="0"/>
-          <w14:ligatures w14:val="none"/>
-        </w:rPr>
-      </w:pPr>
-    </w:p>
-    <w:p>
-      <w:pPr>
-        <w:spacing w:after="0" w:line="240" w:lineRule="auto"/>
-        <w:rPr>
-          <w:rFonts w:ascii="Times New Roman" w:eastAsia="Times New Roman" w:hAnsi="Times New Roman" w:cs="Times New Roman"/>
-          <w:color w:val="000000"/>
-          <w:kern w:val="0"/>
-          <w14:ligatures w14:val="none"/>
-        </w:rPr>
-      </w:pPr>
-      <w:r>
-        <w:rPr>
-          <w:rFonts w:ascii="Arial" w:eastAsia="Times New Roman" w:hAnsi="Arial" w:cs="Arial"/>
-          <w:color w:val="000000"/>
-          <w:kern w:val="0"/>
-          <w:sz w:val="22"/>
-          <w:szCs w:val="22"/>
-          <w14:ligatures w14:val="none"/>
-        </w:rPr>
-        <w:t>Operation: Multiset A ∩ B</w:t>
-      </w:r>
-    </w:p>
-    <w:p>
-      <w:pPr>
-        <w:spacing w:after="0" w:line="240" w:lineRule="auto"/>
-        <w:rPr>
-          <w:rFonts w:ascii="Times New Roman" w:eastAsia="Times New Roman" w:hAnsi="Times New Roman" w:cs="Times New Roman"/>
-          <w:color w:val="000000"/>
-          <w:kern w:val="0"/>
-          <w14:ligatures w14:val="none"/>
-        </w:rPr>
-      </w:pPr>
-    </w:p>
-    <w:p>
-      <w:pPr>
-        <w:spacing w:after="0" w:line="240" w:lineRule="auto"/>
-        <w:rPr>
-          <w:rFonts w:ascii="Times New Roman" w:eastAsia="Times New Roman" w:hAnsi="Times New Roman" w:cs="Times New Roman"/>
-          <w:color w:val="000000"/>
-          <w:kern w:val="0"/>
-          <w14:ligatures w14:val="none"/>
-        </w:rPr>
-      </w:pPr>
-      <w:r>
-        <w:rPr>
-          <w:rFonts w:ascii="Arial" w:eastAsia="Times New Roman" w:hAnsi="Arial" w:cs="Arial"/>
-          <w:color w:val="000000"/>
-          <w:kern w:val="0"/>
-          <w:sz w:val="22"/>
-          <w:szCs w:val="22"/>
-          <w14:ligatures w14:val="none"/>
-        </w:rPr>
-        <w:t>Input A: [2, 0, 0, 0, 0, 0, 0, 0, 0, 0, 0, 0]</w:t>
-      </w:r>
-    </w:p>
-    <w:p>
-      <w:pPr>
-        <w:spacing w:after="0" w:line="240" w:lineRule="auto"/>
-        <w:rPr>
-          <w:rFonts w:ascii="Times New Roman" w:eastAsia="Times New Roman" w:hAnsi="Times New Roman" w:cs="Times New Roman"/>
-          <w:color w:val="000000"/>
-          <w:kern w:val="0"/>
-          <w14:ligatures w14:val="none"/>
-        </w:rPr>
-      </w:pPr>
-      <w:r>
-        <w:rPr>
-          <w:rFonts w:ascii="Arial" w:eastAsia="Times New Roman" w:hAnsi="Arial" w:cs="Arial"/>
-          <w:color w:val="000000"/>
-          <w:kern w:val="0"/>
-          <w:sz w:val="22"/>
-          <w:szCs w:val="22"/>
-          <w14:ligatures w14:val="none"/>
-        </w:rPr>
-        <w:t>Input B: [5, 0, 0, 0, 0, 0, 0, 0, 0, 0, 0, 0]</w:t>
-      </w:r>
-    </w:p>
-    <w:p>
-      <w:pPr>
-        <w:spacing w:after="0" w:line="240" w:lineRule="auto"/>
-        <w:rPr>
-          <w:rFonts w:ascii="Times New Roman" w:eastAsia="Times New Roman" w:hAnsi="Times New Roman" w:cs="Times New Roman"/>
-          <w:color w:val="000000"/>
-          <w:kern w:val="0"/>
-          <w14:ligatures w14:val="none"/>
-        </w:rPr>
-      </w:pPr>
-    </w:p>
-    <w:p>
-      <w:pPr>
-        <w:spacing w:after="0" w:line="240" w:lineRule="auto"/>
-        <w:rPr>
-          <w:rFonts w:ascii="Times New Roman" w:eastAsia="Times New Roman" w:hAnsi="Times New Roman" w:cs="Times New Roman"/>
-          <w:color w:val="000000"/>
-          <w:kern w:val="0"/>
-          <w14:ligatures w14:val="none"/>
-        </w:rPr>
-      </w:pPr>
-      <w:r>
-        <w:rPr>
-          <w:rFonts w:ascii="Arial" w:eastAsia="Times New Roman" w:hAnsi="Arial" w:cs="Arial"/>
-          <w:color w:val="000000"/>
-          <w:kern w:val="0"/>
-          <w:sz w:val="22"/>
-          <w:szCs w:val="22"/>
-          <w14:ligatures w14:val="none"/>
-        </w:rPr>
-        <w:t>Expected count array: [2, 0, 0, 0, 0, 0, 0, 0, 0, 0, 0, 0]</w:t>
-      </w:r>
-    </w:p>
-    <w:p>
-      <w:pPr>
-        <w:spacing w:after="0" w:line="240" w:lineRule="auto"/>
-        <w:rPr>
-          <w:rFonts w:ascii="Times New Roman" w:eastAsia="Times New Roman" w:hAnsi="Times New Roman" w:cs="Times New Roman"/>
-          <w:color w:val="000000"/>
-          <w:kern w:val="0"/>
-          <w14:ligatures w14:val="none"/>
-        </w:rPr>
-      </w:pPr>
-      <w:r>
-        <w:rPr>
-          <w:rFonts w:ascii="Arial" w:eastAsia="Times New Roman" w:hAnsi="Arial" w:cs="Arial"/>
-          <w:color w:val="000000"/>
-          <w:kern w:val="0"/>
-          <w:sz w:val="22"/>
-          <w:szCs w:val="22"/>
-          <w14:ligatures w14:val="none"/>
-        </w:rPr>
-        <w:t>Expected integer listing: {1×2}</w:t>
-      </w:r>
-    </w:p>
-    <w:p>
-      <w:pPr>
-        <w:spacing w:after="0" w:line="240" w:lineRule="auto"/>
-        <w:rPr>
-          <w:rFonts w:ascii="Times New Roman" w:eastAsia="Times New Roman" w:hAnsi="Times New Roman" w:cs="Times New Roman"/>
-          <w:color w:val="000000"/>
-          <w:kern w:val="0"/>
-          <w14:ligatures w14:val="none"/>
-        </w:rPr>
-      </w:pPr>
-    </w:p>
-    <w:p>
-      <w:pPr>
-        <w:spacing w:after="0" w:line="240" w:lineRule="auto"/>
-        <w:rPr>
-          <w:rFonts w:ascii="Times New Roman" w:eastAsia="Times New Roman" w:hAnsi="Times New Roman" w:cs="Times New Roman"/>
-          <w:color w:val="000000"/>
-          <w:kern w:val="0"/>
-          <w14:ligatures w14:val="none"/>
-        </w:rPr>
-      </w:pPr>
-      <w:r>
-        <w:rPr>
-          <w:rFonts w:ascii="Arial" w:eastAsia="Times New Roman" w:hAnsi="Arial" w:cs="Arial"/>
-          <w:color w:val="000000"/>
-          <w:kern w:val="0"/>
-          <w:sz w:val="22"/>
-          <w:szCs w:val="22"/>
-          <w14:ligatures w14:val="none"/>
-        </w:rPr>
-        <w:t>Validation: The intersection must use the smaller multiplicity, which is two copies of integer 1.</w:t>
-      </w:r>
-    </w:p>
-    <w:p>
-      <w:pPr>
-        <w:spacing w:after="0" w:line="240" w:lineRule="auto"/>
-        <w:rPr>
-          <w:rFonts w:ascii="Times New Roman" w:eastAsia="Times New Roman" w:hAnsi="Times New Roman" w:cs="Times New Roman"/>
-          <w:color w:val="000000"/>
-          <w:kern w:val="0"/>
-          <w14:ligatures w14:val="none"/>
-        </w:rPr>
-      </w:pPr>
-    </w:p>
-    <w:p>
-      <w:pPr>
-        <w:spacing w:after="0" w:line="240" w:lineRule="auto"/>
-        <w:rPr>
-          <w:rFonts w:ascii="Times New Roman" w:eastAsia="Times New Roman" w:hAnsi="Times New Roman" w:cs="Times New Roman"/>
-          <w:color w:val="000000"/>
-          <w:kern w:val="0"/>
-          <w14:ligatures w14:val="none"/>
-        </w:rPr>
-      </w:pPr>
-      <w:r>
-        <w:rPr>
-          <w:rFonts w:ascii="Arial" w:eastAsia="Times New Roman" w:hAnsi="Arial" w:cs="Arial"/>
+        <w:t>BAG 12: Element And Count Length Mismatch Exception:</w:t>
+      </w:r>
+    </w:p>
+    <w:p>
+      <w:pPr>
+        <w:spacing w:after="0" w:line="240" w:lineRule="auto"/>
+        <w:rPr>
+          <w:rFonts w:ascii="Arial" w:eastAsia="Times New Roman" w:hAnsi="Arial" w:cs="Arial"/>
+          <w:b/>
+          <w:bCs/>
           <w:color w:val="000000"/>
           <w:kern w:val="0"/>
           <w:sz w:val="22"/>
@@ -5441,11 +6262,188 @@
           <w:u w:val="single"/>
           <w14:ligatures w14:val="none"/>
         </w:rPr>
-        <w:t>BAG</w:t>
-      </w:r>
-      <w:r>
-        <w:rPr>
-          <w:rFonts w:ascii="Arial" w:eastAsia="Times New Roman" w:hAnsi="Arial" w:cs="Arial"/>
+      </w:pPr>
+    </w:p>
+    <w:p>
+      <w:pPr>
+        <w:spacing w:after="0" w:line="240" w:lineRule="auto"/>
+        <w:rPr>
+          <w:rFonts w:ascii="Arial" w:eastAsia="Times New Roman" w:hAnsi="Arial" w:cs="Arial"/>
+          <w:color w:val="000000"/>
+          <w:kern w:val="0"/>
+          <w:sz w:val="22"/>
+          <w:szCs w:val="22"/>
+          <w14:ligatures w14:val="none"/>
+        </w:rPr>
+      </w:pPr>
+      <w:r>
+        <w:rPr>
+          <w:rFonts w:ascii="Arial" w:eastAsia="Times New Roman" w:hAnsi="Arial" w:cs="Arial"/>
+          <w:color w:val="000000"/>
+          <w:kern w:val="0"/>
+          <w:sz w:val="22"/>
+          <w:szCs w:val="22"/>
+          <w14:ligatures w14:val="none"/>
+        </w:rPr>
+        <w:t xml:space="preserve">Operation: </w:t>
+      </w:r>
+      <w:r>
+        <w:rPr>
+          <w:rFonts w:ascii="Arial" w:eastAsia="Times New Roman" w:hAnsi="Arial" w:cs="Arial"/>
+          <w:color w:val="000000"/>
+          <w:kern w:val="0"/>
+          <w:sz w:val="22"/>
+          <w:szCs w:val="22"/>
+          <w14:ligatures w14:val="none"/>
+        </w:rPr>
+        <w:t>Multiset Creation</w:t>
+      </w:r>
+    </w:p>
+    <w:p>
+      <w:pPr>
+        <w:spacing w:after="0" w:line="240" w:lineRule="auto"/>
+        <w:rPr>
+          <w:rFonts w:ascii="Arial" w:eastAsia="Times New Roman" w:hAnsi="Arial" w:cs="Arial"/>
+          <w:color w:val="000000"/>
+          <w:kern w:val="0"/>
+          <w:sz w:val="22"/>
+          <w:szCs w:val="22"/>
+          <w14:ligatures w14:val="none"/>
+        </w:rPr>
+      </w:pPr>
+    </w:p>
+    <w:p>
+      <w:pPr>
+        <w:spacing w:after="0" w:line="240" w:lineRule="auto"/>
+        <w:rPr>
+          <w:rFonts w:ascii="Times New Roman" w:eastAsia="Times New Roman" w:hAnsi="Times New Roman" w:cs="Times New Roman"/>
+          <w:color w:val="000000"/>
+          <w:kern w:val="0"/>
+          <w14:ligatures w14:val="none"/>
+        </w:rPr>
+      </w:pPr>
+      <w:r>
+        <w:rPr>
+          <w:rFonts w:ascii="Arial" w:eastAsia="Times New Roman" w:hAnsi="Arial" w:cs="Arial"/>
+          <w:color w:val="000000"/>
+          <w:kern w:val="0"/>
+          <w:sz w:val="22"/>
+          <w:szCs w:val="22"/>
+          <w14:ligatures w14:val="none"/>
+        </w:rPr>
+        <w:t xml:space="preserve">Input </w:t>
+      </w:r>
+      <w:r>
+        <w:rPr>
+          <w:rFonts w:ascii="Arial" w:eastAsia="Times New Roman" w:hAnsi="Arial" w:cs="Arial"/>
+          <w:color w:val="000000"/>
+          <w:kern w:val="0"/>
+          <w:sz w:val="22"/>
+          <w:szCs w:val="22"/>
+          <w14:ligatures w14:val="none"/>
+        </w:rPr>
+        <w:t>Counts</w:t>
+      </w:r>
+      <w:r>
+        <w:rPr>
+          <w:rFonts w:ascii="Arial" w:eastAsia="Times New Roman" w:hAnsi="Arial" w:cs="Arial"/>
+          <w:color w:val="000000"/>
+          <w:kern w:val="0"/>
+          <w:sz w:val="22"/>
+          <w:szCs w:val="22"/>
+          <w14:ligatures w14:val="none"/>
+        </w:rPr>
+        <w:t>: [</w:t>
+      </w:r>
+      <w:proofErr w:type="gramStart"/>
+      <w:r>
+        <w:rPr>
+          <w:rFonts w:ascii="Arial" w:eastAsia="Times New Roman" w:hAnsi="Arial" w:cs="Arial"/>
+          <w:color w:val="000000"/>
+          <w:kern w:val="0"/>
+          <w:sz w:val="22"/>
+          <w:szCs w:val="22"/>
+          <w14:ligatures w14:val="none"/>
+        </w:rPr>
+        <w:t>2,</w:t>
+      </w:r>
+      <w:proofErr w:type="gramEnd"/>
+      <w:r>
+        <w:rPr>
+          <w:rFonts w:ascii="Arial" w:eastAsia="Times New Roman" w:hAnsi="Arial" w:cs="Arial"/>
+          <w:color w:val="000000"/>
+          <w:kern w:val="0"/>
+          <w:sz w:val="22"/>
+          <w:szCs w:val="22"/>
+          <w14:ligatures w14:val="none"/>
+        </w:rPr>
+        <w:t xml:space="preserve"> 0, 0, 0, 0, 0, 0, 0, 0, 0, 0, 0</w:t>
+      </w:r>
+      <w:r>
+        <w:rPr>
+          <w:rFonts w:ascii="Arial" w:eastAsia="Times New Roman" w:hAnsi="Arial" w:cs="Arial"/>
+          <w:color w:val="000000"/>
+          <w:kern w:val="0"/>
+          <w:sz w:val="22"/>
+          <w:szCs w:val="22"/>
+          <w14:ligatures w14:val="none"/>
+        </w:rPr>
+        <w:t>, 0</w:t>
+      </w:r>
+      <w:r>
+        <w:rPr>
+          <w:rFonts w:ascii="Arial" w:eastAsia="Times New Roman" w:hAnsi="Arial" w:cs="Arial"/>
+          <w:color w:val="000000"/>
+          <w:kern w:val="0"/>
+          <w:sz w:val="22"/>
+          <w:szCs w:val="22"/>
+          <w14:ligatures w14:val="none"/>
+        </w:rPr>
+        <w:t>]</w:t>
+      </w:r>
+    </w:p>
+    <w:p>
+      <w:pPr>
+        <w:spacing w:after="0" w:line="240" w:lineRule="auto"/>
+        <w:rPr>
+          <w:rFonts w:ascii="Arial" w:eastAsia="Times New Roman" w:hAnsi="Arial" w:cs="Arial"/>
+          <w:color w:val="000000"/>
+          <w:kern w:val="0"/>
+          <w:sz w:val="22"/>
+          <w:szCs w:val="22"/>
+          <w14:ligatures w14:val="none"/>
+        </w:rPr>
+      </w:pPr>
+    </w:p>
+    <w:p>
+      <w:pPr>
+        <w:spacing w:after="0" w:line="240" w:lineRule="auto"/>
+        <w:rPr>
+          <w:rFonts w:ascii="Times New Roman" w:eastAsia="Times New Roman" w:hAnsi="Times New Roman" w:cs="Times New Roman"/>
+          <w:color w:val="000000"/>
+          <w:kern w:val="0"/>
+          <w14:ligatures w14:val="none"/>
+        </w:rPr>
+      </w:pPr>
+      <w:r>
+        <w:rPr>
+          <w:rFonts w:ascii="Arial" w:eastAsia="Times New Roman" w:hAnsi="Arial" w:cs="Arial"/>
+          <w:color w:val="000000"/>
+          <w:kern w:val="0"/>
+          <w:sz w:val="22"/>
+          <w:szCs w:val="22"/>
+          <w14:ligatures w14:val="none"/>
+        </w:rPr>
+        <w:t>Expected: IllegalArgumentException</w:t>
+      </w:r>
+    </w:p>
+    <w:p>
+      <w:pPr>
+        <w:spacing w:after="0" w:line="240" w:lineRule="auto"/>
+        <w:rPr>
+          <w:rFonts w:ascii="Arial" w:eastAsia="Times New Roman" w:hAnsi="Arial" w:cs="Arial"/>
+          <w:b/>
+          <w:bCs/>
           <w:color w:val="000000"/>
           <w:kern w:val="0"/>
           <w:sz w:val="22"/>
@@ -5453,11 +6451,52 @@
           <w:u w:val="single"/>
           <w14:ligatures w14:val="none"/>
         </w:rPr>
-        <w:t xml:space="preserve"> 1</w:t>
-      </w:r>
-      <w:r>
-        <w:rPr>
-          <w:rFonts w:ascii="Arial" w:eastAsia="Times New Roman" w:hAnsi="Arial" w:cs="Arial"/>
+      </w:pPr>
+    </w:p>
+    <w:p>
+      <w:pPr>
+        <w:spacing w:after="0" w:line="240" w:lineRule="auto"/>
+        <w:rPr>
+          <w:rFonts w:ascii="Arial" w:eastAsia="Times New Roman" w:hAnsi="Arial" w:cs="Arial"/>
+          <w:color w:val="000000"/>
+          <w:kern w:val="0"/>
+          <w:sz w:val="22"/>
+          <w:szCs w:val="22"/>
+          <w14:ligatures w14:val="none"/>
+        </w:rPr>
+      </w:pPr>
+      <w:r>
+        <w:rPr>
+          <w:rFonts w:ascii="Arial" w:eastAsia="Times New Roman" w:hAnsi="Arial" w:cs="Arial"/>
+          <w:color w:val="000000"/>
+          <w:kern w:val="0"/>
+          <w:sz w:val="22"/>
+          <w:szCs w:val="22"/>
+          <w14:ligatures w14:val="none"/>
+        </w:rPr>
+        <w:t>Validation: Must throw an Illegal Argument Exception when Universe elements and Counts array of multiplicities are not equal.</w:t>
+      </w:r>
+    </w:p>
+    <w:p>
+      <w:pPr>
+        <w:spacing w:after="0" w:line="240" w:lineRule="auto"/>
+        <w:rPr>
+          <w:rFonts w:ascii="Arial" w:eastAsia="Times New Roman" w:hAnsi="Arial" w:cs="Arial"/>
+          <w:color w:val="000000"/>
+          <w:kern w:val="0"/>
+          <w:sz w:val="22"/>
+          <w:szCs w:val="22"/>
+          <w14:ligatures w14:val="none"/>
+        </w:rPr>
+      </w:pPr>
+    </w:p>
+    <w:p>
+      <w:pPr>
+        <w:spacing w:after="0" w:line="240" w:lineRule="auto"/>
+        <w:rPr>
+          <w:rFonts w:ascii="Arial" w:eastAsia="Times New Roman" w:hAnsi="Arial" w:cs="Arial"/>
+          <w:b/>
+          <w:bCs/>
           <w:color w:val="000000"/>
           <w:kern w:val="0"/>
           <w:sz w:val="22"/>
@@ -5465,210 +6504,12 @@
           <w:u w:val="single"/>
           <w14:ligatures w14:val="none"/>
         </w:rPr>
-        <w:t>1: Multiset Difference with a Negative Potential Result:</w:t>
-      </w:r>
-    </w:p>
-    <w:p>
-      <w:pPr>
-        <w:spacing w:after="0" w:line="240" w:lineRule="auto"/>
-        <w:rPr>
-          <w:rFonts w:ascii="Times New Roman" w:eastAsia="Times New Roman" w:hAnsi="Times New Roman" w:cs="Times New Roman"/>
-          <w:color w:val="000000"/>
-          <w:kern w:val="0"/>
-          <w14:ligatures w14:val="none"/>
-        </w:rPr>
-      </w:pPr>
-    </w:p>
-    <w:p>
-      <w:pPr>
-        <w:spacing w:after="0" w:line="240" w:lineRule="auto"/>
-        <w:rPr>
-          <w:rFonts w:ascii="Times New Roman" w:eastAsia="Times New Roman" w:hAnsi="Times New Roman" w:cs="Times New Roman"/>
-          <w:color w:val="000000"/>
-          <w:kern w:val="0"/>
-          <w14:ligatures w14:val="none"/>
-        </w:rPr>
-      </w:pPr>
-      <w:r>
-        <w:rPr>
-          <w:rFonts w:ascii="Arial" w:eastAsia="Times New Roman" w:hAnsi="Arial" w:cs="Arial"/>
-          <w:color w:val="000000"/>
-          <w:kern w:val="0"/>
-          <w:sz w:val="22"/>
-          <w:szCs w:val="22"/>
-          <w14:ligatures w14:val="none"/>
-        </w:rPr>
-        <w:lastRenderedPageBreak/>
-        <w:t>Operation: Multiset A − B</w:t>
-      </w:r>
-    </w:p>
-    <w:p>
-      <w:pPr>
-        <w:spacing w:after="0" w:line="240" w:lineRule="auto"/>
-        <w:rPr>
-          <w:rFonts w:ascii="Times New Roman" w:eastAsia="Times New Roman" w:hAnsi="Times New Roman" w:cs="Times New Roman"/>
-          <w:color w:val="000000"/>
-          <w:kern w:val="0"/>
-          <w14:ligatures w14:val="none"/>
-        </w:rPr>
-      </w:pPr>
-    </w:p>
-    <w:p>
-      <w:pPr>
-        <w:spacing w:after="0" w:line="240" w:lineRule="auto"/>
-        <w:rPr>
-          <w:rFonts w:ascii="Times New Roman" w:eastAsia="Times New Roman" w:hAnsi="Times New Roman" w:cs="Times New Roman"/>
-          <w:color w:val="000000"/>
-          <w:kern w:val="0"/>
-          <w14:ligatures w14:val="none"/>
-        </w:rPr>
-      </w:pPr>
-      <w:r>
-        <w:rPr>
-          <w:rFonts w:ascii="Arial" w:eastAsia="Times New Roman" w:hAnsi="Arial" w:cs="Arial"/>
-          <w:color w:val="000000"/>
-          <w:kern w:val="0"/>
-          <w:sz w:val="22"/>
-          <w:szCs w:val="22"/>
-          <w14:ligatures w14:val="none"/>
-        </w:rPr>
-        <w:t>Input A: [2, 0, 0, 0, 0, 0, 0, 0, 0, 0, 0, 0]</w:t>
-      </w:r>
-    </w:p>
-    <w:p>
-      <w:pPr>
-        <w:spacing w:after="0" w:line="240" w:lineRule="auto"/>
-        <w:rPr>
-          <w:rFonts w:ascii="Times New Roman" w:eastAsia="Times New Roman" w:hAnsi="Times New Roman" w:cs="Times New Roman"/>
-          <w:color w:val="000000"/>
-          <w:kern w:val="0"/>
-          <w14:ligatures w14:val="none"/>
-        </w:rPr>
-      </w:pPr>
-      <w:r>
-        <w:rPr>
-          <w:rFonts w:ascii="Arial" w:eastAsia="Times New Roman" w:hAnsi="Arial" w:cs="Arial"/>
-          <w:color w:val="000000"/>
-          <w:kern w:val="0"/>
-          <w:sz w:val="22"/>
-          <w:szCs w:val="22"/>
-          <w14:ligatures w14:val="none"/>
-        </w:rPr>
-        <w:t>Input B: [5, 0, 0, 0, 0, 0, 0, 0, 0, 0, 0, 0]</w:t>
-      </w:r>
-    </w:p>
-    <w:p>
-      <w:pPr>
-        <w:spacing w:after="0" w:line="240" w:lineRule="auto"/>
-        <w:rPr>
-          <w:rFonts w:ascii="Times New Roman" w:eastAsia="Times New Roman" w:hAnsi="Times New Roman" w:cs="Times New Roman"/>
-          <w:color w:val="000000"/>
-          <w:kern w:val="0"/>
-          <w14:ligatures w14:val="none"/>
-        </w:rPr>
-      </w:pPr>
-    </w:p>
-    <w:p>
-      <w:pPr>
-        <w:spacing w:after="0" w:line="240" w:lineRule="auto"/>
-        <w:rPr>
-          <w:rFonts w:ascii="Times New Roman" w:eastAsia="Times New Roman" w:hAnsi="Times New Roman" w:cs="Times New Roman"/>
-          <w:color w:val="000000"/>
-          <w:kern w:val="0"/>
-          <w14:ligatures w14:val="none"/>
-        </w:rPr>
-      </w:pPr>
-      <w:r>
-        <w:rPr>
-          <w:rFonts w:ascii="Arial" w:eastAsia="Times New Roman" w:hAnsi="Arial" w:cs="Arial"/>
-          <w:color w:val="000000"/>
-          <w:kern w:val="0"/>
-          <w:sz w:val="22"/>
-          <w:szCs w:val="22"/>
-          <w14:ligatures w14:val="none"/>
-        </w:rPr>
-        <w:t>Expected count array: [0, 0, 0, 0, 0, 0, 0, 0, 0, 0, 0, 0]</w:t>
-      </w:r>
-    </w:p>
-    <w:p>
-      <w:pPr>
-        <w:spacing w:after="0" w:line="240" w:lineRule="auto"/>
-        <w:rPr>
-          <w:rFonts w:ascii="Times New Roman" w:eastAsia="Times New Roman" w:hAnsi="Times New Roman" w:cs="Times New Roman"/>
-          <w:color w:val="000000"/>
-          <w:kern w:val="0"/>
-          <w14:ligatures w14:val="none"/>
-        </w:rPr>
-      </w:pPr>
-      <w:r>
-        <w:rPr>
-          <w:rFonts w:ascii="Arial" w:eastAsia="Times New Roman" w:hAnsi="Arial" w:cs="Arial"/>
-          <w:color w:val="000000"/>
-          <w:kern w:val="0"/>
-          <w:sz w:val="22"/>
-          <w:szCs w:val="22"/>
-          <w14:ligatures w14:val="none"/>
-        </w:rPr>
-        <w:t>Expected integer listing: {}</w:t>
-      </w:r>
-    </w:p>
-    <w:p>
-      <w:pPr>
-        <w:spacing w:after="0" w:line="240" w:lineRule="auto"/>
-        <w:rPr>
-          <w:rFonts w:ascii="Times New Roman" w:eastAsia="Times New Roman" w:hAnsi="Times New Roman" w:cs="Times New Roman"/>
-          <w:color w:val="000000"/>
-          <w:kern w:val="0"/>
-          <w14:ligatures w14:val="none"/>
-        </w:rPr>
-      </w:pPr>
-    </w:p>
-    <w:p>
-      <w:pPr>
-        <w:spacing w:after="0" w:line="240" w:lineRule="auto"/>
-        <w:rPr>
-          <w:rFonts w:ascii="Times New Roman" w:eastAsia="Times New Roman" w:hAnsi="Times New Roman" w:cs="Times New Roman"/>
-          <w:color w:val="000000"/>
-          <w:kern w:val="0"/>
-          <w14:ligatures w14:val="none"/>
-        </w:rPr>
-      </w:pPr>
-      <w:r>
-        <w:rPr>
-          <w:rFonts w:ascii="Arial" w:eastAsia="Times New Roman" w:hAnsi="Arial" w:cs="Arial"/>
-          <w:color w:val="000000"/>
-          <w:kern w:val="0"/>
-          <w:sz w:val="22"/>
-          <w:szCs w:val="22"/>
-          <w14:ligatures w14:val="none"/>
-        </w:rPr>
-        <w:t>Validation: Subtracting five copies from two copies must produce zero, not a negative multiplicity.</w:t>
-      </w:r>
-    </w:p>
-    <w:p>
-      <w:pPr>
-        <w:spacing w:after="0" w:line="240" w:lineRule="auto"/>
-        <w:rPr>
-          <w:rFonts w:ascii="Times New Roman" w:eastAsia="Times New Roman" w:hAnsi="Times New Roman" w:cs="Times New Roman"/>
-          <w:color w:val="000000"/>
-          <w:kern w:val="0"/>
-          <w14:ligatures w14:val="none"/>
-        </w:rPr>
-      </w:pPr>
-    </w:p>
-    <w:p>
-      <w:pPr>
-        <w:spacing w:after="0" w:line="240" w:lineRule="auto"/>
-        <w:rPr>
-          <w:rFonts w:ascii="Times New Roman" w:eastAsia="Times New Roman" w:hAnsi="Times New Roman" w:cs="Times New Roman"/>
-          <w:color w:val="000000"/>
-          <w:kern w:val="0"/>
-          <w14:ligatures w14:val="none"/>
-        </w:rPr>
-      </w:pPr>
-      <w:r>
-        <w:rPr>
-          <w:rFonts w:ascii="Arial" w:eastAsia="Times New Roman" w:hAnsi="Arial" w:cs="Arial"/>
+      </w:pPr>
+      <w:r>
+        <w:rPr>
+          <w:rFonts w:ascii="Arial" w:eastAsia="Times New Roman" w:hAnsi="Arial" w:cs="Arial"/>
+          <w:b/>
+          <w:bCs/>
           <w:color w:val="000000"/>
           <w:kern w:val="0"/>
           <w:sz w:val="22"/>
@@ -5676,204 +6517,213 @@
           <w:u w:val="single"/>
           <w14:ligatures w14:val="none"/>
         </w:rPr>
-        <w:t>BAG12: Multiset Sum with Unequal Multiplicities:</w:t>
-      </w:r>
-    </w:p>
-    <w:p>
-      <w:pPr>
-        <w:spacing w:after="0" w:line="240" w:lineRule="auto"/>
-        <w:rPr>
-          <w:rFonts w:ascii="Times New Roman" w:eastAsia="Times New Roman" w:hAnsi="Times New Roman" w:cs="Times New Roman"/>
-          <w:color w:val="000000"/>
-          <w:kern w:val="0"/>
-          <w14:ligatures w14:val="none"/>
-        </w:rPr>
-      </w:pPr>
-    </w:p>
-    <w:p>
-      <w:pPr>
-        <w:spacing w:after="0" w:line="240" w:lineRule="auto"/>
-        <w:rPr>
-          <w:rFonts w:ascii="Times New Roman" w:eastAsia="Times New Roman" w:hAnsi="Times New Roman" w:cs="Times New Roman"/>
-          <w:color w:val="000000"/>
-          <w:kern w:val="0"/>
-          <w14:ligatures w14:val="none"/>
-        </w:rPr>
-      </w:pPr>
-      <w:r>
-        <w:rPr>
-          <w:rFonts w:ascii="Arial" w:eastAsia="Times New Roman" w:hAnsi="Arial" w:cs="Arial"/>
-          <w:color w:val="000000"/>
-          <w:kern w:val="0"/>
-          <w:sz w:val="22"/>
-          <w:szCs w:val="22"/>
-          <w14:ligatures w14:val="none"/>
-        </w:rPr>
-        <w:t>Operation: Multiset A + B</w:t>
-      </w:r>
-    </w:p>
-    <w:p>
-      <w:pPr>
-        <w:spacing w:after="0" w:line="240" w:lineRule="auto"/>
-        <w:rPr>
-          <w:rFonts w:ascii="Times New Roman" w:eastAsia="Times New Roman" w:hAnsi="Times New Roman" w:cs="Times New Roman"/>
-          <w:color w:val="000000"/>
-          <w:kern w:val="0"/>
-          <w14:ligatures w14:val="none"/>
-        </w:rPr>
-      </w:pPr>
-    </w:p>
-    <w:p>
-      <w:pPr>
-        <w:spacing w:after="0" w:line="240" w:lineRule="auto"/>
-        <w:rPr>
-          <w:rFonts w:ascii="Times New Roman" w:eastAsia="Times New Roman" w:hAnsi="Times New Roman" w:cs="Times New Roman"/>
-          <w:color w:val="000000"/>
-          <w:kern w:val="0"/>
-          <w14:ligatures w14:val="none"/>
-        </w:rPr>
-      </w:pPr>
-      <w:r>
-        <w:rPr>
-          <w:rFonts w:ascii="Arial" w:eastAsia="Times New Roman" w:hAnsi="Arial" w:cs="Arial"/>
-          <w:color w:val="000000"/>
-          <w:kern w:val="0"/>
-          <w:sz w:val="22"/>
-          <w:szCs w:val="22"/>
-          <w14:ligatures w14:val="none"/>
-        </w:rPr>
-        <w:t>Input A: [2, 0, 0, 0, 0, 0, 0, 0, 0, 0, 0, 0]</w:t>
-      </w:r>
-    </w:p>
-    <w:p>
-      <w:pPr>
-        <w:spacing w:after="0" w:line="240" w:lineRule="auto"/>
-        <w:rPr>
-          <w:rFonts w:ascii="Times New Roman" w:eastAsia="Times New Roman" w:hAnsi="Times New Roman" w:cs="Times New Roman"/>
-          <w:color w:val="000000"/>
-          <w:kern w:val="0"/>
-          <w14:ligatures w14:val="none"/>
-        </w:rPr>
-      </w:pPr>
-      <w:r>
-        <w:rPr>
-          <w:rFonts w:ascii="Arial" w:eastAsia="Times New Roman" w:hAnsi="Arial" w:cs="Arial"/>
-          <w:color w:val="000000"/>
-          <w:kern w:val="0"/>
-          <w:sz w:val="22"/>
-          <w:szCs w:val="22"/>
-          <w14:ligatures w14:val="none"/>
-        </w:rPr>
-        <w:t>Input B: [5, 0, 0, 0, 0, 0, 0, 0, 0, 0, 0, 0]</w:t>
-      </w:r>
-    </w:p>
-    <w:p>
-      <w:pPr>
-        <w:spacing w:after="0" w:line="240" w:lineRule="auto"/>
-        <w:rPr>
-          <w:rFonts w:ascii="Times New Roman" w:eastAsia="Times New Roman" w:hAnsi="Times New Roman" w:cs="Times New Roman"/>
-          <w:color w:val="000000"/>
-          <w:kern w:val="0"/>
-          <w14:ligatures w14:val="none"/>
-        </w:rPr>
-      </w:pPr>
-    </w:p>
-    <w:p>
-      <w:pPr>
-        <w:spacing w:after="0" w:line="240" w:lineRule="auto"/>
-        <w:rPr>
-          <w:rFonts w:ascii="Times New Roman" w:eastAsia="Times New Roman" w:hAnsi="Times New Roman" w:cs="Times New Roman"/>
-          <w:color w:val="000000"/>
-          <w:kern w:val="0"/>
-          <w14:ligatures w14:val="none"/>
-        </w:rPr>
-      </w:pPr>
-      <w:r>
-        <w:rPr>
-          <w:rFonts w:ascii="Arial" w:eastAsia="Times New Roman" w:hAnsi="Arial" w:cs="Arial"/>
-          <w:color w:val="000000"/>
-          <w:kern w:val="0"/>
-          <w:sz w:val="22"/>
-          <w:szCs w:val="22"/>
-          <w14:ligatures w14:val="none"/>
-        </w:rPr>
-        <w:t>Expected count array: [7, 0, 0, 0, 0, 0, 0, 0, 0, 0, 0, 0]</w:t>
-      </w:r>
-    </w:p>
-    <w:p>
-      <w:pPr>
-        <w:spacing w:after="0" w:line="240" w:lineRule="auto"/>
-        <w:rPr>
-          <w:rFonts w:ascii="Times New Roman" w:eastAsia="Times New Roman" w:hAnsi="Times New Roman" w:cs="Times New Roman"/>
-          <w:color w:val="000000"/>
-          <w:kern w:val="0"/>
-          <w14:ligatures w14:val="none"/>
-        </w:rPr>
-      </w:pPr>
-      <w:r>
-        <w:rPr>
-          <w:rFonts w:ascii="Arial" w:eastAsia="Times New Roman" w:hAnsi="Arial" w:cs="Arial"/>
-          <w:color w:val="000000"/>
-          <w:kern w:val="0"/>
-          <w:sz w:val="22"/>
-          <w:szCs w:val="22"/>
-          <w14:ligatures w14:val="none"/>
-        </w:rPr>
-        <w:t>Expected integer listing: {1×7}</w:t>
-      </w:r>
-    </w:p>
-    <w:p>
-      <w:pPr>
-        <w:spacing w:after="0" w:line="240" w:lineRule="auto"/>
-        <w:rPr>
-          <w:rFonts w:ascii="Times New Roman" w:eastAsia="Times New Roman" w:hAnsi="Times New Roman" w:cs="Times New Roman"/>
-          <w:color w:val="000000"/>
-          <w:kern w:val="0"/>
-          <w14:ligatures w14:val="none"/>
-        </w:rPr>
-      </w:pPr>
-    </w:p>
-    <w:p>
-      <w:pPr>
-        <w:spacing w:after="0" w:line="240" w:lineRule="auto"/>
-        <w:rPr>
-          <w:rFonts w:ascii="Times New Roman" w:eastAsia="Times New Roman" w:hAnsi="Times New Roman" w:cs="Times New Roman"/>
-          <w:color w:val="000000"/>
-          <w:kern w:val="0"/>
-          <w14:ligatures w14:val="none"/>
-        </w:rPr>
-      </w:pPr>
-      <w:r>
-        <w:rPr>
-          <w:rFonts w:ascii="Arial" w:eastAsia="Times New Roman" w:hAnsi="Arial" w:cs="Arial"/>
-          <w:color w:val="000000"/>
-          <w:kern w:val="0"/>
-          <w:sz w:val="22"/>
-          <w:szCs w:val="22"/>
-          <w14:ligatures w14:val="none"/>
-        </w:rPr>
-        <w:t>Validation: The sum must add both multiplicities, producing seven copies of integer 1.</w:t>
-      </w:r>
-    </w:p>
-    <w:p>
-      <w:pPr>
-        <w:spacing w:after="240" w:line="240" w:lineRule="auto"/>
-        <w:rPr>
-          <w:rFonts w:ascii="Times New Roman" w:eastAsia="Times New Roman" w:hAnsi="Times New Roman" w:cs="Times New Roman"/>
-          <w:kern w:val="0"/>
-          <w14:ligatures w14:val="none"/>
-        </w:rPr>
-      </w:pPr>
-    </w:p>
-    <w:p>
-      <w:pPr>
-        <w:spacing w:after="0" w:line="240" w:lineRule="auto"/>
-        <w:rPr>
-          <w:rFonts w:ascii="Times New Roman" w:eastAsia="Times New Roman" w:hAnsi="Times New Roman" w:cs="Times New Roman"/>
-          <w:kern w:val="0"/>
-          <w14:ligatures w14:val="none"/>
-        </w:rPr>
-      </w:pPr>
+        <w:t>BAG 13: Negative Multiplicity Exception:</w:t>
+      </w:r>
+    </w:p>
+    <w:p>
+      <w:pPr>
+        <w:spacing w:after="0" w:line="240" w:lineRule="auto"/>
+        <w:rPr>
+          <w:rFonts w:ascii="Arial" w:eastAsia="Times New Roman" w:hAnsi="Arial" w:cs="Arial"/>
+          <w:b/>
+          <w:bCs/>
+          <w:color w:val="000000"/>
+          <w:kern w:val="0"/>
+          <w:sz w:val="22"/>
+          <w:szCs w:val="22"/>
+          <w:u w:val="single"/>
+          <w14:ligatures w14:val="none"/>
+        </w:rPr>
+      </w:pPr>
+    </w:p>
+    <w:p>
+      <w:pPr>
+        <w:spacing w:after="0" w:line="240" w:lineRule="auto"/>
+        <w:rPr>
+          <w:rFonts w:ascii="Arial" w:eastAsia="Times New Roman" w:hAnsi="Arial" w:cs="Arial"/>
+          <w:color w:val="000000"/>
+          <w:kern w:val="0"/>
+          <w:sz w:val="22"/>
+          <w:szCs w:val="22"/>
+          <w14:ligatures w14:val="none"/>
+        </w:rPr>
+      </w:pPr>
+      <w:r>
+        <w:rPr>
+          <w:rFonts w:ascii="Arial" w:eastAsia="Times New Roman" w:hAnsi="Arial" w:cs="Arial"/>
+          <w:color w:val="000000"/>
+          <w:kern w:val="0"/>
+          <w:sz w:val="22"/>
+          <w:szCs w:val="22"/>
+          <w14:ligatures w14:val="none"/>
+        </w:rPr>
+        <w:t>Operation:</w:t>
+      </w:r>
+      <w:r>
+        <w:rPr>
+          <w:rFonts w:ascii="Arial" w:eastAsia="Times New Roman" w:hAnsi="Arial" w:cs="Arial"/>
+          <w:color w:val="000000"/>
+          <w:kern w:val="0"/>
+          <w:sz w:val="22"/>
+          <w:szCs w:val="22"/>
+          <w14:ligatures w14:val="none"/>
+        </w:rPr>
+        <w:t xml:space="preserve"> Multiset Creation</w:t>
+      </w:r>
+    </w:p>
+    <w:p>
+      <w:pPr>
+        <w:spacing w:after="0" w:line="240" w:lineRule="auto"/>
+        <w:rPr>
+          <w:rFonts w:ascii="Arial" w:eastAsia="Times New Roman" w:hAnsi="Arial" w:cs="Arial"/>
+          <w:color w:val="000000"/>
+          <w:kern w:val="0"/>
+          <w:sz w:val="22"/>
+          <w:szCs w:val="22"/>
+          <w14:ligatures w14:val="none"/>
+        </w:rPr>
+      </w:pPr>
+    </w:p>
+    <w:p>
+      <w:pPr>
+        <w:spacing w:after="0" w:line="240" w:lineRule="auto"/>
+        <w:rPr>
+          <w:rFonts w:ascii="Times New Roman" w:eastAsia="Times New Roman" w:hAnsi="Times New Roman" w:cs="Times New Roman"/>
+          <w:color w:val="000000"/>
+          <w:kern w:val="0"/>
+          <w14:ligatures w14:val="none"/>
+        </w:rPr>
+      </w:pPr>
+      <w:r>
+        <w:rPr>
+          <w:rFonts w:ascii="Arial" w:eastAsia="Times New Roman" w:hAnsi="Arial" w:cs="Arial"/>
+          <w:color w:val="000000"/>
+          <w:kern w:val="0"/>
+          <w:sz w:val="22"/>
+          <w:szCs w:val="22"/>
+          <w14:ligatures w14:val="none"/>
+        </w:rPr>
+        <w:t>Input Counts</w:t>
+      </w:r>
+      <w:r>
+        <w:rPr>
+          <w:rFonts w:ascii="Arial" w:eastAsia="Times New Roman" w:hAnsi="Arial" w:cs="Arial"/>
+          <w:color w:val="000000"/>
+          <w:kern w:val="0"/>
+          <w:sz w:val="22"/>
+          <w:szCs w:val="22"/>
+          <w14:ligatures w14:val="none"/>
+        </w:rPr>
+        <w:t>: [</w:t>
+      </w:r>
+      <w:r>
+        <w:rPr>
+          <w:rFonts w:ascii="Arial" w:eastAsia="Times New Roman" w:hAnsi="Arial" w:cs="Arial"/>
+          <w:color w:val="000000"/>
+          <w:kern w:val="0"/>
+          <w:sz w:val="22"/>
+          <w:szCs w:val="22"/>
+          <w14:ligatures w14:val="none"/>
+        </w:rPr>
+        <w:t>-</w:t>
+      </w:r>
+      <w:proofErr w:type="gramStart"/>
+      <w:r>
+        <w:rPr>
+          <w:rFonts w:ascii="Arial" w:eastAsia="Times New Roman" w:hAnsi="Arial" w:cs="Arial"/>
+          <w:color w:val="000000"/>
+          <w:kern w:val="0"/>
+          <w:sz w:val="22"/>
+          <w:szCs w:val="22"/>
+          <w14:ligatures w14:val="none"/>
+        </w:rPr>
+        <w:t>2, 0</w:t>
+      </w:r>
+      <w:proofErr w:type="gramEnd"/>
+      <w:r>
+        <w:rPr>
+          <w:rFonts w:ascii="Arial" w:eastAsia="Times New Roman" w:hAnsi="Arial" w:cs="Arial"/>
+          <w:color w:val="000000"/>
+          <w:kern w:val="0"/>
+          <w:sz w:val="22"/>
+          <w:szCs w:val="22"/>
+          <w14:ligatures w14:val="none"/>
+        </w:rPr>
+        <w:t>, 0, 0, 0, 0, 0, 0, 0, 0, 0, 0]</w:t>
+      </w:r>
+    </w:p>
+    <w:p>
+      <w:pPr>
+        <w:spacing w:after="0" w:line="240" w:lineRule="auto"/>
+        <w:rPr>
+          <w:rFonts w:ascii="Times New Roman" w:eastAsia="Times New Roman" w:hAnsi="Times New Roman" w:cs="Times New Roman"/>
+          <w:color w:val="000000"/>
+          <w:kern w:val="0"/>
+          <w14:ligatures w14:val="none"/>
+        </w:rPr>
+      </w:pPr>
+    </w:p>
+    <w:p>
+      <w:pPr>
+        <w:spacing w:after="0" w:line="240" w:lineRule="auto"/>
+        <w:rPr>
+          <w:rFonts w:ascii="Times New Roman" w:eastAsia="Times New Roman" w:hAnsi="Times New Roman" w:cs="Times New Roman"/>
+          <w:color w:val="000000"/>
+          <w:kern w:val="0"/>
+          <w14:ligatures w14:val="none"/>
+        </w:rPr>
+      </w:pPr>
+      <w:r>
+        <w:rPr>
+          <w:rFonts w:ascii="Arial" w:eastAsia="Times New Roman" w:hAnsi="Arial" w:cs="Arial"/>
+          <w:color w:val="000000"/>
+          <w:kern w:val="0"/>
+          <w:sz w:val="22"/>
+          <w:szCs w:val="22"/>
+          <w14:ligatures w14:val="none"/>
+        </w:rPr>
+        <w:t>Expected: IllegalArgumentException</w:t>
+      </w:r>
+    </w:p>
+    <w:p>
+      <w:pPr>
+        <w:spacing w:after="0" w:line="240" w:lineRule="auto"/>
+        <w:rPr>
+          <w:rFonts w:ascii="Arial" w:eastAsia="Times New Roman" w:hAnsi="Arial" w:cs="Arial"/>
+          <w:b/>
+          <w:bCs/>
+          <w:color w:val="000000"/>
+          <w:kern w:val="0"/>
+          <w:sz w:val="22"/>
+          <w:szCs w:val="22"/>
+          <w:u w:val="single"/>
+          <w14:ligatures w14:val="none"/>
+        </w:rPr>
+      </w:pPr>
+    </w:p>
+    <w:p>
+      <w:pPr>
+        <w:spacing w:after="0" w:line="240" w:lineRule="auto"/>
+        <w:rPr>
+          <w:rFonts w:ascii="Arial" w:eastAsia="Times New Roman" w:hAnsi="Arial" w:cs="Arial"/>
+          <w:color w:val="000000"/>
+          <w:kern w:val="0"/>
+          <w:sz w:val="22"/>
+          <w:szCs w:val="22"/>
+          <w14:ligatures w14:val="none"/>
+        </w:rPr>
+      </w:pPr>
+      <w:r>
+        <w:rPr>
+          <w:rFonts w:ascii="Arial" w:eastAsia="Times New Roman" w:hAnsi="Arial" w:cs="Arial"/>
+          <w:color w:val="000000"/>
+          <w:kern w:val="0"/>
+          <w:sz w:val="22"/>
+          <w:szCs w:val="22"/>
+          <w14:ligatures w14:val="none"/>
+        </w:rPr>
+        <w:t>Validation: Must throw an Illegal Argument Exception when Counts array of multiplicities contains negative elements.</w:t>
+      </w:r>
     </w:p>
     <w:p>
       <w:pPr>
@@ -5895,7 +6745,7 @@
 </file>
 
 <file path=word/styles.xml><?xml version="1.0" encoding="utf-8"?>
-<w:styles xmlns:mc="http://schemas.openxmlformats.org/markup-compatibility/2006" xmlns:r="http://schemas.openxmlformats.org/officeDocument/2006/relationships" xmlns:w="http://schemas.openxmlformats.org/wordprocessingml/2006/main" xmlns:w14="http://schemas.microsoft.com/office/word/2010/wordml" xmlns:w15="http://schemas.microsoft.com/office/word/2012/wordml" xmlns:w16cex="http://schemas.microsoft.com/office/word/2018/wordml/cex" xmlns:w16cid="http://schemas.microsoft.com/office/word/2016/wordml/cid" xmlns:w16="http://schemas.microsoft.com/office/word/2018/wordml" xmlns:w16sdtdh="http://schemas.microsoft.com/office/word/2020/wordml/sdtdatahash" xmlns:w16sdtfl="http://schemas.microsoft.com/office/word/2024/wordml/sdtformatlock" xmlns:w16se="http://schemas.microsoft.com/office/word/2015/wordml/symex" xmlns:w16du="http://schemas.microsoft.com/office/word/2023/wordml/word16du" mc:Ignorable="w14 w15 w16se w16cid w16 w16cex w16sdtdh w16sdtfl w16du">
+<w:styles xmlns:mc="http://schemas.openxmlformats.org/markup-compatibility/2006" xmlns:r="http://schemas.openxmlformats.org/officeDocument/2006/relationships" xmlns:w="http://schemas.openxmlformats.org/wordprocessingml/2006/main" xmlns:w14="http://schemas.microsoft.com/office/word/2010/wordml" xmlns:w15="http://schemas.microsoft.com/office/word/2012/wordml" xmlns:w16cex="http://schemas.microsoft.com/office/word/2018/wordml/cex" xmlns:w16cid="http://schemas.microsoft.com/office/word/2016/wordml/cid" xmlns:w16="http://schemas.microsoft.com/office/word/2018/wordml" xmlns:w16du="http://schemas.microsoft.com/office/word/2023/wordml/word16du" xmlns:w16sdtdh="http://schemas.microsoft.com/office/word/2020/wordml/sdtdatahash" xmlns:w16sdtfl="http://schemas.microsoft.com/office/word/2024/wordml/sdtformatlock" xmlns:w16se="http://schemas.microsoft.com/office/word/2015/wordml/symex" mc:Ignorable="w14 w15 w16se w16cid w16 w16cex w16sdtdh w16sdtfl w16du">
   <w:docDefaults>
     <w:rPrDefault>
       <w:rPr>
